--- a/DSA-25054.docx
+++ b/DSA-25054.docx
@@ -1764,17 +1764,266 @@
           </w:p>
         </w:tc>
       </w:tr>
+      <w:tr>
+        <w:trPr>
+          <w:trHeight w:val="1833"/>
+        </w:trPr>
+        <w:tc>
+          <w:tcPr>
+            <w:tcW w:w="1641" w:type="dxa"/>
+          </w:tcPr>
+          <w:p>
+            <w:pPr>
+              <w:jc w:val="center"/>
+              <w:rPr>
+                <w:b/>
+                <w:sz w:val="28"/>
+                <w:szCs w:val="28"/>
+              </w:rPr>
+            </w:pPr>
+          </w:p>
+          <w:p>
+            <w:pPr>
+              <w:jc w:val="center"/>
+              <w:rPr>
+                <w:b/>
+                <w:sz w:val="28"/>
+                <w:szCs w:val="28"/>
+              </w:rPr>
+            </w:pPr>
+            <w:r>
+              <w:rPr>
+                <w:b/>
+                <w:sz w:val="28"/>
+                <w:szCs w:val="28"/>
+              </w:rPr>
+              <w:t>4</w:t>
+            </w:r>
+            <w:r>
+              <w:rPr>
+                <w:b/>
+                <w:sz w:val="28"/>
+                <w:szCs w:val="28"/>
+              </w:rPr>
+              <w:t>)</w:t>
+            </w:r>
+          </w:p>
+        </w:tc>
+        <w:tc>
+          <w:tcPr>
+            <w:tcW w:w="5365" w:type="dxa"/>
+          </w:tcPr>
+          <w:p>
+            <w:pPr>
+              <w:rPr>
+                <w:sz w:val="24"/>
+                <w:szCs w:val="24"/>
+              </w:rPr>
+            </w:pPr>
+            <w:r>
+              <w:rPr>
+                <w:sz w:val="24"/>
+                <w:szCs w:val="24"/>
+              </w:rPr>
+              <w:t>4A)Write a Python program to implement singly linked list</w:t>
+            </w:r>
+          </w:p>
+          <w:p>
+            <w:pPr>
+              <w:rPr>
+                <w:sz w:val="24"/>
+                <w:szCs w:val="24"/>
+              </w:rPr>
+            </w:pPr>
+            <w:r>
+              <w:rPr>
+                <w:sz w:val="24"/>
+                <w:szCs w:val="24"/>
+              </w:rPr>
+              <w:t>which could perform the below operations by taking</w:t>
+            </w:r>
+          </w:p>
+          <w:p>
+            <w:pPr>
+              <w:rPr>
+                <w:sz w:val="24"/>
+                <w:szCs w:val="24"/>
+              </w:rPr>
+            </w:pPr>
+            <w:r>
+              <w:rPr>
+                <w:sz w:val="24"/>
+                <w:szCs w:val="24"/>
+              </w:rPr>
+              <w:t>the input from the user:</w:t>
+            </w:r>
+          </w:p>
+          <w:p>
+            <w:pPr>
+              <w:rPr>
+                <w:sz w:val="24"/>
+                <w:szCs w:val="24"/>
+              </w:rPr>
+            </w:pPr>
+            <w:r>
+              <w:rPr>
+                <w:sz w:val="24"/>
+                <w:szCs w:val="24"/>
+              </w:rPr>
+              <w:t>1. Create a linked list</w:t>
+            </w:r>
+          </w:p>
+          <w:p>
+            <w:pPr>
+              <w:rPr>
+                <w:sz w:val="24"/>
+                <w:szCs w:val="24"/>
+              </w:rPr>
+            </w:pPr>
+            <w:r>
+              <w:rPr>
+                <w:sz w:val="24"/>
+                <w:szCs w:val="24"/>
+              </w:rPr>
+              <w:t>2. Insert at beginning</w:t>
+            </w:r>
+          </w:p>
+          <w:p>
+            <w:pPr>
+              <w:rPr>
+                <w:sz w:val="24"/>
+                <w:szCs w:val="24"/>
+              </w:rPr>
+            </w:pPr>
+            <w:r>
+              <w:rPr>
+                <w:sz w:val="24"/>
+                <w:szCs w:val="24"/>
+              </w:rPr>
+              <w:t>3. Insert at end</w:t>
+            </w:r>
+          </w:p>
+          <w:p>
+            <w:pPr>
+              <w:rPr>
+                <w:sz w:val="24"/>
+                <w:szCs w:val="24"/>
+              </w:rPr>
+            </w:pPr>
+            <w:r>
+              <w:rPr>
+                <w:sz w:val="24"/>
+                <w:szCs w:val="24"/>
+              </w:rPr>
+              <w:t>4. Insert at a specific index</w:t>
+            </w:r>
+          </w:p>
+          <w:p>
+            <w:pPr>
+              <w:rPr>
+                <w:sz w:val="24"/>
+                <w:szCs w:val="24"/>
+              </w:rPr>
+            </w:pPr>
+            <w:r>
+              <w:rPr>
+                <w:sz w:val="24"/>
+                <w:szCs w:val="24"/>
+              </w:rPr>
+              <w:t>5. Delete by value</w:t>
+            </w:r>
+          </w:p>
+          <w:p>
+            <w:pPr>
+              <w:rPr>
+                <w:sz w:val="24"/>
+                <w:szCs w:val="24"/>
+              </w:rPr>
+            </w:pPr>
+            <w:r>
+              <w:rPr>
+                <w:sz w:val="24"/>
+                <w:szCs w:val="24"/>
+              </w:rPr>
+              <w:t>6. Delete first node</w:t>
+            </w:r>
+          </w:p>
+          <w:p>
+            <w:pPr>
+              <w:rPr>
+                <w:sz w:val="24"/>
+                <w:szCs w:val="24"/>
+              </w:rPr>
+            </w:pPr>
+            <w:r>
+              <w:rPr>
+                <w:sz w:val="24"/>
+                <w:szCs w:val="24"/>
+              </w:rPr>
+              <w:t>7. Delete last node</w:t>
+            </w:r>
+          </w:p>
+          <w:p>
+            <w:pPr>
+              <w:rPr>
+                <w:sz w:val="24"/>
+                <w:szCs w:val="24"/>
+              </w:rPr>
+            </w:pPr>
+            <w:r>
+              <w:rPr>
+                <w:sz w:val="24"/>
+                <w:szCs w:val="24"/>
+              </w:rPr>
+              <w:t>8. Count number of nodes</w:t>
+            </w:r>
+          </w:p>
+          <w:p>
+            <w:pPr>
+              <w:rPr>
+                <w:sz w:val="24"/>
+                <w:szCs w:val="24"/>
+              </w:rPr>
+            </w:pPr>
+            <w:r>
+              <w:rPr>
+                <w:sz w:val="24"/>
+                <w:szCs w:val="24"/>
+              </w:rPr>
+              <w:t>9. Display / Traverse</w:t>
+            </w:r>
+          </w:p>
+          <w:p>
+            <w:pPr>
+              <w:rPr>
+                <w:sz w:val="28"/>
+                <w:szCs w:val="28"/>
+              </w:rPr>
+            </w:pPr>
+            <w:r>
+              <w:rPr>
+                <w:sz w:val="24"/>
+                <w:szCs w:val="24"/>
+              </w:rPr>
+              <w:t>10. Exit</w:t>
+            </w:r>
+          </w:p>
+        </w:tc>
+        <w:tc>
+          <w:tcPr>
+            <w:tcW w:w="1450" w:type="dxa"/>
+          </w:tcPr>
+          <w:p>
+            <w:pPr>
+              <w:rPr>
+                <w:sz w:val="28"/>
+                <w:szCs w:val="28"/>
+              </w:rPr>
+            </w:pPr>
+          </w:p>
+        </w:tc>
+      </w:tr>
     </w:tbl>
-    <w:p>
-      <w:pPr>
-        <w:rPr>
-          <w:rFonts w:ascii="Times New Roman" w:hAnsi="Times New Roman" w:cs="Times New Roman"/>
-          <w:b/>
-          <w:sz w:val="32"/>
-          <w:szCs w:val="32"/>
-        </w:rPr>
-      </w:pPr>
-    </w:p>
     <w:p>
       <w:pPr>
         <w:spacing w:after="0"/>
@@ -1792,103 +2041,6 @@
         <w:spacing w:after="0"/>
         <w:ind w:right="-69"/>
         <w:jc w:val="center"/>
-        <w:rPr>
-          <w:rFonts w:ascii="Times New Roman" w:hAnsi="Times New Roman" w:cs="Times New Roman"/>
-          <w:b/>
-          <w:bCs/>
-          <w:sz w:val="32"/>
-          <w:szCs w:val="32"/>
-        </w:rPr>
-      </w:pPr>
-    </w:p>
-    <w:p>
-      <w:pPr>
-        <w:spacing w:after="0"/>
-        <w:ind w:right="-69"/>
-        <w:jc w:val="center"/>
-        <w:rPr>
-          <w:rFonts w:ascii="Times New Roman" w:hAnsi="Times New Roman" w:cs="Times New Roman"/>
-          <w:b/>
-          <w:bCs/>
-          <w:sz w:val="32"/>
-          <w:szCs w:val="32"/>
-        </w:rPr>
-      </w:pPr>
-    </w:p>
-    <w:p>
-      <w:pPr>
-        <w:spacing w:after="0"/>
-        <w:ind w:right="-69"/>
-        <w:jc w:val="center"/>
-        <w:rPr>
-          <w:rFonts w:ascii="Times New Roman" w:hAnsi="Times New Roman" w:cs="Times New Roman"/>
-          <w:b/>
-          <w:bCs/>
-          <w:sz w:val="32"/>
-          <w:szCs w:val="32"/>
-        </w:rPr>
-      </w:pPr>
-    </w:p>
-    <w:p>
-      <w:pPr>
-        <w:spacing w:after="0"/>
-        <w:ind w:right="-69"/>
-        <w:jc w:val="center"/>
-        <w:rPr>
-          <w:rFonts w:ascii="Times New Roman" w:hAnsi="Times New Roman" w:cs="Times New Roman"/>
-          <w:b/>
-          <w:bCs/>
-          <w:sz w:val="32"/>
-          <w:szCs w:val="32"/>
-        </w:rPr>
-      </w:pPr>
-    </w:p>
-    <w:p>
-      <w:pPr>
-        <w:spacing w:after="0"/>
-        <w:ind w:right="-69"/>
-        <w:jc w:val="center"/>
-        <w:rPr>
-          <w:rFonts w:ascii="Times New Roman" w:hAnsi="Times New Roman" w:cs="Times New Roman"/>
-          <w:b/>
-          <w:bCs/>
-          <w:sz w:val="32"/>
-          <w:szCs w:val="32"/>
-        </w:rPr>
-      </w:pPr>
-    </w:p>
-    <w:p>
-      <w:pPr>
-        <w:spacing w:after="0"/>
-        <w:ind w:right="-69"/>
-        <w:jc w:val="center"/>
-        <w:rPr>
-          <w:rFonts w:ascii="Times New Roman" w:hAnsi="Times New Roman" w:cs="Times New Roman"/>
-          <w:b/>
-          <w:bCs/>
-          <w:sz w:val="32"/>
-          <w:szCs w:val="32"/>
-        </w:rPr>
-      </w:pPr>
-    </w:p>
-    <w:p>
-      <w:pPr>
-        <w:spacing w:after="0"/>
-        <w:ind w:right="-69"/>
-        <w:jc w:val="center"/>
-        <w:rPr>
-          <w:rFonts w:ascii="Times New Roman" w:hAnsi="Times New Roman" w:cs="Times New Roman"/>
-          <w:b/>
-          <w:bCs/>
-          <w:sz w:val="32"/>
-          <w:szCs w:val="32"/>
-        </w:rPr>
-      </w:pPr>
-    </w:p>
-    <w:p>
-      <w:pPr>
-        <w:spacing w:after="0"/>
-        <w:ind w:right="-69"/>
         <w:rPr>
           <w:rFonts w:ascii="Times New Roman" w:hAnsi="Times New Roman" w:cs="Times New Roman"/>
           <w:b/>
@@ -14608,8 +14760,1648 @@
         </w:rPr>
       </w:pPr>
     </w:p>
+    <w:p>
+      <w:pPr>
+        <w:rPr>
+          <w:rFonts w:ascii="Times New Roman" w:hAnsi="Times New Roman" w:cs="Times New Roman"/>
+          <w:b/>
+          <w:sz w:val="32"/>
+          <w:szCs w:val="32"/>
+        </w:rPr>
+      </w:pPr>
+    </w:p>
+    <w:p>
+      <w:pPr>
+        <w:rPr>
+          <w:rFonts w:ascii="Times New Roman" w:hAnsi="Times New Roman" w:cs="Times New Roman"/>
+          <w:b/>
+          <w:sz w:val="32"/>
+          <w:szCs w:val="32"/>
+        </w:rPr>
+      </w:pPr>
+    </w:p>
+    <w:p>
+      <w:pPr>
+        <w:spacing w:after="0"/>
+        <w:ind w:right="-69"/>
+        <w:jc w:val="center"/>
+        <w:rPr>
+          <w:rFonts w:ascii="Times New Roman" w:hAnsi="Times New Roman" w:cs="Times New Roman"/>
+          <w:b/>
+          <w:bCs/>
+          <w:sz w:val="32"/>
+          <w:szCs w:val="32"/>
+        </w:rPr>
+      </w:pPr>
+      <w:r>
+        <w:rPr>
+          <w:rFonts w:ascii="Times New Roman" w:hAnsi="Times New Roman" w:cs="Times New Roman"/>
+          <w:b/>
+          <w:bCs/>
+          <w:sz w:val="32"/>
+          <w:szCs w:val="32"/>
+        </w:rPr>
+        <w:lastRenderedPageBreak/>
+        <w:t>WEEK-4</w:t>
+      </w:r>
+    </w:p>
+    <w:p>
+      <w:pPr>
+        <w:spacing w:after="0"/>
+        <w:ind w:right="-69"/>
+        <w:rPr>
+          <w:rFonts w:ascii="Times New Roman" w:hAnsi="Times New Roman" w:cs="Times New Roman"/>
+          <w:bCs/>
+          <w:sz w:val="28"/>
+          <w:szCs w:val="28"/>
+        </w:rPr>
+      </w:pPr>
+      <w:r>
+        <w:rPr>
+          <w:rFonts w:ascii="Times New Roman" w:hAnsi="Times New Roman" w:cs="Times New Roman"/>
+          <w:b/>
+          <w:bCs/>
+          <w:sz w:val="32"/>
+          <w:szCs w:val="32"/>
+        </w:rPr>
+        <w:t>4A)Aim:</w:t>
+      </w:r>
+      <w:r>
+        <w:t xml:space="preserve"> </w:t>
+      </w:r>
+      <w:r>
+        <w:rPr>
+          <w:rFonts w:ascii="Times New Roman" w:hAnsi="Times New Roman" w:cs="Times New Roman"/>
+          <w:bCs/>
+          <w:sz w:val="28"/>
+          <w:szCs w:val="28"/>
+        </w:rPr>
+        <w:t>Write a Python program to implement singly linked list</w:t>
+      </w:r>
+    </w:p>
+    <w:p>
+      <w:pPr>
+        <w:spacing w:after="0"/>
+        <w:ind w:right="-69"/>
+        <w:rPr>
+          <w:rFonts w:ascii="Times New Roman" w:hAnsi="Times New Roman" w:cs="Times New Roman"/>
+          <w:bCs/>
+          <w:sz w:val="28"/>
+          <w:szCs w:val="28"/>
+        </w:rPr>
+      </w:pPr>
+      <w:r>
+        <w:rPr>
+          <w:rFonts w:ascii="Times New Roman" w:hAnsi="Times New Roman" w:cs="Times New Roman"/>
+          <w:bCs/>
+          <w:sz w:val="28"/>
+          <w:szCs w:val="28"/>
+        </w:rPr>
+        <w:t>which could perform the below operations by taking</w:t>
+      </w:r>
+    </w:p>
+    <w:p>
+      <w:pPr>
+        <w:spacing w:after="0"/>
+        <w:ind w:right="-69"/>
+        <w:rPr>
+          <w:rFonts w:ascii="Times New Roman" w:hAnsi="Times New Roman" w:cs="Times New Roman"/>
+          <w:bCs/>
+          <w:sz w:val="28"/>
+          <w:szCs w:val="28"/>
+        </w:rPr>
+      </w:pPr>
+      <w:r>
+        <w:rPr>
+          <w:rFonts w:ascii="Times New Roman" w:hAnsi="Times New Roman" w:cs="Times New Roman"/>
+          <w:bCs/>
+          <w:sz w:val="28"/>
+          <w:szCs w:val="28"/>
+        </w:rPr>
+        <w:t>the input from the user:</w:t>
+      </w:r>
+    </w:p>
+    <w:p>
+      <w:pPr>
+        <w:spacing w:after="0"/>
+        <w:ind w:right="-69"/>
+        <w:rPr>
+          <w:rFonts w:ascii="Times New Roman" w:hAnsi="Times New Roman" w:cs="Times New Roman"/>
+          <w:bCs/>
+          <w:sz w:val="28"/>
+          <w:szCs w:val="28"/>
+        </w:rPr>
+      </w:pPr>
+      <w:r>
+        <w:rPr>
+          <w:rFonts w:ascii="Times New Roman" w:hAnsi="Times New Roman" w:cs="Times New Roman"/>
+          <w:bCs/>
+          <w:sz w:val="28"/>
+          <w:szCs w:val="28"/>
+        </w:rPr>
+        <w:t>1. Create a linked list</w:t>
+      </w:r>
+    </w:p>
+    <w:p>
+      <w:pPr>
+        <w:spacing w:after="0"/>
+        <w:ind w:right="-69"/>
+        <w:rPr>
+          <w:rFonts w:ascii="Times New Roman" w:hAnsi="Times New Roman" w:cs="Times New Roman"/>
+          <w:bCs/>
+          <w:sz w:val="28"/>
+          <w:szCs w:val="28"/>
+        </w:rPr>
+      </w:pPr>
+      <w:r>
+        <w:rPr>
+          <w:rFonts w:ascii="Times New Roman" w:hAnsi="Times New Roman" w:cs="Times New Roman"/>
+          <w:bCs/>
+          <w:sz w:val="28"/>
+          <w:szCs w:val="28"/>
+        </w:rPr>
+        <w:t>2. Insert at beginning</w:t>
+      </w:r>
+    </w:p>
+    <w:p>
+      <w:pPr>
+        <w:spacing w:after="0"/>
+        <w:ind w:right="-69"/>
+        <w:rPr>
+          <w:rFonts w:ascii="Times New Roman" w:hAnsi="Times New Roman" w:cs="Times New Roman"/>
+          <w:bCs/>
+          <w:sz w:val="28"/>
+          <w:szCs w:val="28"/>
+        </w:rPr>
+      </w:pPr>
+      <w:r>
+        <w:rPr>
+          <w:rFonts w:ascii="Times New Roman" w:hAnsi="Times New Roman" w:cs="Times New Roman"/>
+          <w:bCs/>
+          <w:sz w:val="28"/>
+          <w:szCs w:val="28"/>
+        </w:rPr>
+        <w:t>3. Insert at end</w:t>
+      </w:r>
+    </w:p>
+    <w:p>
+      <w:pPr>
+        <w:spacing w:after="0"/>
+        <w:ind w:right="-69"/>
+        <w:rPr>
+          <w:rFonts w:ascii="Times New Roman" w:hAnsi="Times New Roman" w:cs="Times New Roman"/>
+          <w:bCs/>
+          <w:sz w:val="28"/>
+          <w:szCs w:val="28"/>
+        </w:rPr>
+      </w:pPr>
+      <w:r>
+        <w:rPr>
+          <w:rFonts w:ascii="Times New Roman" w:hAnsi="Times New Roman" w:cs="Times New Roman"/>
+          <w:bCs/>
+          <w:sz w:val="28"/>
+          <w:szCs w:val="28"/>
+        </w:rPr>
+        <w:t>4. Insert at a specific index</w:t>
+      </w:r>
+    </w:p>
+    <w:p>
+      <w:pPr>
+        <w:spacing w:after="0"/>
+        <w:ind w:right="-69"/>
+        <w:rPr>
+          <w:rFonts w:ascii="Times New Roman" w:hAnsi="Times New Roman" w:cs="Times New Roman"/>
+          <w:bCs/>
+          <w:sz w:val="28"/>
+          <w:szCs w:val="28"/>
+        </w:rPr>
+      </w:pPr>
+      <w:r>
+        <w:rPr>
+          <w:rFonts w:ascii="Times New Roman" w:hAnsi="Times New Roman" w:cs="Times New Roman"/>
+          <w:bCs/>
+          <w:sz w:val="28"/>
+          <w:szCs w:val="28"/>
+        </w:rPr>
+        <w:t>5. Delete by value</w:t>
+      </w:r>
+    </w:p>
+    <w:p>
+      <w:pPr>
+        <w:spacing w:after="0"/>
+        <w:ind w:right="-69"/>
+        <w:rPr>
+          <w:rFonts w:ascii="Times New Roman" w:hAnsi="Times New Roman" w:cs="Times New Roman"/>
+          <w:bCs/>
+          <w:sz w:val="28"/>
+          <w:szCs w:val="28"/>
+        </w:rPr>
+      </w:pPr>
+      <w:r>
+        <w:rPr>
+          <w:rFonts w:ascii="Times New Roman" w:hAnsi="Times New Roman" w:cs="Times New Roman"/>
+          <w:bCs/>
+          <w:sz w:val="28"/>
+          <w:szCs w:val="28"/>
+        </w:rPr>
+        <w:t>6. Delete first node</w:t>
+      </w:r>
+    </w:p>
+    <w:p>
+      <w:pPr>
+        <w:spacing w:after="0"/>
+        <w:ind w:right="-69"/>
+        <w:rPr>
+          <w:rFonts w:ascii="Times New Roman" w:hAnsi="Times New Roman" w:cs="Times New Roman"/>
+          <w:bCs/>
+          <w:sz w:val="28"/>
+          <w:szCs w:val="28"/>
+        </w:rPr>
+      </w:pPr>
+      <w:r>
+        <w:rPr>
+          <w:rFonts w:ascii="Times New Roman" w:hAnsi="Times New Roman" w:cs="Times New Roman"/>
+          <w:bCs/>
+          <w:sz w:val="28"/>
+          <w:szCs w:val="28"/>
+        </w:rPr>
+        <w:t>7. Delete last node</w:t>
+      </w:r>
+    </w:p>
+    <w:p>
+      <w:pPr>
+        <w:spacing w:after="0"/>
+        <w:ind w:right="-69"/>
+        <w:rPr>
+          <w:rFonts w:ascii="Times New Roman" w:hAnsi="Times New Roman" w:cs="Times New Roman"/>
+          <w:bCs/>
+          <w:sz w:val="28"/>
+          <w:szCs w:val="28"/>
+        </w:rPr>
+      </w:pPr>
+      <w:r>
+        <w:rPr>
+          <w:rFonts w:ascii="Times New Roman" w:hAnsi="Times New Roman" w:cs="Times New Roman"/>
+          <w:bCs/>
+          <w:sz w:val="28"/>
+          <w:szCs w:val="28"/>
+        </w:rPr>
+        <w:t>8. Count number of nodes</w:t>
+      </w:r>
+    </w:p>
+    <w:p>
+      <w:pPr>
+        <w:spacing w:after="0"/>
+        <w:ind w:right="-69"/>
+        <w:rPr>
+          <w:rFonts w:ascii="Times New Roman" w:hAnsi="Times New Roman" w:cs="Times New Roman"/>
+          <w:bCs/>
+          <w:sz w:val="28"/>
+          <w:szCs w:val="28"/>
+        </w:rPr>
+      </w:pPr>
+      <w:r>
+        <w:rPr>
+          <w:rFonts w:ascii="Times New Roman" w:hAnsi="Times New Roman" w:cs="Times New Roman"/>
+          <w:bCs/>
+          <w:sz w:val="28"/>
+          <w:szCs w:val="28"/>
+        </w:rPr>
+        <w:t>9. Display / Traverse</w:t>
+      </w:r>
+    </w:p>
+    <w:p>
+      <w:pPr>
+        <w:spacing w:after="0"/>
+        <w:ind w:right="-69"/>
+        <w:rPr>
+          <w:rFonts w:ascii="Times New Roman" w:hAnsi="Times New Roman" w:cs="Times New Roman"/>
+          <w:bCs/>
+          <w:sz w:val="28"/>
+          <w:szCs w:val="28"/>
+        </w:rPr>
+      </w:pPr>
+      <w:r>
+        <w:rPr>
+          <w:rFonts w:ascii="Times New Roman" w:hAnsi="Times New Roman" w:cs="Times New Roman"/>
+          <w:bCs/>
+          <w:sz w:val="28"/>
+          <w:szCs w:val="28"/>
+        </w:rPr>
+        <w:t>10. Exit</w:t>
+      </w:r>
+    </w:p>
+    <w:p>
+      <w:pPr>
+        <w:spacing w:after="0"/>
+        <w:ind w:right="-69"/>
+        <w:rPr>
+          <w:rFonts w:ascii="Times New Roman" w:hAnsi="Times New Roman" w:cs="Times New Roman"/>
+          <w:b/>
+          <w:bCs/>
+          <w:sz w:val="32"/>
+          <w:szCs w:val="32"/>
+          <w:u w:val="single"/>
+        </w:rPr>
+      </w:pPr>
+      <w:r>
+        <w:rPr>
+          <w:rFonts w:ascii="Times New Roman" w:hAnsi="Times New Roman" w:cs="Times New Roman"/>
+          <w:b/>
+          <w:bCs/>
+          <w:sz w:val="32"/>
+          <w:szCs w:val="32"/>
+          <w:u w:val="single"/>
+        </w:rPr>
+        <w:t>Program:</w:t>
+      </w:r>
+    </w:p>
+    <w:p>
+      <w:pPr>
+        <w:spacing w:after="0"/>
+        <w:ind w:right="-69"/>
+        <w:rPr>
+          <w:rFonts w:ascii="Times New Roman" w:hAnsi="Times New Roman" w:cs="Times New Roman"/>
+          <w:bCs/>
+          <w:sz w:val="28"/>
+          <w:szCs w:val="28"/>
+        </w:rPr>
+      </w:pPr>
+    </w:p>
+    <w:p>
+      <w:pPr>
+        <w:rPr>
+          <w:rFonts w:ascii="Times New Roman" w:hAnsi="Times New Roman" w:cs="Times New Roman"/>
+          <w:b/>
+          <w:sz w:val="32"/>
+          <w:szCs w:val="32"/>
+        </w:rPr>
+      </w:pPr>
+      <w:r>
+        <w:rPr>
+          <w:rFonts w:ascii="Times New Roman" w:hAnsi="Times New Roman" w:cs="Times New Roman"/>
+          <w:b/>
+          <w:noProof/>
+          <w:sz w:val="32"/>
+          <w:szCs w:val="32"/>
+        </w:rPr>
+        <w:drawing>
+          <wp:inline distT="0" distB="0" distL="0" distR="0">
+            <wp:extent cx="5941912" cy="2286000"/>
+            <wp:effectExtent l="19050" t="0" r="1688" b="0"/>
+            <wp:docPr id="27" name="Picture 13"/>
+            <wp:cNvGraphicFramePr>
+              <a:graphicFrameLocks xmlns:a="http://schemas.openxmlformats.org/drawingml/2006/main" noChangeAspect="1"/>
+            </wp:cNvGraphicFramePr>
+            <a:graphic xmlns:a="http://schemas.openxmlformats.org/drawingml/2006/main">
+              <a:graphicData uri="http://schemas.openxmlformats.org/drawingml/2006/picture">
+                <pic:pic xmlns:pic="http://schemas.openxmlformats.org/drawingml/2006/picture">
+                  <pic:nvPicPr>
+                    <pic:cNvPr id="0" name="Picture 13"/>
+                    <pic:cNvPicPr>
+                      <a:picLocks noChangeAspect="1" noChangeArrowheads="1"/>
+                    </pic:cNvPicPr>
+                  </pic:nvPicPr>
+                  <pic:blipFill>
+                    <a:blip r:embed="rId32"/>
+                    <a:srcRect/>
+                    <a:stretch>
+                      <a:fillRect/>
+                    </a:stretch>
+                  </pic:blipFill>
+                  <pic:spPr bwMode="auto">
+                    <a:xfrm>
+                      <a:off x="0" y="0"/>
+                      <a:ext cx="5943600" cy="2286649"/>
+                    </a:xfrm>
+                    <a:prstGeom prst="rect">
+                      <a:avLst/>
+                    </a:prstGeom>
+                    <a:noFill/>
+                    <a:ln w="9525">
+                      <a:noFill/>
+                      <a:miter lim="800000"/>
+                      <a:headEnd/>
+                      <a:tailEnd/>
+                    </a:ln>
+                  </pic:spPr>
+                </pic:pic>
+              </a:graphicData>
+            </a:graphic>
+          </wp:inline>
+        </w:drawing>
+      </w:r>
+    </w:p>
+    <w:p>
+      <w:pPr>
+        <w:rPr>
+          <w:rFonts w:ascii="Times New Roman" w:hAnsi="Times New Roman" w:cs="Times New Roman"/>
+          <w:b/>
+          <w:sz w:val="32"/>
+          <w:szCs w:val="32"/>
+        </w:rPr>
+      </w:pPr>
+      <w:r>
+        <w:rPr>
+          <w:rFonts w:ascii="Times New Roman" w:hAnsi="Times New Roman" w:cs="Times New Roman"/>
+          <w:b/>
+          <w:noProof/>
+          <w:sz w:val="32"/>
+          <w:szCs w:val="32"/>
+        </w:rPr>
+        <w:drawing>
+          <wp:inline distT="0" distB="0" distL="0" distR="0">
+            <wp:extent cx="5943600" cy="1547164"/>
+            <wp:effectExtent l="19050" t="0" r="0" b="0"/>
+            <wp:docPr id="29" name="Picture 16"/>
+            <wp:cNvGraphicFramePr>
+              <a:graphicFrameLocks xmlns:a="http://schemas.openxmlformats.org/drawingml/2006/main" noChangeAspect="1"/>
+            </wp:cNvGraphicFramePr>
+            <a:graphic xmlns:a="http://schemas.openxmlformats.org/drawingml/2006/main">
+              <a:graphicData uri="http://schemas.openxmlformats.org/drawingml/2006/picture">
+                <pic:pic xmlns:pic="http://schemas.openxmlformats.org/drawingml/2006/picture">
+                  <pic:nvPicPr>
+                    <pic:cNvPr id="0" name="Picture 16"/>
+                    <pic:cNvPicPr>
+                      <a:picLocks noChangeAspect="1" noChangeArrowheads="1"/>
+                    </pic:cNvPicPr>
+                  </pic:nvPicPr>
+                  <pic:blipFill>
+                    <a:blip r:embed="rId33"/>
+                    <a:srcRect/>
+                    <a:stretch>
+                      <a:fillRect/>
+                    </a:stretch>
+                  </pic:blipFill>
+                  <pic:spPr bwMode="auto">
+                    <a:xfrm>
+                      <a:off x="0" y="0"/>
+                      <a:ext cx="5943600" cy="1547164"/>
+                    </a:xfrm>
+                    <a:prstGeom prst="rect">
+                      <a:avLst/>
+                    </a:prstGeom>
+                    <a:noFill/>
+                    <a:ln w="9525">
+                      <a:noFill/>
+                      <a:miter lim="800000"/>
+                      <a:headEnd/>
+                      <a:tailEnd/>
+                    </a:ln>
+                  </pic:spPr>
+                </pic:pic>
+              </a:graphicData>
+            </a:graphic>
+          </wp:inline>
+        </w:drawing>
+      </w:r>
+    </w:p>
+    <w:p>
+      <w:pPr>
+        <w:rPr>
+          <w:rFonts w:ascii="Times New Roman" w:hAnsi="Times New Roman" w:cs="Times New Roman"/>
+          <w:b/>
+          <w:sz w:val="32"/>
+          <w:szCs w:val="32"/>
+        </w:rPr>
+      </w:pPr>
+      <w:r>
+        <w:rPr>
+          <w:rFonts w:ascii="Times New Roman" w:hAnsi="Times New Roman" w:cs="Times New Roman"/>
+          <w:b/>
+          <w:noProof/>
+          <w:sz w:val="32"/>
+          <w:szCs w:val="32"/>
+        </w:rPr>
+        <w:lastRenderedPageBreak/>
+        <w:drawing>
+          <wp:inline distT="0" distB="0" distL="0" distR="0">
+            <wp:extent cx="5941912" cy="1979271"/>
+            <wp:effectExtent l="19050" t="0" r="1688" b="0"/>
+            <wp:docPr id="30" name="Picture 19"/>
+            <wp:cNvGraphicFramePr>
+              <a:graphicFrameLocks xmlns:a="http://schemas.openxmlformats.org/drawingml/2006/main" noChangeAspect="1"/>
+            </wp:cNvGraphicFramePr>
+            <a:graphic xmlns:a="http://schemas.openxmlformats.org/drawingml/2006/main">
+              <a:graphicData uri="http://schemas.openxmlformats.org/drawingml/2006/picture">
+                <pic:pic xmlns:pic="http://schemas.openxmlformats.org/drawingml/2006/picture">
+                  <pic:nvPicPr>
+                    <pic:cNvPr id="0" name="Picture 19"/>
+                    <pic:cNvPicPr>
+                      <a:picLocks noChangeAspect="1" noChangeArrowheads="1"/>
+                    </pic:cNvPicPr>
+                  </pic:nvPicPr>
+                  <pic:blipFill>
+                    <a:blip r:embed="rId34"/>
+                    <a:srcRect/>
+                    <a:stretch>
+                      <a:fillRect/>
+                    </a:stretch>
+                  </pic:blipFill>
+                  <pic:spPr bwMode="auto">
+                    <a:xfrm>
+                      <a:off x="0" y="0"/>
+                      <a:ext cx="5943600" cy="1979833"/>
+                    </a:xfrm>
+                    <a:prstGeom prst="rect">
+                      <a:avLst/>
+                    </a:prstGeom>
+                    <a:noFill/>
+                    <a:ln w="9525">
+                      <a:noFill/>
+                      <a:miter lim="800000"/>
+                      <a:headEnd/>
+                      <a:tailEnd/>
+                    </a:ln>
+                  </pic:spPr>
+                </pic:pic>
+              </a:graphicData>
+            </a:graphic>
+          </wp:inline>
+        </w:drawing>
+      </w:r>
+    </w:p>
+    <w:p>
+      <w:pPr>
+        <w:rPr>
+          <w:rFonts w:ascii="Times New Roman" w:hAnsi="Times New Roman" w:cs="Times New Roman"/>
+          <w:b/>
+          <w:sz w:val="32"/>
+          <w:szCs w:val="32"/>
+        </w:rPr>
+      </w:pPr>
+      <w:r>
+        <w:rPr>
+          <w:rFonts w:ascii="Times New Roman" w:hAnsi="Times New Roman" w:cs="Times New Roman"/>
+          <w:b/>
+          <w:noProof/>
+          <w:sz w:val="32"/>
+          <w:szCs w:val="32"/>
+        </w:rPr>
+        <w:drawing>
+          <wp:inline distT="0" distB="0" distL="0" distR="0">
+            <wp:extent cx="5941352" cy="2135529"/>
+            <wp:effectExtent l="19050" t="0" r="2248" b="0"/>
+            <wp:docPr id="32" name="Picture 22"/>
+            <wp:cNvGraphicFramePr>
+              <a:graphicFrameLocks xmlns:a="http://schemas.openxmlformats.org/drawingml/2006/main" noChangeAspect="1"/>
+            </wp:cNvGraphicFramePr>
+            <a:graphic xmlns:a="http://schemas.openxmlformats.org/drawingml/2006/main">
+              <a:graphicData uri="http://schemas.openxmlformats.org/drawingml/2006/picture">
+                <pic:pic xmlns:pic="http://schemas.openxmlformats.org/drawingml/2006/picture">
+                  <pic:nvPicPr>
+                    <pic:cNvPr id="0" name="Picture 22"/>
+                    <pic:cNvPicPr>
+                      <a:picLocks noChangeAspect="1" noChangeArrowheads="1"/>
+                    </pic:cNvPicPr>
+                  </pic:nvPicPr>
+                  <pic:blipFill>
+                    <a:blip r:embed="rId35"/>
+                    <a:srcRect/>
+                    <a:stretch>
+                      <a:fillRect/>
+                    </a:stretch>
+                  </pic:blipFill>
+                  <pic:spPr bwMode="auto">
+                    <a:xfrm>
+                      <a:off x="0" y="0"/>
+                      <a:ext cx="5943600" cy="2136337"/>
+                    </a:xfrm>
+                    <a:prstGeom prst="rect">
+                      <a:avLst/>
+                    </a:prstGeom>
+                    <a:noFill/>
+                    <a:ln w="9525">
+                      <a:noFill/>
+                      <a:miter lim="800000"/>
+                      <a:headEnd/>
+                      <a:tailEnd/>
+                    </a:ln>
+                  </pic:spPr>
+                </pic:pic>
+              </a:graphicData>
+            </a:graphic>
+          </wp:inline>
+        </w:drawing>
+      </w:r>
+    </w:p>
+    <w:p>
+      <w:pPr>
+        <w:rPr>
+          <w:rFonts w:ascii="Times New Roman" w:hAnsi="Times New Roman" w:cs="Times New Roman"/>
+          <w:b/>
+          <w:sz w:val="32"/>
+          <w:szCs w:val="32"/>
+        </w:rPr>
+      </w:pPr>
+      <w:r>
+        <w:rPr>
+          <w:rFonts w:ascii="Times New Roman" w:hAnsi="Times New Roman" w:cs="Times New Roman"/>
+          <w:b/>
+          <w:noProof/>
+          <w:sz w:val="32"/>
+          <w:szCs w:val="32"/>
+        </w:rPr>
+        <w:drawing>
+          <wp:inline distT="0" distB="0" distL="0" distR="0">
+            <wp:extent cx="5938102" cy="2922608"/>
+            <wp:effectExtent l="19050" t="0" r="5498" b="0"/>
+            <wp:docPr id="34" name="Picture 31"/>
+            <wp:cNvGraphicFramePr>
+              <a:graphicFrameLocks xmlns:a="http://schemas.openxmlformats.org/drawingml/2006/main" noChangeAspect="1"/>
+            </wp:cNvGraphicFramePr>
+            <a:graphic xmlns:a="http://schemas.openxmlformats.org/drawingml/2006/main">
+              <a:graphicData uri="http://schemas.openxmlformats.org/drawingml/2006/picture">
+                <pic:pic xmlns:pic="http://schemas.openxmlformats.org/drawingml/2006/picture">
+                  <pic:nvPicPr>
+                    <pic:cNvPr id="0" name="Picture 31"/>
+                    <pic:cNvPicPr>
+                      <a:picLocks noChangeAspect="1" noChangeArrowheads="1"/>
+                    </pic:cNvPicPr>
+                  </pic:nvPicPr>
+                  <pic:blipFill>
+                    <a:blip r:embed="rId36"/>
+                    <a:srcRect/>
+                    <a:stretch>
+                      <a:fillRect/>
+                    </a:stretch>
+                  </pic:blipFill>
+                  <pic:spPr bwMode="auto">
+                    <a:xfrm>
+                      <a:off x="0" y="0"/>
+                      <a:ext cx="5943600" cy="2925314"/>
+                    </a:xfrm>
+                    <a:prstGeom prst="rect">
+                      <a:avLst/>
+                    </a:prstGeom>
+                    <a:noFill/>
+                    <a:ln w="9525">
+                      <a:noFill/>
+                      <a:miter lim="800000"/>
+                      <a:headEnd/>
+                      <a:tailEnd/>
+                    </a:ln>
+                  </pic:spPr>
+                </pic:pic>
+              </a:graphicData>
+            </a:graphic>
+          </wp:inline>
+        </w:drawing>
+      </w:r>
+    </w:p>
+    <w:p>
+      <w:pPr>
+        <w:rPr>
+          <w:rFonts w:ascii="Times New Roman" w:hAnsi="Times New Roman" w:cs="Times New Roman"/>
+          <w:b/>
+          <w:sz w:val="32"/>
+          <w:szCs w:val="32"/>
+        </w:rPr>
+      </w:pPr>
+      <w:r>
+        <w:rPr>
+          <w:rFonts w:ascii="Times New Roman" w:hAnsi="Times New Roman" w:cs="Times New Roman"/>
+          <w:b/>
+          <w:noProof/>
+          <w:sz w:val="32"/>
+          <w:szCs w:val="32"/>
+        </w:rPr>
+        <w:lastRenderedPageBreak/>
+        <w:drawing>
+          <wp:inline distT="0" distB="0" distL="0" distR="0">
+            <wp:extent cx="5943600" cy="2656884"/>
+            <wp:effectExtent l="19050" t="0" r="0" b="0"/>
+            <wp:docPr id="35" name="Picture 34"/>
+            <wp:cNvGraphicFramePr>
+              <a:graphicFrameLocks xmlns:a="http://schemas.openxmlformats.org/drawingml/2006/main" noChangeAspect="1"/>
+            </wp:cNvGraphicFramePr>
+            <a:graphic xmlns:a="http://schemas.openxmlformats.org/drawingml/2006/main">
+              <a:graphicData uri="http://schemas.openxmlformats.org/drawingml/2006/picture">
+                <pic:pic xmlns:pic="http://schemas.openxmlformats.org/drawingml/2006/picture">
+                  <pic:nvPicPr>
+                    <pic:cNvPr id="0" name="Picture 34"/>
+                    <pic:cNvPicPr>
+                      <a:picLocks noChangeAspect="1" noChangeArrowheads="1"/>
+                    </pic:cNvPicPr>
+                  </pic:nvPicPr>
+                  <pic:blipFill>
+                    <a:blip r:embed="rId37"/>
+                    <a:srcRect/>
+                    <a:stretch>
+                      <a:fillRect/>
+                    </a:stretch>
+                  </pic:blipFill>
+                  <pic:spPr bwMode="auto">
+                    <a:xfrm>
+                      <a:off x="0" y="0"/>
+                      <a:ext cx="5943600" cy="2656884"/>
+                    </a:xfrm>
+                    <a:prstGeom prst="rect">
+                      <a:avLst/>
+                    </a:prstGeom>
+                    <a:noFill/>
+                    <a:ln w="9525">
+                      <a:noFill/>
+                      <a:miter lim="800000"/>
+                      <a:headEnd/>
+                      <a:tailEnd/>
+                    </a:ln>
+                  </pic:spPr>
+                </pic:pic>
+              </a:graphicData>
+            </a:graphic>
+          </wp:inline>
+        </w:drawing>
+      </w:r>
+    </w:p>
+    <w:p>
+      <w:pPr>
+        <w:rPr>
+          <w:rFonts w:ascii="Times New Roman" w:hAnsi="Times New Roman" w:cs="Times New Roman"/>
+          <w:b/>
+          <w:sz w:val="32"/>
+          <w:szCs w:val="32"/>
+        </w:rPr>
+      </w:pPr>
+      <w:r>
+        <w:rPr>
+          <w:rFonts w:ascii="Times New Roman" w:hAnsi="Times New Roman" w:cs="Times New Roman"/>
+          <w:b/>
+          <w:noProof/>
+          <w:sz w:val="32"/>
+          <w:szCs w:val="32"/>
+        </w:rPr>
+        <w:drawing>
+          <wp:inline distT="0" distB="0" distL="0" distR="0">
+            <wp:extent cx="5943600" cy="1883302"/>
+            <wp:effectExtent l="19050" t="0" r="0" b="0"/>
+            <wp:docPr id="37" name="Picture 37"/>
+            <wp:cNvGraphicFramePr>
+              <a:graphicFrameLocks xmlns:a="http://schemas.openxmlformats.org/drawingml/2006/main" noChangeAspect="1"/>
+            </wp:cNvGraphicFramePr>
+            <a:graphic xmlns:a="http://schemas.openxmlformats.org/drawingml/2006/main">
+              <a:graphicData uri="http://schemas.openxmlformats.org/drawingml/2006/picture">
+                <pic:pic xmlns:pic="http://schemas.openxmlformats.org/drawingml/2006/picture">
+                  <pic:nvPicPr>
+                    <pic:cNvPr id="0" name="Picture 37"/>
+                    <pic:cNvPicPr>
+                      <a:picLocks noChangeAspect="1" noChangeArrowheads="1"/>
+                    </pic:cNvPicPr>
+                  </pic:nvPicPr>
+                  <pic:blipFill>
+                    <a:blip r:embed="rId38"/>
+                    <a:srcRect/>
+                    <a:stretch>
+                      <a:fillRect/>
+                    </a:stretch>
+                  </pic:blipFill>
+                  <pic:spPr bwMode="auto">
+                    <a:xfrm>
+                      <a:off x="0" y="0"/>
+                      <a:ext cx="5943600" cy="1883302"/>
+                    </a:xfrm>
+                    <a:prstGeom prst="rect">
+                      <a:avLst/>
+                    </a:prstGeom>
+                    <a:noFill/>
+                    <a:ln w="9525">
+                      <a:noFill/>
+                      <a:miter lim="800000"/>
+                      <a:headEnd/>
+                      <a:tailEnd/>
+                    </a:ln>
+                  </pic:spPr>
+                </pic:pic>
+              </a:graphicData>
+            </a:graphic>
+          </wp:inline>
+        </w:drawing>
+      </w:r>
+    </w:p>
+    <w:p>
+      <w:pPr>
+        <w:rPr>
+          <w:rFonts w:ascii="Times New Roman" w:hAnsi="Times New Roman" w:cs="Times New Roman"/>
+          <w:b/>
+          <w:bCs/>
+          <w:sz w:val="28"/>
+          <w:szCs w:val="28"/>
+          <w:u w:val="single"/>
+        </w:rPr>
+      </w:pPr>
+      <w:r>
+        <w:rPr>
+          <w:rFonts w:ascii="Times New Roman" w:hAnsi="Times New Roman" w:cs="Times New Roman"/>
+          <w:b/>
+          <w:bCs/>
+          <w:sz w:val="28"/>
+          <w:szCs w:val="28"/>
+          <w:u w:val="single"/>
+        </w:rPr>
+        <w:t>Output:</w:t>
+      </w:r>
+    </w:p>
+    <w:p>
+      <w:pPr>
+        <w:rPr>
+          <w:rFonts w:ascii="Times New Roman" w:hAnsi="Times New Roman" w:cs="Times New Roman"/>
+          <w:b/>
+          <w:sz w:val="32"/>
+          <w:szCs w:val="32"/>
+        </w:rPr>
+      </w:pPr>
+      <w:r>
+        <w:rPr>
+          <w:rFonts w:ascii="Times New Roman" w:hAnsi="Times New Roman" w:cs="Times New Roman"/>
+          <w:b/>
+          <w:noProof/>
+          <w:sz w:val="32"/>
+          <w:szCs w:val="32"/>
+        </w:rPr>
+        <w:drawing>
+          <wp:inline distT="0" distB="0" distL="0" distR="0">
+            <wp:extent cx="5943600" cy="2352036"/>
+            <wp:effectExtent l="19050" t="0" r="0" b="0"/>
+            <wp:docPr id="40" name="Picture 40"/>
+            <wp:cNvGraphicFramePr>
+              <a:graphicFrameLocks xmlns:a="http://schemas.openxmlformats.org/drawingml/2006/main" noChangeAspect="1"/>
+            </wp:cNvGraphicFramePr>
+            <a:graphic xmlns:a="http://schemas.openxmlformats.org/drawingml/2006/main">
+              <a:graphicData uri="http://schemas.openxmlformats.org/drawingml/2006/picture">
+                <pic:pic xmlns:pic="http://schemas.openxmlformats.org/drawingml/2006/picture">
+                  <pic:nvPicPr>
+                    <pic:cNvPr id="0" name="Picture 40"/>
+                    <pic:cNvPicPr>
+                      <a:picLocks noChangeAspect="1" noChangeArrowheads="1"/>
+                    </pic:cNvPicPr>
+                  </pic:nvPicPr>
+                  <pic:blipFill>
+                    <a:blip r:embed="rId39"/>
+                    <a:srcRect/>
+                    <a:stretch>
+                      <a:fillRect/>
+                    </a:stretch>
+                  </pic:blipFill>
+                  <pic:spPr bwMode="auto">
+                    <a:xfrm>
+                      <a:off x="0" y="0"/>
+                      <a:ext cx="5943600" cy="2352036"/>
+                    </a:xfrm>
+                    <a:prstGeom prst="rect">
+                      <a:avLst/>
+                    </a:prstGeom>
+                    <a:noFill/>
+                    <a:ln w="9525">
+                      <a:noFill/>
+                      <a:miter lim="800000"/>
+                      <a:headEnd/>
+                      <a:tailEnd/>
+                    </a:ln>
+                  </pic:spPr>
+                </pic:pic>
+              </a:graphicData>
+            </a:graphic>
+          </wp:inline>
+        </w:drawing>
+      </w:r>
+    </w:p>
+    <w:p>
+      <w:pPr>
+        <w:rPr>
+          <w:rFonts w:ascii="Times New Roman" w:hAnsi="Times New Roman" w:cs="Times New Roman"/>
+          <w:b/>
+          <w:sz w:val="32"/>
+          <w:szCs w:val="32"/>
+        </w:rPr>
+      </w:pPr>
+    </w:p>
+    <w:p>
+      <w:pPr>
+        <w:rPr>
+          <w:rFonts w:ascii="Times New Roman" w:hAnsi="Times New Roman" w:cs="Times New Roman"/>
+          <w:b/>
+          <w:sz w:val="32"/>
+          <w:szCs w:val="32"/>
+          <w:u w:val="single"/>
+        </w:rPr>
+      </w:pPr>
+      <w:r>
+        <w:rPr>
+          <w:rFonts w:ascii="Times New Roman" w:hAnsi="Times New Roman" w:cs="Times New Roman"/>
+          <w:b/>
+          <w:sz w:val="32"/>
+          <w:szCs w:val="32"/>
+          <w:u w:val="single"/>
+        </w:rPr>
+        <w:lastRenderedPageBreak/>
+        <w:t>Explanation:</w:t>
+      </w:r>
+    </w:p>
+    <w:p>
+      <w:pPr>
+        <w:rPr>
+          <w:rFonts w:ascii="Times New Roman" w:hAnsi="Times New Roman" w:cs="Times New Roman"/>
+          <w:sz w:val="28"/>
+          <w:szCs w:val="28"/>
+        </w:rPr>
+      </w:pPr>
+      <w:r>
+        <w:rPr>
+          <w:rFonts w:ascii="Times New Roman" w:hAnsi="Times New Roman" w:cs="Times New Roman"/>
+          <w:sz w:val="28"/>
+          <w:szCs w:val="28"/>
+        </w:rPr>
+        <w:t>1. Node Class:</w:t>
+      </w:r>
+    </w:p>
+    <w:p>
+      <w:pPr>
+        <w:rPr>
+          <w:rFonts w:ascii="Times New Roman" w:hAnsi="Times New Roman" w:cs="Times New Roman"/>
+          <w:sz w:val="28"/>
+          <w:szCs w:val="28"/>
+        </w:rPr>
+      </w:pPr>
+      <w:r>
+        <w:rPr>
+          <w:rFonts w:ascii="Times New Roman" w:hAnsi="Times New Roman" w:cs="Times New Roman"/>
+          <w:sz w:val="28"/>
+          <w:szCs w:val="28"/>
+        </w:rPr>
+        <w:t xml:space="preserve">   • Created a Node to store data and the next node's address.</w:t>
+      </w:r>
+    </w:p>
+    <w:p>
+      <w:pPr>
+        <w:rPr>
+          <w:rFonts w:ascii="Times New Roman" w:hAnsi="Times New Roman" w:cs="Times New Roman"/>
+          <w:sz w:val="28"/>
+          <w:szCs w:val="28"/>
+        </w:rPr>
+      </w:pPr>
+      <w:r>
+        <w:rPr>
+          <w:rFonts w:ascii="Times New Roman" w:hAnsi="Times New Roman" w:cs="Times New Roman"/>
+          <w:sz w:val="28"/>
+          <w:szCs w:val="28"/>
+        </w:rPr>
+        <w:t xml:space="preserve">   • Initialized next as None.</w:t>
+      </w:r>
+    </w:p>
+    <w:p>
+      <w:pPr>
+        <w:rPr>
+          <w:rFonts w:ascii="Times New Roman" w:hAnsi="Times New Roman" w:cs="Times New Roman"/>
+          <w:sz w:val="28"/>
+          <w:szCs w:val="28"/>
+        </w:rPr>
+      </w:pPr>
+      <w:r>
+        <w:rPr>
+          <w:rFonts w:ascii="Times New Roman" w:hAnsi="Times New Roman" w:cs="Times New Roman"/>
+          <w:sz w:val="28"/>
+          <w:szCs w:val="28"/>
+        </w:rPr>
+        <w:t>2. LinkedList Class:</w:t>
+      </w:r>
+    </w:p>
+    <w:p>
+      <w:pPr>
+        <w:rPr>
+          <w:rFonts w:ascii="Times New Roman" w:hAnsi="Times New Roman" w:cs="Times New Roman"/>
+          <w:sz w:val="28"/>
+          <w:szCs w:val="28"/>
+        </w:rPr>
+      </w:pPr>
+      <w:r>
+        <w:rPr>
+          <w:rFonts w:ascii="Times New Roman" w:hAnsi="Times New Roman" w:cs="Times New Roman"/>
+          <w:sz w:val="28"/>
+          <w:szCs w:val="28"/>
+        </w:rPr>
+        <w:t xml:space="preserve">   • Created the linked list using the head pointer.</w:t>
+      </w:r>
+    </w:p>
+    <w:p>
+      <w:pPr>
+        <w:rPr>
+          <w:rFonts w:ascii="Times New Roman" w:hAnsi="Times New Roman" w:cs="Times New Roman"/>
+          <w:sz w:val="28"/>
+          <w:szCs w:val="28"/>
+        </w:rPr>
+      </w:pPr>
+      <w:r>
+        <w:rPr>
+          <w:rFonts w:ascii="Times New Roman" w:hAnsi="Times New Roman" w:cs="Times New Roman"/>
+          <w:sz w:val="28"/>
+          <w:szCs w:val="28"/>
+        </w:rPr>
+        <w:t xml:space="preserve">   • </w:t>
+      </w:r>
+      <w:r>
+        <w:rPr>
+          <w:rFonts w:ascii="Times New Roman" w:hAnsi="Times New Roman" w:cs="Times New Roman"/>
+          <w:sz w:val="28"/>
+          <w:szCs w:val="28"/>
+        </w:rPr>
+        <w:t>Initially, head is set to None.</w:t>
+      </w:r>
+    </w:p>
+    <w:p>
+      <w:pPr>
+        <w:rPr>
+          <w:rFonts w:ascii="Times New Roman" w:hAnsi="Times New Roman" w:cs="Times New Roman"/>
+          <w:sz w:val="28"/>
+          <w:szCs w:val="28"/>
+        </w:rPr>
+      </w:pPr>
+      <w:r>
+        <w:rPr>
+          <w:rFonts w:ascii="Times New Roman" w:hAnsi="Times New Roman" w:cs="Times New Roman"/>
+          <w:sz w:val="28"/>
+          <w:szCs w:val="28"/>
+        </w:rPr>
+        <w:t>3. Create a Linked List:</w:t>
+      </w:r>
+    </w:p>
+    <w:p>
+      <w:pPr>
+        <w:rPr>
+          <w:rFonts w:ascii="Times New Roman" w:hAnsi="Times New Roman" w:cs="Times New Roman"/>
+          <w:sz w:val="28"/>
+          <w:szCs w:val="28"/>
+        </w:rPr>
+      </w:pPr>
+      <w:r>
+        <w:rPr>
+          <w:rFonts w:ascii="Times New Roman" w:hAnsi="Times New Roman" w:cs="Times New Roman"/>
+          <w:sz w:val="28"/>
+          <w:szCs w:val="28"/>
+        </w:rPr>
+        <w:t xml:space="preserve">   • Took the number of nodes and their values from the user.</w:t>
+      </w:r>
+    </w:p>
+    <w:p>
+      <w:pPr>
+        <w:rPr>
+          <w:rFonts w:ascii="Times New Roman" w:hAnsi="Times New Roman" w:cs="Times New Roman"/>
+          <w:sz w:val="28"/>
+          <w:szCs w:val="28"/>
+        </w:rPr>
+      </w:pPr>
+      <w:r>
+        <w:rPr>
+          <w:rFonts w:ascii="Times New Roman" w:hAnsi="Times New Roman" w:cs="Times New Roman"/>
+          <w:sz w:val="28"/>
+          <w:szCs w:val="28"/>
+        </w:rPr>
+        <w:t xml:space="preserve">   • Created and c</w:t>
+      </w:r>
+      <w:r>
+        <w:rPr>
+          <w:rFonts w:ascii="Times New Roman" w:hAnsi="Times New Roman" w:cs="Times New Roman"/>
+          <w:sz w:val="28"/>
+          <w:szCs w:val="28"/>
+        </w:rPr>
+        <w:t>onnected each node to the list.</w:t>
+      </w:r>
+    </w:p>
+    <w:p>
+      <w:pPr>
+        <w:rPr>
+          <w:rFonts w:ascii="Times New Roman" w:hAnsi="Times New Roman" w:cs="Times New Roman"/>
+          <w:sz w:val="28"/>
+          <w:szCs w:val="28"/>
+        </w:rPr>
+      </w:pPr>
+      <w:r>
+        <w:rPr>
+          <w:rFonts w:ascii="Times New Roman" w:hAnsi="Times New Roman" w:cs="Times New Roman"/>
+          <w:sz w:val="28"/>
+          <w:szCs w:val="28"/>
+        </w:rPr>
+        <w:t>4. Insert at Beginning:</w:t>
+      </w:r>
+    </w:p>
+    <w:p>
+      <w:pPr>
+        <w:rPr>
+          <w:rFonts w:ascii="Times New Roman" w:hAnsi="Times New Roman" w:cs="Times New Roman"/>
+          <w:sz w:val="28"/>
+          <w:szCs w:val="28"/>
+        </w:rPr>
+      </w:pPr>
+      <w:r>
+        <w:rPr>
+          <w:rFonts w:ascii="Times New Roman" w:hAnsi="Times New Roman" w:cs="Times New Roman"/>
+          <w:sz w:val="28"/>
+          <w:szCs w:val="28"/>
+        </w:rPr>
+        <w:t xml:space="preserve">   • Created a new node with the given value.</w:t>
+      </w:r>
+    </w:p>
+    <w:p>
+      <w:pPr>
+        <w:rPr>
+          <w:rFonts w:ascii="Times New Roman" w:hAnsi="Times New Roman" w:cs="Times New Roman"/>
+          <w:sz w:val="28"/>
+          <w:szCs w:val="28"/>
+        </w:rPr>
+      </w:pPr>
+      <w:r>
+        <w:rPr>
+          <w:rFonts w:ascii="Times New Roman" w:hAnsi="Times New Roman" w:cs="Times New Roman"/>
+          <w:sz w:val="28"/>
+          <w:szCs w:val="28"/>
+        </w:rPr>
+        <w:t xml:space="preserve">   • Connected it to the current</w:t>
+      </w:r>
+      <w:r>
+        <w:rPr>
+          <w:rFonts w:ascii="Times New Roman" w:hAnsi="Times New Roman" w:cs="Times New Roman"/>
+          <w:sz w:val="28"/>
+          <w:szCs w:val="28"/>
+        </w:rPr>
+        <w:t xml:space="preserve"> head and made it the new head.</w:t>
+      </w:r>
+    </w:p>
+    <w:p>
+      <w:pPr>
+        <w:rPr>
+          <w:rFonts w:ascii="Times New Roman" w:hAnsi="Times New Roman" w:cs="Times New Roman"/>
+          <w:sz w:val="28"/>
+          <w:szCs w:val="28"/>
+        </w:rPr>
+      </w:pPr>
+      <w:r>
+        <w:rPr>
+          <w:rFonts w:ascii="Times New Roman" w:hAnsi="Times New Roman" w:cs="Times New Roman"/>
+          <w:sz w:val="28"/>
+          <w:szCs w:val="28"/>
+        </w:rPr>
+        <w:t>5. Insert at End:</w:t>
+      </w:r>
+    </w:p>
+    <w:p>
+      <w:pPr>
+        <w:rPr>
+          <w:rFonts w:ascii="Times New Roman" w:hAnsi="Times New Roman" w:cs="Times New Roman"/>
+          <w:sz w:val="28"/>
+          <w:szCs w:val="28"/>
+        </w:rPr>
+      </w:pPr>
+      <w:r>
+        <w:rPr>
+          <w:rFonts w:ascii="Times New Roman" w:hAnsi="Times New Roman" w:cs="Times New Roman"/>
+          <w:sz w:val="28"/>
+          <w:szCs w:val="28"/>
+        </w:rPr>
+        <w:t xml:space="preserve">   • Created a new node.</w:t>
+      </w:r>
+    </w:p>
+    <w:p>
+      <w:pPr>
+        <w:rPr>
+          <w:rFonts w:ascii="Times New Roman" w:hAnsi="Times New Roman" w:cs="Times New Roman"/>
+          <w:sz w:val="28"/>
+          <w:szCs w:val="28"/>
+        </w:rPr>
+      </w:pPr>
+      <w:r>
+        <w:rPr>
+          <w:rFonts w:ascii="Times New Roman" w:hAnsi="Times New Roman" w:cs="Times New Roman"/>
+          <w:sz w:val="28"/>
+          <w:szCs w:val="28"/>
+        </w:rPr>
+        <w:t xml:space="preserve">   • Traversed to the last n</w:t>
+      </w:r>
+      <w:r>
+        <w:rPr>
+          <w:rFonts w:ascii="Times New Roman" w:hAnsi="Times New Roman" w:cs="Times New Roman"/>
+          <w:sz w:val="28"/>
+          <w:szCs w:val="28"/>
+        </w:rPr>
+        <w:t>ode and connected the new node.</w:t>
+      </w:r>
+    </w:p>
+    <w:p>
+      <w:pPr>
+        <w:rPr>
+          <w:rFonts w:ascii="Times New Roman" w:hAnsi="Times New Roman" w:cs="Times New Roman"/>
+          <w:sz w:val="28"/>
+          <w:szCs w:val="28"/>
+        </w:rPr>
+      </w:pPr>
+      <w:r>
+        <w:rPr>
+          <w:rFonts w:ascii="Times New Roman" w:hAnsi="Times New Roman" w:cs="Times New Roman"/>
+          <w:sz w:val="28"/>
+          <w:szCs w:val="28"/>
+        </w:rPr>
+        <w:t>6. Insert at Specific Index:</w:t>
+      </w:r>
+    </w:p>
+    <w:p>
+      <w:pPr>
+        <w:rPr>
+          <w:rFonts w:ascii="Times New Roman" w:hAnsi="Times New Roman" w:cs="Times New Roman"/>
+          <w:sz w:val="28"/>
+          <w:szCs w:val="28"/>
+        </w:rPr>
+      </w:pPr>
+      <w:r>
+        <w:rPr>
+          <w:rFonts w:ascii="Times New Roman" w:hAnsi="Times New Roman" w:cs="Times New Roman"/>
+          <w:sz w:val="28"/>
+          <w:szCs w:val="28"/>
+        </w:rPr>
+        <w:t xml:space="preserve">   • Took the value and 0-based index from the user.</w:t>
+      </w:r>
+    </w:p>
+    <w:p>
+      <w:pPr>
+        <w:rPr>
+          <w:rFonts w:ascii="Times New Roman" w:hAnsi="Times New Roman" w:cs="Times New Roman"/>
+          <w:sz w:val="28"/>
+          <w:szCs w:val="28"/>
+        </w:rPr>
+      </w:pPr>
+      <w:r>
+        <w:rPr>
+          <w:rFonts w:ascii="Times New Roman" w:hAnsi="Times New Roman" w:cs="Times New Roman"/>
+          <w:sz w:val="28"/>
+          <w:szCs w:val="28"/>
+        </w:rPr>
+        <w:t xml:space="preserve">   • Traversed to the required posi</w:t>
+      </w:r>
+      <w:r>
+        <w:rPr>
+          <w:rFonts w:ascii="Times New Roman" w:hAnsi="Times New Roman" w:cs="Times New Roman"/>
+          <w:sz w:val="28"/>
+          <w:szCs w:val="28"/>
+        </w:rPr>
+        <w:t>tion and inserted the new node.</w:t>
+      </w:r>
+    </w:p>
+    <w:p>
+      <w:pPr>
+        <w:rPr>
+          <w:rFonts w:ascii="Times New Roman" w:hAnsi="Times New Roman" w:cs="Times New Roman"/>
+          <w:sz w:val="28"/>
+          <w:szCs w:val="28"/>
+        </w:rPr>
+      </w:pPr>
+      <w:r>
+        <w:rPr>
+          <w:rFonts w:ascii="Times New Roman" w:hAnsi="Times New Roman" w:cs="Times New Roman"/>
+          <w:sz w:val="28"/>
+          <w:szCs w:val="28"/>
+        </w:rPr>
+        <w:t>7. Delete by Value:</w:t>
+      </w:r>
+    </w:p>
+    <w:p>
+      <w:pPr>
+        <w:rPr>
+          <w:rFonts w:ascii="Times New Roman" w:hAnsi="Times New Roman" w:cs="Times New Roman"/>
+          <w:sz w:val="28"/>
+          <w:szCs w:val="28"/>
+        </w:rPr>
+      </w:pPr>
+      <w:r>
+        <w:rPr>
+          <w:rFonts w:ascii="Times New Roman" w:hAnsi="Times New Roman" w:cs="Times New Roman"/>
+          <w:sz w:val="28"/>
+          <w:szCs w:val="28"/>
+        </w:rPr>
+        <w:t xml:space="preserve">   • Searched for the given value in the list.</w:t>
+      </w:r>
+    </w:p>
+    <w:p>
+      <w:pPr>
+        <w:rPr>
+          <w:rFonts w:ascii="Times New Roman" w:hAnsi="Times New Roman" w:cs="Times New Roman"/>
+          <w:sz w:val="28"/>
+          <w:szCs w:val="28"/>
+        </w:rPr>
+      </w:pPr>
+      <w:r>
+        <w:rPr>
+          <w:rFonts w:ascii="Times New Roman" w:hAnsi="Times New Roman" w:cs="Times New Roman"/>
+          <w:sz w:val="28"/>
+          <w:szCs w:val="28"/>
+        </w:rPr>
+        <w:t xml:space="preserve">   • Changed the links to remove the matching node.</w:t>
+      </w:r>
+    </w:p>
+    <w:p>
+      <w:pPr>
+        <w:rPr>
+          <w:rFonts w:ascii="Times New Roman" w:hAnsi="Times New Roman" w:cs="Times New Roman"/>
+          <w:sz w:val="28"/>
+          <w:szCs w:val="28"/>
+        </w:rPr>
+      </w:pPr>
+    </w:p>
+    <w:p>
+      <w:pPr>
+        <w:rPr>
+          <w:rFonts w:ascii="Times New Roman" w:hAnsi="Times New Roman" w:cs="Times New Roman"/>
+          <w:sz w:val="28"/>
+          <w:szCs w:val="28"/>
+        </w:rPr>
+      </w:pPr>
+      <w:r>
+        <w:rPr>
+          <w:rFonts w:ascii="Times New Roman" w:hAnsi="Times New Roman" w:cs="Times New Roman"/>
+          <w:sz w:val="28"/>
+          <w:szCs w:val="28"/>
+        </w:rPr>
+        <w:lastRenderedPageBreak/>
+        <w:t>8. Delete First Node:</w:t>
+      </w:r>
+    </w:p>
+    <w:p>
+      <w:pPr>
+        <w:rPr>
+          <w:rFonts w:ascii="Times New Roman" w:hAnsi="Times New Roman" w:cs="Times New Roman"/>
+          <w:sz w:val="28"/>
+          <w:szCs w:val="28"/>
+        </w:rPr>
+      </w:pPr>
+      <w:r>
+        <w:rPr>
+          <w:rFonts w:ascii="Times New Roman" w:hAnsi="Times New Roman" w:cs="Times New Roman"/>
+          <w:sz w:val="28"/>
+          <w:szCs w:val="28"/>
+        </w:rPr>
+        <w:t xml:space="preserve">   • Moved the head to the next node.</w:t>
+      </w:r>
+    </w:p>
+    <w:p>
+      <w:pPr>
+        <w:rPr>
+          <w:rFonts w:ascii="Times New Roman" w:hAnsi="Times New Roman" w:cs="Times New Roman"/>
+          <w:sz w:val="28"/>
+          <w:szCs w:val="28"/>
+        </w:rPr>
+      </w:pPr>
+      <w:r>
+        <w:rPr>
+          <w:rFonts w:ascii="Times New Roman" w:hAnsi="Times New Roman" w:cs="Times New Roman"/>
+          <w:sz w:val="28"/>
+          <w:szCs w:val="28"/>
+        </w:rPr>
+        <w:t xml:space="preserve">  </w:t>
+      </w:r>
+      <w:r>
+        <w:rPr>
+          <w:rFonts w:ascii="Times New Roman" w:hAnsi="Times New Roman" w:cs="Times New Roman"/>
+          <w:sz w:val="28"/>
+          <w:szCs w:val="28"/>
+        </w:rPr>
+        <w:t xml:space="preserve"> • This removes the first node.</w:t>
+      </w:r>
+    </w:p>
+    <w:p>
+      <w:pPr>
+        <w:rPr>
+          <w:rFonts w:ascii="Times New Roman" w:hAnsi="Times New Roman" w:cs="Times New Roman"/>
+          <w:sz w:val="28"/>
+          <w:szCs w:val="28"/>
+        </w:rPr>
+      </w:pPr>
+      <w:r>
+        <w:rPr>
+          <w:rFonts w:ascii="Times New Roman" w:hAnsi="Times New Roman" w:cs="Times New Roman"/>
+          <w:sz w:val="28"/>
+          <w:szCs w:val="28"/>
+        </w:rPr>
+        <w:t>9. Delete Last Node:</w:t>
+      </w:r>
+    </w:p>
+    <w:p>
+      <w:pPr>
+        <w:rPr>
+          <w:rFonts w:ascii="Times New Roman" w:hAnsi="Times New Roman" w:cs="Times New Roman"/>
+          <w:sz w:val="28"/>
+          <w:szCs w:val="28"/>
+        </w:rPr>
+      </w:pPr>
+      <w:r>
+        <w:rPr>
+          <w:rFonts w:ascii="Times New Roman" w:hAnsi="Times New Roman" w:cs="Times New Roman"/>
+          <w:sz w:val="28"/>
+          <w:szCs w:val="28"/>
+        </w:rPr>
+        <w:t xml:space="preserve">   • Traversed to the second-last node.</w:t>
+      </w:r>
+    </w:p>
+    <w:p>
+      <w:pPr>
+        <w:rPr>
+          <w:rFonts w:ascii="Times New Roman" w:hAnsi="Times New Roman" w:cs="Times New Roman"/>
+          <w:sz w:val="28"/>
+          <w:szCs w:val="28"/>
+        </w:rPr>
+      </w:pPr>
+      <w:r>
+        <w:rPr>
+          <w:rFonts w:ascii="Times New Roman" w:hAnsi="Times New Roman" w:cs="Times New Roman"/>
+          <w:sz w:val="28"/>
+          <w:szCs w:val="28"/>
+        </w:rPr>
+        <w:t xml:space="preserve">   </w:t>
+      </w:r>
+      <w:r>
+        <w:rPr>
+          <w:rFonts w:ascii="Times New Roman" w:hAnsi="Times New Roman" w:cs="Times New Roman"/>
+          <w:sz w:val="28"/>
+          <w:szCs w:val="28"/>
+        </w:rPr>
+        <w:t>• Set its next pointer to None.</w:t>
+      </w:r>
+    </w:p>
+    <w:p>
+      <w:pPr>
+        <w:rPr>
+          <w:rFonts w:ascii="Times New Roman" w:hAnsi="Times New Roman" w:cs="Times New Roman"/>
+          <w:sz w:val="28"/>
+          <w:szCs w:val="28"/>
+        </w:rPr>
+      </w:pPr>
+      <w:r>
+        <w:rPr>
+          <w:rFonts w:ascii="Times New Roman" w:hAnsi="Times New Roman" w:cs="Times New Roman"/>
+          <w:sz w:val="28"/>
+          <w:szCs w:val="28"/>
+        </w:rPr>
+        <w:t>10. Count Nodes:</w:t>
+      </w:r>
+    </w:p>
+    <w:p>
+      <w:pPr>
+        <w:rPr>
+          <w:rFonts w:ascii="Times New Roman" w:hAnsi="Times New Roman" w:cs="Times New Roman"/>
+          <w:sz w:val="28"/>
+          <w:szCs w:val="28"/>
+        </w:rPr>
+      </w:pPr>
+      <w:r>
+        <w:rPr>
+          <w:rFonts w:ascii="Times New Roman" w:hAnsi="Times New Roman" w:cs="Times New Roman"/>
+          <w:sz w:val="28"/>
+          <w:szCs w:val="28"/>
+        </w:rPr>
+        <w:t xml:space="preserve">    • Traversed through the list.</w:t>
+      </w:r>
+    </w:p>
+    <w:p>
+      <w:pPr>
+        <w:rPr>
+          <w:rFonts w:ascii="Times New Roman" w:hAnsi="Times New Roman" w:cs="Times New Roman"/>
+          <w:sz w:val="28"/>
+          <w:szCs w:val="28"/>
+        </w:rPr>
+      </w:pPr>
+      <w:r>
+        <w:rPr>
+          <w:rFonts w:ascii="Times New Roman" w:hAnsi="Times New Roman" w:cs="Times New Roman"/>
+          <w:sz w:val="28"/>
+          <w:szCs w:val="28"/>
+        </w:rPr>
+        <w:t xml:space="preserve">    • Increased the counter for eac</w:t>
+      </w:r>
+      <w:r>
+        <w:rPr>
+          <w:rFonts w:ascii="Times New Roman" w:hAnsi="Times New Roman" w:cs="Times New Roman"/>
+          <w:sz w:val="28"/>
+          <w:szCs w:val="28"/>
+        </w:rPr>
+        <w:t>h node and displayed the count.</w:t>
+      </w:r>
+    </w:p>
+    <w:p>
+      <w:pPr>
+        <w:rPr>
+          <w:rFonts w:ascii="Times New Roman" w:hAnsi="Times New Roman" w:cs="Times New Roman"/>
+          <w:sz w:val="28"/>
+          <w:szCs w:val="28"/>
+        </w:rPr>
+      </w:pPr>
+      <w:r>
+        <w:rPr>
+          <w:rFonts w:ascii="Times New Roman" w:hAnsi="Times New Roman" w:cs="Times New Roman"/>
+          <w:sz w:val="28"/>
+          <w:szCs w:val="28"/>
+        </w:rPr>
+        <w:t>11. Display / Traverse:</w:t>
+      </w:r>
+    </w:p>
+    <w:p>
+      <w:pPr>
+        <w:rPr>
+          <w:rFonts w:ascii="Times New Roman" w:hAnsi="Times New Roman" w:cs="Times New Roman"/>
+          <w:sz w:val="28"/>
+          <w:szCs w:val="28"/>
+        </w:rPr>
+      </w:pPr>
+      <w:r>
+        <w:rPr>
+          <w:rFonts w:ascii="Times New Roman" w:hAnsi="Times New Roman" w:cs="Times New Roman"/>
+          <w:sz w:val="28"/>
+          <w:szCs w:val="28"/>
+        </w:rPr>
+        <w:t xml:space="preserve">    • Started from the head and visited every node.</w:t>
+      </w:r>
+    </w:p>
+    <w:p>
+      <w:pPr>
+        <w:rPr>
+          <w:rFonts w:ascii="Times New Roman" w:hAnsi="Times New Roman" w:cs="Times New Roman"/>
+          <w:sz w:val="28"/>
+          <w:szCs w:val="28"/>
+        </w:rPr>
+      </w:pPr>
+      <w:r>
+        <w:rPr>
+          <w:rFonts w:ascii="Times New Roman" w:hAnsi="Times New Roman" w:cs="Times New Roman"/>
+          <w:sz w:val="28"/>
+          <w:szCs w:val="28"/>
+        </w:rPr>
+        <w:t xml:space="preserve">    • Printed each node</w:t>
+      </w:r>
+      <w:r>
+        <w:rPr>
+          <w:rFonts w:ascii="Times New Roman" w:hAnsi="Times New Roman" w:cs="Times New Roman"/>
+          <w:sz w:val="28"/>
+          <w:szCs w:val="28"/>
+        </w:rPr>
+        <w:t>'s data until None was reached.</w:t>
+      </w:r>
+    </w:p>
+    <w:p>
+      <w:pPr>
+        <w:rPr>
+          <w:rFonts w:ascii="Times New Roman" w:hAnsi="Times New Roman" w:cs="Times New Roman"/>
+          <w:sz w:val="28"/>
+          <w:szCs w:val="28"/>
+        </w:rPr>
+      </w:pPr>
+      <w:r>
+        <w:rPr>
+          <w:rFonts w:ascii="Times New Roman" w:hAnsi="Times New Roman" w:cs="Times New Roman"/>
+          <w:sz w:val="28"/>
+          <w:szCs w:val="28"/>
+        </w:rPr>
+        <w:t>12. Main Program:</w:t>
+      </w:r>
+    </w:p>
+    <w:p>
+      <w:pPr>
+        <w:rPr>
+          <w:rFonts w:ascii="Times New Roman" w:hAnsi="Times New Roman" w:cs="Times New Roman"/>
+          <w:sz w:val="28"/>
+          <w:szCs w:val="28"/>
+        </w:rPr>
+      </w:pPr>
+      <w:r>
+        <w:rPr>
+          <w:rFonts w:ascii="Times New Roman" w:hAnsi="Times New Roman" w:cs="Times New Roman"/>
+          <w:sz w:val="28"/>
+          <w:szCs w:val="28"/>
+        </w:rPr>
+        <w:t xml:space="preserve">    • Displayed a menu for all operations.</w:t>
+      </w:r>
+    </w:p>
+    <w:p>
+      <w:pPr>
+        <w:rPr>
+          <w:rFonts w:ascii="Times New Roman" w:hAnsi="Times New Roman" w:cs="Times New Roman"/>
+          <w:sz w:val="28"/>
+          <w:szCs w:val="28"/>
+        </w:rPr>
+      </w:pPr>
+      <w:r>
+        <w:rPr>
+          <w:rFonts w:ascii="Times New Roman" w:hAnsi="Times New Roman" w:cs="Times New Roman"/>
+          <w:sz w:val="28"/>
+          <w:szCs w:val="28"/>
+        </w:rPr>
+        <w:t xml:space="preserve">    • Executed the selected operation until the user chose Exit.</w:t>
+      </w:r>
+    </w:p>
+    <w:p>
+      <w:pPr>
+        <w:rPr>
+          <w:rFonts w:ascii="Times New Roman" w:hAnsi="Times New Roman" w:cs="Times New Roman"/>
+          <w:sz w:val="28"/>
+          <w:szCs w:val="28"/>
+        </w:rPr>
+      </w:pPr>
+    </w:p>
     <w:sectPr>
-      <w:footerReference w:type="default" r:id="rId32"/>
+      <w:footerReference w:type="default" r:id="rId40"/>
       <w:pgSz w:w="12240" w:h="15840"/>
       <w:pgMar w:top="1440" w:right="1440" w:bottom="1440" w:left="1440" w:header="708" w:footer="708" w:gutter="0"/>
       <w:pgBorders w:offsetFrom="page">
@@ -14671,7 +16463,7 @@
             <w:rPr>
               <w:noProof/>
             </w:rPr>
-            <w:t>4</w:t>
+            <w:t>32</w:t>
           </w:r>
         </w:fldSimple>
       </w:p>
@@ -15918,7 +17710,7 @@
   <w:style w:type="paragraph" w:default="1" w:styleId="Normal">
     <w:name w:val="Normal"/>
     <w:qFormat/>
-    <w:rsid w:val="00C95A49"/>
+    <w:rsid w:val="006915D5"/>
   </w:style>
   <w:style w:type="character" w:default="1" w:styleId="DefaultParagraphFont">
     <w:name w:val="Default Paragraph Font"/>

--- a/DSA-25054.docx
+++ b/DSA-25054.docx
@@ -1239,7 +1239,7 @@
                 <w:sz w:val="28"/>
                 <w:szCs w:val="28"/>
               </w:rPr>
-              <w:t>4</w:t>
+              <w:t>5</w:t>
             </w:r>
             <w:r>
               <w:rPr>
@@ -1253,7 +1253,7 @@
                 <w:sz w:val="28"/>
                 <w:szCs w:val="28"/>
               </w:rPr>
-              <w:t>3</w:t>
+              <w:t>4</w:t>
             </w:r>
           </w:p>
         </w:tc>
@@ -1413,7 +1413,21 @@
                 <w:sz w:val="28"/>
                 <w:szCs w:val="28"/>
               </w:rPr>
-              <w:t>14-17</w:t>
+              <w:t>15</w:t>
+            </w:r>
+            <w:r>
+              <w:rPr>
+                <w:sz w:val="28"/>
+                <w:szCs w:val="28"/>
+              </w:rPr>
+              <w:t>-1</w:t>
+            </w:r>
+            <w:r>
+              <w:rPr>
+                <w:sz w:val="28"/>
+                <w:szCs w:val="28"/>
+              </w:rPr>
+              <w:t>8</w:t>
             </w:r>
           </w:p>
         </w:tc>
@@ -1752,14 +1766,21 @@
                 <w:sz w:val="28"/>
                 <w:szCs w:val="28"/>
               </w:rPr>
-              <w:t>18-2</w:t>
+              <w:t>19</w:t>
             </w:r>
             <w:r>
               <w:rPr>
                 <w:sz w:val="28"/>
                 <w:szCs w:val="28"/>
               </w:rPr>
-              <w:t>7</w:t>
+              <w:t>-2</w:t>
+            </w:r>
+            <w:r>
+              <w:rPr>
+                <w:sz w:val="28"/>
+                <w:szCs w:val="28"/>
+              </w:rPr>
+              <w:t>8</w:t>
             </w:r>
           </w:p>
         </w:tc>
@@ -1996,17 +2017,33 @@
           <w:p>
             <w:pPr>
               <w:rPr>
+                <w:sz w:val="24"/>
+                <w:szCs w:val="24"/>
+              </w:rPr>
+            </w:pPr>
+            <w:r>
+              <w:rPr>
+                <w:sz w:val="24"/>
+                <w:szCs w:val="24"/>
+              </w:rPr>
+              <w:t>10. Exit</w:t>
+            </w:r>
+          </w:p>
+          <w:p>
+            <w:pPr>
+              <w:rPr>
+                <w:sz w:val="24"/>
+                <w:szCs w:val="24"/>
+              </w:rPr>
+            </w:pPr>
+          </w:p>
+          <w:p>
+            <w:pPr>
+              <w:rPr>
                 <w:sz w:val="28"/>
                 <w:szCs w:val="28"/>
               </w:rPr>
             </w:pPr>
-            <w:r>
-              <w:rPr>
-                <w:sz w:val="24"/>
-                <w:szCs w:val="24"/>
-              </w:rPr>
-              <w:t>10. Exit</w:t>
-            </w:r>
           </w:p>
         </w:tc>
         <w:tc>
@@ -2021,6 +2058,691 @@
               </w:rPr>
             </w:pPr>
           </w:p>
+          <w:p>
+            <w:pPr>
+              <w:rPr>
+                <w:sz w:val="28"/>
+                <w:szCs w:val="28"/>
+              </w:rPr>
+            </w:pPr>
+          </w:p>
+          <w:p>
+            <w:pPr>
+              <w:rPr>
+                <w:sz w:val="28"/>
+                <w:szCs w:val="28"/>
+              </w:rPr>
+            </w:pPr>
+          </w:p>
+          <w:p>
+            <w:pPr>
+              <w:rPr>
+                <w:sz w:val="28"/>
+                <w:szCs w:val="28"/>
+              </w:rPr>
+            </w:pPr>
+          </w:p>
+          <w:p>
+            <w:pPr>
+              <w:rPr>
+                <w:sz w:val="28"/>
+                <w:szCs w:val="28"/>
+              </w:rPr>
+            </w:pPr>
+          </w:p>
+          <w:p>
+            <w:pPr>
+              <w:rPr>
+                <w:sz w:val="28"/>
+                <w:szCs w:val="28"/>
+              </w:rPr>
+            </w:pPr>
+            <w:r>
+              <w:rPr>
+                <w:sz w:val="28"/>
+                <w:szCs w:val="28"/>
+              </w:rPr>
+              <w:t>29-40</w:t>
+            </w:r>
+          </w:p>
+        </w:tc>
+      </w:tr>
+      <w:tr>
+        <w:trPr>
+          <w:trHeight w:val="1833"/>
+        </w:trPr>
+        <w:tc>
+          <w:tcPr>
+            <w:tcW w:w="1641" w:type="dxa"/>
+          </w:tcPr>
+          <w:p>
+            <w:pPr>
+              <w:jc w:val="center"/>
+              <w:rPr>
+                <w:b/>
+                <w:sz w:val="28"/>
+                <w:szCs w:val="28"/>
+              </w:rPr>
+            </w:pPr>
+          </w:p>
+          <w:p>
+            <w:pPr>
+              <w:jc w:val="center"/>
+              <w:rPr>
+                <w:b/>
+                <w:sz w:val="28"/>
+                <w:szCs w:val="28"/>
+              </w:rPr>
+            </w:pPr>
+          </w:p>
+          <w:p>
+            <w:pPr>
+              <w:jc w:val="center"/>
+              <w:rPr>
+                <w:b/>
+                <w:sz w:val="28"/>
+                <w:szCs w:val="28"/>
+              </w:rPr>
+            </w:pPr>
+          </w:p>
+          <w:p>
+            <w:pPr>
+              <w:jc w:val="center"/>
+              <w:rPr>
+                <w:b/>
+                <w:sz w:val="28"/>
+                <w:szCs w:val="28"/>
+              </w:rPr>
+            </w:pPr>
+          </w:p>
+          <w:p>
+            <w:pPr>
+              <w:jc w:val="center"/>
+              <w:rPr>
+                <w:b/>
+                <w:sz w:val="28"/>
+                <w:szCs w:val="28"/>
+              </w:rPr>
+            </w:pPr>
+          </w:p>
+        </w:tc>
+        <w:tc>
+          <w:tcPr>
+            <w:tcW w:w="5365" w:type="dxa"/>
+          </w:tcPr>
+          <w:p>
+            <w:pPr>
+              <w:rPr>
+                <w:sz w:val="24"/>
+                <w:szCs w:val="24"/>
+              </w:rPr>
+            </w:pPr>
+            <w:r>
+              <w:rPr>
+                <w:sz w:val="24"/>
+                <w:szCs w:val="24"/>
+              </w:rPr>
+              <w:t>4B</w:t>
+            </w:r>
+            <w:r>
+              <w:rPr>
+                <w:sz w:val="24"/>
+                <w:szCs w:val="24"/>
+              </w:rPr>
+              <w:t>)Write a Py</w:t>
+            </w:r>
+            <w:r>
+              <w:rPr>
+                <w:sz w:val="24"/>
+                <w:szCs w:val="24"/>
+              </w:rPr>
+              <w:t>thon program to implement doubly</w:t>
+            </w:r>
+            <w:r>
+              <w:rPr>
+                <w:sz w:val="24"/>
+                <w:szCs w:val="24"/>
+              </w:rPr>
+              <w:t xml:space="preserve"> linked list</w:t>
+            </w:r>
+          </w:p>
+          <w:p>
+            <w:pPr>
+              <w:rPr>
+                <w:sz w:val="24"/>
+                <w:szCs w:val="24"/>
+              </w:rPr>
+            </w:pPr>
+            <w:r>
+              <w:rPr>
+                <w:sz w:val="24"/>
+                <w:szCs w:val="24"/>
+              </w:rPr>
+              <w:t>which could perform the below operations by taking</w:t>
+            </w:r>
+          </w:p>
+          <w:p>
+            <w:pPr>
+              <w:rPr>
+                <w:sz w:val="24"/>
+                <w:szCs w:val="24"/>
+              </w:rPr>
+            </w:pPr>
+            <w:r>
+              <w:rPr>
+                <w:sz w:val="24"/>
+                <w:szCs w:val="24"/>
+              </w:rPr>
+              <w:t>the input from the user:</w:t>
+            </w:r>
+          </w:p>
+          <w:p>
+            <w:pPr>
+              <w:rPr>
+                <w:sz w:val="24"/>
+                <w:szCs w:val="24"/>
+              </w:rPr>
+            </w:pPr>
+            <w:r>
+              <w:rPr>
+                <w:sz w:val="24"/>
+                <w:szCs w:val="24"/>
+              </w:rPr>
+              <w:t>1. Create a linked list</w:t>
+            </w:r>
+          </w:p>
+          <w:p>
+            <w:pPr>
+              <w:rPr>
+                <w:sz w:val="24"/>
+                <w:szCs w:val="24"/>
+              </w:rPr>
+            </w:pPr>
+            <w:r>
+              <w:rPr>
+                <w:sz w:val="24"/>
+                <w:szCs w:val="24"/>
+              </w:rPr>
+              <w:t>2. Insert at beginning</w:t>
+            </w:r>
+          </w:p>
+          <w:p>
+            <w:pPr>
+              <w:rPr>
+                <w:sz w:val="24"/>
+                <w:szCs w:val="24"/>
+              </w:rPr>
+            </w:pPr>
+            <w:r>
+              <w:rPr>
+                <w:sz w:val="24"/>
+                <w:szCs w:val="24"/>
+              </w:rPr>
+              <w:t>3. Insert at end</w:t>
+            </w:r>
+          </w:p>
+          <w:p>
+            <w:pPr>
+              <w:rPr>
+                <w:sz w:val="24"/>
+                <w:szCs w:val="24"/>
+              </w:rPr>
+            </w:pPr>
+            <w:r>
+              <w:rPr>
+                <w:sz w:val="24"/>
+                <w:szCs w:val="24"/>
+              </w:rPr>
+              <w:t>4. Insert at a specific index</w:t>
+            </w:r>
+          </w:p>
+          <w:p>
+            <w:pPr>
+              <w:rPr>
+                <w:sz w:val="24"/>
+                <w:szCs w:val="24"/>
+              </w:rPr>
+            </w:pPr>
+            <w:r>
+              <w:rPr>
+                <w:sz w:val="24"/>
+                <w:szCs w:val="24"/>
+              </w:rPr>
+              <w:t>5. Delete by value</w:t>
+            </w:r>
+          </w:p>
+          <w:p>
+            <w:pPr>
+              <w:rPr>
+                <w:sz w:val="24"/>
+                <w:szCs w:val="24"/>
+              </w:rPr>
+            </w:pPr>
+            <w:r>
+              <w:rPr>
+                <w:sz w:val="24"/>
+                <w:szCs w:val="24"/>
+              </w:rPr>
+              <w:t>6. Delete first node</w:t>
+            </w:r>
+          </w:p>
+          <w:p>
+            <w:pPr>
+              <w:rPr>
+                <w:sz w:val="24"/>
+                <w:szCs w:val="24"/>
+              </w:rPr>
+            </w:pPr>
+            <w:r>
+              <w:rPr>
+                <w:sz w:val="24"/>
+                <w:szCs w:val="24"/>
+              </w:rPr>
+              <w:t>7. Delete last node</w:t>
+            </w:r>
+          </w:p>
+          <w:p>
+            <w:pPr>
+              <w:rPr>
+                <w:sz w:val="24"/>
+                <w:szCs w:val="24"/>
+              </w:rPr>
+            </w:pPr>
+            <w:r>
+              <w:rPr>
+                <w:sz w:val="24"/>
+                <w:szCs w:val="24"/>
+              </w:rPr>
+              <w:t>8. Count number of nodes</w:t>
+            </w:r>
+          </w:p>
+          <w:p>
+            <w:pPr>
+              <w:rPr>
+                <w:sz w:val="24"/>
+                <w:szCs w:val="24"/>
+              </w:rPr>
+            </w:pPr>
+            <w:r>
+              <w:rPr>
+                <w:sz w:val="24"/>
+                <w:szCs w:val="24"/>
+              </w:rPr>
+              <w:t>9. Display / Traverse</w:t>
+            </w:r>
+          </w:p>
+          <w:p>
+            <w:pPr>
+              <w:rPr>
+                <w:sz w:val="24"/>
+                <w:szCs w:val="24"/>
+              </w:rPr>
+            </w:pPr>
+            <w:r>
+              <w:rPr>
+                <w:sz w:val="24"/>
+                <w:szCs w:val="24"/>
+              </w:rPr>
+              <w:t>10. Exit</w:t>
+            </w:r>
+          </w:p>
+        </w:tc>
+        <w:tc>
+          <w:tcPr>
+            <w:tcW w:w="1450" w:type="dxa"/>
+          </w:tcPr>
+          <w:p>
+            <w:pPr>
+              <w:rPr>
+                <w:sz w:val="28"/>
+                <w:szCs w:val="28"/>
+              </w:rPr>
+            </w:pPr>
+          </w:p>
+        </w:tc>
+      </w:tr>
+      <w:tr>
+        <w:trPr>
+          <w:trHeight w:val="1833"/>
+        </w:trPr>
+        <w:tc>
+          <w:tcPr>
+            <w:tcW w:w="1641" w:type="dxa"/>
+          </w:tcPr>
+          <w:p>
+            <w:pPr>
+              <w:jc w:val="center"/>
+              <w:rPr>
+                <w:b/>
+                <w:sz w:val="28"/>
+                <w:szCs w:val="28"/>
+              </w:rPr>
+            </w:pPr>
+          </w:p>
+          <w:p>
+            <w:pPr>
+              <w:jc w:val="center"/>
+              <w:rPr>
+                <w:b/>
+                <w:sz w:val="28"/>
+                <w:szCs w:val="28"/>
+              </w:rPr>
+            </w:pPr>
+          </w:p>
+          <w:p>
+            <w:pPr>
+              <w:jc w:val="center"/>
+              <w:rPr>
+                <w:b/>
+                <w:sz w:val="28"/>
+                <w:szCs w:val="28"/>
+              </w:rPr>
+            </w:pPr>
+            <w:r>
+              <w:rPr>
+                <w:b/>
+                <w:sz w:val="28"/>
+                <w:szCs w:val="28"/>
+              </w:rPr>
+              <w:t>5</w:t>
+            </w:r>
+            <w:r>
+              <w:rPr>
+                <w:b/>
+                <w:sz w:val="28"/>
+                <w:szCs w:val="28"/>
+              </w:rPr>
+              <w:t>)</w:t>
+            </w:r>
+          </w:p>
+        </w:tc>
+        <w:tc>
+          <w:tcPr>
+            <w:tcW w:w="5365" w:type="dxa"/>
+          </w:tcPr>
+          <w:p>
+            <w:pPr>
+              <w:rPr>
+                <w:sz w:val="24"/>
+                <w:szCs w:val="24"/>
+              </w:rPr>
+            </w:pPr>
+            <w:r>
+              <w:rPr>
+                <w:sz w:val="24"/>
+                <w:szCs w:val="24"/>
+              </w:rPr>
+              <w:t>5A</w:t>
+            </w:r>
+            <w:r>
+              <w:rPr>
+                <w:sz w:val="24"/>
+                <w:szCs w:val="24"/>
+              </w:rPr>
+              <w:t>)Write a Py</w:t>
+            </w:r>
+            <w:r>
+              <w:rPr>
+                <w:sz w:val="24"/>
+                <w:szCs w:val="24"/>
+              </w:rPr>
+              <w:t xml:space="preserve">thon program to implement </w:t>
+            </w:r>
+            <w:r>
+              <w:rPr>
+                <w:sz w:val="24"/>
+                <w:szCs w:val="24"/>
+              </w:rPr>
+              <w:t>circular</w:t>
+            </w:r>
+            <w:r>
+              <w:rPr>
+                <w:sz w:val="24"/>
+                <w:szCs w:val="24"/>
+              </w:rPr>
+              <w:t xml:space="preserve"> linked list</w:t>
+            </w:r>
+          </w:p>
+          <w:p>
+            <w:pPr>
+              <w:rPr>
+                <w:sz w:val="24"/>
+                <w:szCs w:val="24"/>
+              </w:rPr>
+            </w:pPr>
+            <w:r>
+              <w:rPr>
+                <w:sz w:val="24"/>
+                <w:szCs w:val="24"/>
+              </w:rPr>
+              <w:t>which could perform the below operations by taking</w:t>
+            </w:r>
+          </w:p>
+          <w:p>
+            <w:pPr>
+              <w:rPr>
+                <w:sz w:val="24"/>
+                <w:szCs w:val="24"/>
+              </w:rPr>
+            </w:pPr>
+            <w:r>
+              <w:rPr>
+                <w:sz w:val="24"/>
+                <w:szCs w:val="24"/>
+              </w:rPr>
+              <w:t>the input from the user:</w:t>
+            </w:r>
+          </w:p>
+          <w:p>
+            <w:pPr>
+              <w:rPr>
+                <w:sz w:val="24"/>
+                <w:szCs w:val="24"/>
+              </w:rPr>
+            </w:pPr>
+            <w:r>
+              <w:rPr>
+                <w:sz w:val="24"/>
+                <w:szCs w:val="24"/>
+              </w:rPr>
+              <w:t>1. Create a linked list</w:t>
+            </w:r>
+          </w:p>
+          <w:p>
+            <w:pPr>
+              <w:rPr>
+                <w:sz w:val="24"/>
+                <w:szCs w:val="24"/>
+              </w:rPr>
+            </w:pPr>
+            <w:r>
+              <w:rPr>
+                <w:sz w:val="24"/>
+                <w:szCs w:val="24"/>
+              </w:rPr>
+              <w:t>2. Insert at beginning</w:t>
+            </w:r>
+          </w:p>
+          <w:p>
+            <w:pPr>
+              <w:rPr>
+                <w:sz w:val="24"/>
+                <w:szCs w:val="24"/>
+              </w:rPr>
+            </w:pPr>
+            <w:r>
+              <w:rPr>
+                <w:sz w:val="24"/>
+                <w:szCs w:val="24"/>
+              </w:rPr>
+              <w:t>3. Insert at end</w:t>
+            </w:r>
+          </w:p>
+          <w:p>
+            <w:pPr>
+              <w:rPr>
+                <w:sz w:val="24"/>
+                <w:szCs w:val="24"/>
+              </w:rPr>
+            </w:pPr>
+            <w:r>
+              <w:rPr>
+                <w:sz w:val="24"/>
+                <w:szCs w:val="24"/>
+              </w:rPr>
+              <w:t>4. Insert at a specific index</w:t>
+            </w:r>
+          </w:p>
+          <w:p>
+            <w:pPr>
+              <w:rPr>
+                <w:sz w:val="24"/>
+                <w:szCs w:val="24"/>
+              </w:rPr>
+            </w:pPr>
+            <w:r>
+              <w:rPr>
+                <w:sz w:val="24"/>
+                <w:szCs w:val="24"/>
+              </w:rPr>
+              <w:t>5. Delete by value</w:t>
+            </w:r>
+          </w:p>
+          <w:p>
+            <w:pPr>
+              <w:rPr>
+                <w:sz w:val="24"/>
+                <w:szCs w:val="24"/>
+              </w:rPr>
+            </w:pPr>
+            <w:r>
+              <w:rPr>
+                <w:sz w:val="24"/>
+                <w:szCs w:val="24"/>
+              </w:rPr>
+              <w:t>6. Delete first node</w:t>
+            </w:r>
+          </w:p>
+          <w:p>
+            <w:pPr>
+              <w:rPr>
+                <w:sz w:val="24"/>
+                <w:szCs w:val="24"/>
+              </w:rPr>
+            </w:pPr>
+            <w:r>
+              <w:rPr>
+                <w:sz w:val="24"/>
+                <w:szCs w:val="24"/>
+              </w:rPr>
+              <w:t>7. Delete last node</w:t>
+            </w:r>
+          </w:p>
+          <w:p>
+            <w:pPr>
+              <w:rPr>
+                <w:sz w:val="24"/>
+                <w:szCs w:val="24"/>
+              </w:rPr>
+            </w:pPr>
+            <w:r>
+              <w:rPr>
+                <w:sz w:val="24"/>
+                <w:szCs w:val="24"/>
+              </w:rPr>
+              <w:t>8. Count number of nodes</w:t>
+            </w:r>
+          </w:p>
+          <w:p>
+            <w:pPr>
+              <w:rPr>
+                <w:sz w:val="24"/>
+                <w:szCs w:val="24"/>
+              </w:rPr>
+            </w:pPr>
+            <w:r>
+              <w:rPr>
+                <w:sz w:val="24"/>
+                <w:szCs w:val="24"/>
+              </w:rPr>
+              <w:t>9. Display / Traverse</w:t>
+            </w:r>
+          </w:p>
+          <w:p>
+            <w:pPr>
+              <w:rPr>
+                <w:sz w:val="24"/>
+                <w:szCs w:val="24"/>
+              </w:rPr>
+            </w:pPr>
+            <w:r>
+              <w:rPr>
+                <w:sz w:val="24"/>
+                <w:szCs w:val="24"/>
+              </w:rPr>
+              <w:t>10. Exit</w:t>
+            </w:r>
+          </w:p>
+        </w:tc>
+        <w:tc>
+          <w:tcPr>
+            <w:tcW w:w="1450" w:type="dxa"/>
+          </w:tcPr>
+          <w:p>
+            <w:pPr>
+              <w:rPr>
+                <w:sz w:val="28"/>
+                <w:szCs w:val="28"/>
+              </w:rPr>
+            </w:pPr>
+          </w:p>
+          <w:p>
+            <w:pPr>
+              <w:rPr>
+                <w:sz w:val="28"/>
+                <w:szCs w:val="28"/>
+              </w:rPr>
+            </w:pPr>
+          </w:p>
+          <w:p>
+            <w:pPr>
+              <w:rPr>
+                <w:sz w:val="28"/>
+                <w:szCs w:val="28"/>
+              </w:rPr>
+            </w:pPr>
+          </w:p>
+          <w:p>
+            <w:pPr>
+              <w:rPr>
+                <w:sz w:val="28"/>
+                <w:szCs w:val="28"/>
+              </w:rPr>
+            </w:pPr>
+          </w:p>
+          <w:p>
+            <w:pPr>
+              <w:rPr>
+                <w:sz w:val="28"/>
+                <w:szCs w:val="28"/>
+              </w:rPr>
+            </w:pPr>
+          </w:p>
+          <w:p>
+            <w:pPr>
+              <w:rPr>
+                <w:sz w:val="28"/>
+                <w:szCs w:val="28"/>
+              </w:rPr>
+            </w:pPr>
+            <w:r>
+              <w:rPr>
+                <w:sz w:val="28"/>
+                <w:szCs w:val="28"/>
+              </w:rPr>
+              <w:t xml:space="preserve">   41-49</w:t>
+            </w:r>
+          </w:p>
         </w:tc>
       </w:tr>
     </w:tbl>
@@ -2031,6 +2753,146 @@
         <w:rPr>
           <w:rFonts w:ascii="Times New Roman" w:hAnsi="Times New Roman" w:cs="Times New Roman"/>
           <w:b/>
+          <w:sz w:val="32"/>
+          <w:szCs w:val="32"/>
+        </w:rPr>
+      </w:pPr>
+    </w:p>
+    <w:p>
+      <w:pPr>
+        <w:spacing w:after="0"/>
+        <w:ind w:right="-69"/>
+        <w:jc w:val="center"/>
+        <w:rPr>
+          <w:rFonts w:ascii="Times New Roman" w:hAnsi="Times New Roman" w:cs="Times New Roman"/>
+          <w:b/>
+          <w:bCs/>
+          <w:sz w:val="32"/>
+          <w:szCs w:val="32"/>
+        </w:rPr>
+      </w:pPr>
+    </w:p>
+    <w:p>
+      <w:pPr>
+        <w:spacing w:after="0"/>
+        <w:ind w:right="-69"/>
+        <w:jc w:val="center"/>
+        <w:rPr>
+          <w:rFonts w:ascii="Times New Roman" w:hAnsi="Times New Roman" w:cs="Times New Roman"/>
+          <w:b/>
+          <w:bCs/>
+          <w:sz w:val="32"/>
+          <w:szCs w:val="32"/>
+        </w:rPr>
+      </w:pPr>
+    </w:p>
+    <w:p>
+      <w:pPr>
+        <w:spacing w:after="0"/>
+        <w:ind w:right="-69"/>
+        <w:jc w:val="center"/>
+        <w:rPr>
+          <w:rFonts w:ascii="Times New Roman" w:hAnsi="Times New Roman" w:cs="Times New Roman"/>
+          <w:b/>
+          <w:bCs/>
+          <w:sz w:val="32"/>
+          <w:szCs w:val="32"/>
+        </w:rPr>
+      </w:pPr>
+    </w:p>
+    <w:p>
+      <w:pPr>
+        <w:spacing w:after="0"/>
+        <w:ind w:right="-69"/>
+        <w:jc w:val="center"/>
+        <w:rPr>
+          <w:rFonts w:ascii="Times New Roman" w:hAnsi="Times New Roman" w:cs="Times New Roman"/>
+          <w:b/>
+          <w:bCs/>
+          <w:sz w:val="32"/>
+          <w:szCs w:val="32"/>
+        </w:rPr>
+      </w:pPr>
+    </w:p>
+    <w:p>
+      <w:pPr>
+        <w:spacing w:after="0"/>
+        <w:ind w:right="-69"/>
+        <w:jc w:val="center"/>
+        <w:rPr>
+          <w:rFonts w:ascii="Times New Roman" w:hAnsi="Times New Roman" w:cs="Times New Roman"/>
+          <w:b/>
+          <w:bCs/>
+          <w:sz w:val="32"/>
+          <w:szCs w:val="32"/>
+        </w:rPr>
+      </w:pPr>
+    </w:p>
+    <w:p>
+      <w:pPr>
+        <w:spacing w:after="0"/>
+        <w:ind w:right="-69"/>
+        <w:jc w:val="center"/>
+        <w:rPr>
+          <w:rFonts w:ascii="Times New Roman" w:hAnsi="Times New Roman" w:cs="Times New Roman"/>
+          <w:b/>
+          <w:bCs/>
+          <w:sz w:val="32"/>
+          <w:szCs w:val="32"/>
+        </w:rPr>
+      </w:pPr>
+    </w:p>
+    <w:p>
+      <w:pPr>
+        <w:spacing w:after="0"/>
+        <w:ind w:right="-69"/>
+        <w:jc w:val="center"/>
+        <w:rPr>
+          <w:rFonts w:ascii="Times New Roman" w:hAnsi="Times New Roman" w:cs="Times New Roman"/>
+          <w:b/>
+          <w:bCs/>
+          <w:sz w:val="32"/>
+          <w:szCs w:val="32"/>
+        </w:rPr>
+      </w:pPr>
+    </w:p>
+    <w:p>
+      <w:pPr>
+        <w:spacing w:after="0"/>
+        <w:ind w:right="-69"/>
+        <w:jc w:val="center"/>
+        <w:rPr>
+          <w:rFonts w:ascii="Times New Roman" w:hAnsi="Times New Roman" w:cs="Times New Roman"/>
+          <w:b/>
+          <w:bCs/>
+          <w:sz w:val="32"/>
+          <w:szCs w:val="32"/>
+        </w:rPr>
+      </w:pPr>
+    </w:p>
+    <w:p>
+      <w:pPr>
+        <w:spacing w:after="0"/>
+        <w:ind w:right="-69"/>
+        <w:jc w:val="center"/>
+        <w:rPr>
+          <w:rFonts w:ascii="Times New Roman" w:hAnsi="Times New Roman" w:cs="Times New Roman"/>
+          <w:b/>
+          <w:bCs/>
+          <w:sz w:val="32"/>
+          <w:szCs w:val="32"/>
+        </w:rPr>
+      </w:pPr>
+    </w:p>
+    <w:p>
+      <w:pPr>
+        <w:spacing w:after="0"/>
+        <w:ind w:right="-69"/>
+        <w:jc w:val="center"/>
+        <w:rPr>
+          <w:rFonts w:ascii="Times New Roman" w:hAnsi="Times New Roman" w:cs="Times New Roman"/>
+          <w:b/>
+          <w:bCs/>
           <w:sz w:val="32"/>
           <w:szCs w:val="32"/>
         </w:rPr>
@@ -15677,6 +16539,9 @@
     </w:p>
     <w:p>
       <w:pPr>
+        <w:tabs>
+          <w:tab w:val="left" w:pos="2251"/>
+        </w:tabs>
         <w:rPr>
           <w:rFonts w:ascii="Times New Roman" w:hAnsi="Times New Roman" w:cs="Times New Roman"/>
           <w:b/>
@@ -16394,6 +17259,4683 @@
     <w:p>
       <w:pPr>
         <w:rPr>
+          <w:rFonts w:ascii="Times New Roman" w:eastAsia="Times New Roman" w:hAnsi="Times New Roman" w:cs="Times New Roman"/>
+          <w:b/>
+          <w:sz w:val="28"/>
+          <w:szCs w:val="28"/>
+          <w:u w:val="single"/>
+        </w:rPr>
+      </w:pPr>
+      <w:r>
+        <w:rPr>
+          <w:rFonts w:ascii="Times New Roman" w:eastAsia="Times New Roman" w:hAnsi="Times New Roman" w:cs="Times New Roman"/>
+          <w:b/>
+          <w:sz w:val="28"/>
+          <w:szCs w:val="28"/>
+          <w:u w:val="single"/>
+        </w:rPr>
+        <w:t>Error Table:</w:t>
+      </w:r>
+    </w:p>
+    <w:tbl>
+      <w:tblPr>
+        <w:tblStyle w:val="TableGrid"/>
+        <w:tblW w:w="0" w:type="auto"/>
+        <w:tblLook w:val="04A0"/>
+      </w:tblPr>
+      <w:tblGrid>
+        <w:gridCol w:w="763"/>
+        <w:gridCol w:w="3598"/>
+        <w:gridCol w:w="3622"/>
+      </w:tblGrid>
+      <w:tr>
+        <w:tc>
+          <w:tcPr>
+            <w:tcW w:w="0" w:type="auto"/>
+            <w:hideMark/>
+          </w:tcPr>
+          <w:p>
+            <w:pPr>
+              <w:spacing w:after="200" w:line="276" w:lineRule="auto"/>
+              <w:rPr>
+                <w:b/>
+                <w:bCs/>
+                <w:sz w:val="24"/>
+                <w:szCs w:val="24"/>
+              </w:rPr>
+            </w:pPr>
+            <w:r>
+              <w:rPr>
+                <w:b/>
+                <w:bCs/>
+                <w:sz w:val="24"/>
+                <w:szCs w:val="24"/>
+              </w:rPr>
+              <w:t>S.No.</w:t>
+            </w:r>
+          </w:p>
+        </w:tc>
+        <w:tc>
+          <w:tcPr>
+            <w:tcW w:w="3598" w:type="dxa"/>
+            <w:hideMark/>
+          </w:tcPr>
+          <w:p>
+            <w:pPr>
+              <w:spacing w:after="200" w:line="276" w:lineRule="auto"/>
+              <w:rPr>
+                <w:b/>
+                <w:bCs/>
+                <w:sz w:val="24"/>
+                <w:szCs w:val="24"/>
+              </w:rPr>
+            </w:pPr>
+            <w:r>
+              <w:rPr>
+                <w:b/>
+                <w:bCs/>
+                <w:sz w:val="24"/>
+                <w:szCs w:val="24"/>
+              </w:rPr>
+              <w:t>Errors Observed</w:t>
+            </w:r>
+          </w:p>
+        </w:tc>
+        <w:tc>
+          <w:tcPr>
+            <w:tcW w:w="3622" w:type="dxa"/>
+            <w:hideMark/>
+          </w:tcPr>
+          <w:p>
+            <w:pPr>
+              <w:spacing w:after="200" w:line="276" w:lineRule="auto"/>
+              <w:rPr>
+                <w:b/>
+                <w:bCs/>
+                <w:sz w:val="24"/>
+                <w:szCs w:val="24"/>
+              </w:rPr>
+            </w:pPr>
+            <w:r>
+              <w:rPr>
+                <w:b/>
+                <w:bCs/>
+                <w:sz w:val="24"/>
+                <w:szCs w:val="24"/>
+              </w:rPr>
+              <w:t>Rectification</w:t>
+            </w:r>
+          </w:p>
+        </w:tc>
+      </w:tr>
+      <w:tr>
+        <w:tc>
+          <w:tcPr>
+            <w:tcW w:w="0" w:type="auto"/>
+            <w:hideMark/>
+          </w:tcPr>
+          <w:p>
+            <w:pPr>
+              <w:spacing w:after="200" w:line="276" w:lineRule="auto"/>
+              <w:rPr>
+                <w:sz w:val="24"/>
+                <w:szCs w:val="24"/>
+              </w:rPr>
+            </w:pPr>
+            <w:r>
+              <w:rPr>
+                <w:bCs/>
+                <w:sz w:val="24"/>
+                <w:szCs w:val="24"/>
+              </w:rPr>
+              <w:t>1)</w:t>
+            </w:r>
+          </w:p>
+        </w:tc>
+        <w:tc>
+          <w:tcPr>
+            <w:tcW w:w="3598" w:type="dxa"/>
+            <w:hideMark/>
+          </w:tcPr>
+          <w:p>
+            <w:pPr>
+              <w:spacing w:after="200" w:line="276" w:lineRule="auto"/>
+              <w:rPr>
+                <w:sz w:val="24"/>
+                <w:szCs w:val="24"/>
+              </w:rPr>
+            </w:pPr>
+            <w:r>
+              <w:rPr>
+                <w:sz w:val="24"/>
+                <w:szCs w:val="24"/>
+              </w:rPr>
+              <w:t>Trying to insert or delete when the linked list is empty.</w:t>
+            </w:r>
+          </w:p>
+        </w:tc>
+        <w:tc>
+          <w:tcPr>
+            <w:tcW w:w="3622" w:type="dxa"/>
+            <w:hideMark/>
+          </w:tcPr>
+          <w:p>
+            <w:pPr>
+              <w:spacing w:after="200" w:line="276" w:lineRule="auto"/>
+              <w:rPr>
+                <w:sz w:val="24"/>
+                <w:szCs w:val="24"/>
+              </w:rPr>
+            </w:pPr>
+            <w:r>
+              <w:rPr>
+                <w:sz w:val="24"/>
+                <w:szCs w:val="24"/>
+              </w:rPr>
+              <w:t xml:space="preserve">Check if </w:t>
+            </w:r>
+            <w:r>
+              <w:rPr>
+                <w:rStyle w:val="HTMLCode"/>
+                <w:rFonts w:ascii="Times New Roman" w:eastAsiaTheme="minorHAnsi" w:hAnsi="Times New Roman" w:cs="Times New Roman"/>
+                <w:sz w:val="24"/>
+                <w:szCs w:val="24"/>
+              </w:rPr>
+              <w:t>head is None</w:t>
+            </w:r>
+            <w:r>
+              <w:rPr>
+                <w:sz w:val="24"/>
+                <w:szCs w:val="24"/>
+              </w:rPr>
+              <w:t xml:space="preserve"> before performing the operation.</w:t>
+            </w:r>
+          </w:p>
+        </w:tc>
+      </w:tr>
+      <w:tr>
+        <w:tc>
+          <w:tcPr>
+            <w:tcW w:w="0" w:type="auto"/>
+            <w:hideMark/>
+          </w:tcPr>
+          <w:p>
+            <w:pPr>
+              <w:spacing w:after="200" w:line="276" w:lineRule="auto"/>
+              <w:rPr>
+                <w:sz w:val="24"/>
+                <w:szCs w:val="24"/>
+              </w:rPr>
+            </w:pPr>
+            <w:r>
+              <w:rPr>
+                <w:bCs/>
+                <w:sz w:val="24"/>
+                <w:szCs w:val="24"/>
+              </w:rPr>
+              <w:t>2)</w:t>
+            </w:r>
+          </w:p>
+        </w:tc>
+        <w:tc>
+          <w:tcPr>
+            <w:tcW w:w="3598" w:type="dxa"/>
+            <w:hideMark/>
+          </w:tcPr>
+          <w:tbl>
+            <w:tblPr>
+              <w:tblW w:w="0" w:type="auto"/>
+              <w:tblCellSpacing w:w="15" w:type="dxa"/>
+              <w:tblCellMar>
+                <w:top w:w="15" w:type="dxa"/>
+                <w:left w:w="15" w:type="dxa"/>
+                <w:bottom w:w="15" w:type="dxa"/>
+                <w:right w:w="15" w:type="dxa"/>
+              </w:tblCellMar>
+              <w:tblLook w:val="04A0"/>
+            </w:tblPr>
+            <w:tblGrid>
+              <w:gridCol w:w="96"/>
+            </w:tblGrid>
+            <w:tr>
+              <w:trPr>
+                <w:tblCellSpacing w:w="15" w:type="dxa"/>
+              </w:trPr>
+              <w:tc>
+                <w:tcPr>
+                  <w:tcW w:w="0" w:type="auto"/>
+                  <w:vAlign w:val="center"/>
+                  <w:hideMark/>
+                </w:tcPr>
+                <w:p>
+                  <w:pPr>
+                    <w:spacing w:after="0" w:line="240" w:lineRule="auto"/>
+                    <w:rPr>
+                      <w:rFonts w:ascii="Times New Roman" w:eastAsia="Times New Roman" w:hAnsi="Times New Roman" w:cs="Times New Roman"/>
+                      <w:sz w:val="24"/>
+                      <w:szCs w:val="24"/>
+                    </w:rPr>
+                  </w:pPr>
+                </w:p>
+              </w:tc>
+            </w:tr>
+          </w:tbl>
+          <w:p>
+            <w:pPr>
+              <w:rPr>
+                <w:rFonts w:eastAsia="Times New Roman"/>
+                <w:vanish/>
+                <w:sz w:val="24"/>
+                <w:szCs w:val="24"/>
+              </w:rPr>
+            </w:pPr>
+          </w:p>
+          <w:tbl>
+            <w:tblPr>
+              <w:tblW w:w="0" w:type="auto"/>
+              <w:tblCellSpacing w:w="15" w:type="dxa"/>
+              <w:tblCellMar>
+                <w:top w:w="15" w:type="dxa"/>
+                <w:left w:w="15" w:type="dxa"/>
+                <w:bottom w:w="15" w:type="dxa"/>
+                <w:right w:w="15" w:type="dxa"/>
+              </w:tblCellMar>
+              <w:tblLook w:val="04A0"/>
+            </w:tblPr>
+            <w:tblGrid>
+              <w:gridCol w:w="3382"/>
+            </w:tblGrid>
+            <w:tr>
+              <w:trPr>
+                <w:tblCellSpacing w:w="15" w:type="dxa"/>
+              </w:trPr>
+              <w:tc>
+                <w:tcPr>
+                  <w:tcW w:w="0" w:type="auto"/>
+                  <w:vAlign w:val="center"/>
+                  <w:hideMark/>
+                </w:tcPr>
+                <w:p>
+                  <w:pPr>
+                    <w:spacing w:after="0" w:line="240" w:lineRule="auto"/>
+                    <w:rPr>
+                      <w:rFonts w:ascii="Times New Roman" w:eastAsia="Times New Roman" w:hAnsi="Times New Roman" w:cs="Times New Roman"/>
+                      <w:sz w:val="24"/>
+                      <w:szCs w:val="24"/>
+                    </w:rPr>
+                  </w:pPr>
+                  <w:r>
+                    <w:rPr>
+                      <w:rFonts w:ascii="Times New Roman" w:eastAsia="Times New Roman" w:hAnsi="Times New Roman" w:cs="Times New Roman"/>
+                      <w:sz w:val="24"/>
+                      <w:szCs w:val="24"/>
+                    </w:rPr>
+                    <w:t>Incorrectly updating the head while inserting at the beginning.</w:t>
+                  </w:r>
+                </w:p>
+              </w:tc>
+            </w:tr>
+          </w:tbl>
+          <w:p>
+            <w:pPr>
+              <w:spacing w:after="200" w:line="276" w:lineRule="auto"/>
+              <w:rPr>
+                <w:sz w:val="24"/>
+                <w:szCs w:val="24"/>
+              </w:rPr>
+            </w:pPr>
+          </w:p>
+        </w:tc>
+        <w:tc>
+          <w:tcPr>
+            <w:tcW w:w="3622" w:type="dxa"/>
+            <w:hideMark/>
+          </w:tcPr>
+          <w:p>
+            <w:pPr>
+              <w:spacing w:after="200" w:line="276" w:lineRule="auto"/>
+              <w:rPr>
+                <w:sz w:val="24"/>
+                <w:szCs w:val="24"/>
+              </w:rPr>
+            </w:pPr>
+            <w:r>
+              <w:rPr>
+                <w:sz w:val="24"/>
+                <w:szCs w:val="24"/>
+              </w:rPr>
+              <w:t>Set the new node as the head and connect it to the old head.</w:t>
+            </w:r>
+          </w:p>
+        </w:tc>
+      </w:tr>
+      <w:tr>
+        <w:tc>
+          <w:tcPr>
+            <w:tcW w:w="0" w:type="auto"/>
+            <w:hideMark/>
+          </w:tcPr>
+          <w:p>
+            <w:pPr>
+              <w:spacing w:after="200" w:line="276" w:lineRule="auto"/>
+              <w:rPr>
+                <w:sz w:val="24"/>
+                <w:szCs w:val="24"/>
+              </w:rPr>
+            </w:pPr>
+            <w:r>
+              <w:rPr>
+                <w:bCs/>
+                <w:sz w:val="24"/>
+                <w:szCs w:val="24"/>
+              </w:rPr>
+              <w:t>3)</w:t>
+            </w:r>
+          </w:p>
+        </w:tc>
+        <w:tc>
+          <w:tcPr>
+            <w:tcW w:w="3598" w:type="dxa"/>
+            <w:hideMark/>
+          </w:tcPr>
+          <w:p>
+            <w:pPr>
+              <w:spacing w:after="200" w:line="276" w:lineRule="auto"/>
+              <w:rPr>
+                <w:sz w:val="24"/>
+                <w:szCs w:val="24"/>
+              </w:rPr>
+            </w:pPr>
+            <w:r>
+              <w:rPr>
+                <w:sz w:val="24"/>
+                <w:szCs w:val="24"/>
+              </w:rPr>
+              <w:t>Forgetting to update the link while inserting at the end.</w:t>
+            </w:r>
+          </w:p>
+        </w:tc>
+        <w:tc>
+          <w:tcPr>
+            <w:tcW w:w="3622" w:type="dxa"/>
+            <w:hideMark/>
+          </w:tcPr>
+          <w:p>
+            <w:pPr>
+              <w:spacing w:after="200" w:line="276" w:lineRule="auto"/>
+              <w:rPr>
+                <w:sz w:val="24"/>
+                <w:szCs w:val="24"/>
+              </w:rPr>
+            </w:pPr>
+            <w:r>
+              <w:rPr>
+                <w:sz w:val="24"/>
+                <w:szCs w:val="24"/>
+              </w:rPr>
+              <w:t xml:space="preserve">Traverse to the last node and set its </w:t>
+            </w:r>
+            <w:r>
+              <w:rPr>
+                <w:rStyle w:val="HTMLCode"/>
+                <w:rFonts w:ascii="Times New Roman" w:eastAsiaTheme="minorHAnsi" w:hAnsi="Times New Roman" w:cs="Times New Roman"/>
+                <w:sz w:val="24"/>
+                <w:szCs w:val="24"/>
+              </w:rPr>
+              <w:t>next</w:t>
+            </w:r>
+            <w:r>
+              <w:rPr>
+                <w:sz w:val="24"/>
+                <w:szCs w:val="24"/>
+              </w:rPr>
+              <w:t xml:space="preserve"> pointer to the new node.</w:t>
+            </w:r>
+          </w:p>
+        </w:tc>
+      </w:tr>
+      <w:tr>
+        <w:tc>
+          <w:tcPr>
+            <w:tcW w:w="0" w:type="auto"/>
+            <w:hideMark/>
+          </w:tcPr>
+          <w:p>
+            <w:pPr>
+              <w:rPr>
+                <w:bCs/>
+                <w:sz w:val="24"/>
+                <w:szCs w:val="24"/>
+              </w:rPr>
+            </w:pPr>
+          </w:p>
+        </w:tc>
+        <w:tc>
+          <w:tcPr>
+            <w:tcW w:w="3598" w:type="dxa"/>
+            <w:hideMark/>
+          </w:tcPr>
+          <w:p>
+            <w:pPr>
+              <w:rPr>
+                <w:sz w:val="24"/>
+                <w:szCs w:val="24"/>
+              </w:rPr>
+            </w:pPr>
+          </w:p>
+        </w:tc>
+        <w:tc>
+          <w:tcPr>
+            <w:tcW w:w="3622" w:type="dxa"/>
+            <w:hideMark/>
+          </w:tcPr>
+          <w:p>
+            <w:pPr>
+              <w:rPr>
+                <w:sz w:val="24"/>
+                <w:szCs w:val="24"/>
+              </w:rPr>
+            </w:pPr>
+          </w:p>
+        </w:tc>
+      </w:tr>
+    </w:tbl>
+    <w:p>
+      <w:pPr>
+        <w:spacing w:after="0"/>
+        <w:ind w:right="-69"/>
+        <w:rPr>
+          <w:rFonts w:ascii="Times New Roman" w:eastAsia="Times New Roman" w:hAnsi="Times New Roman" w:cs="Times New Roman"/>
+          <w:b/>
+          <w:sz w:val="28"/>
+          <w:szCs w:val="28"/>
+          <w:u w:val="single"/>
+        </w:rPr>
+      </w:pPr>
+    </w:p>
+    <w:p>
+      <w:pPr>
+        <w:spacing w:after="0"/>
+        <w:ind w:right="-69"/>
+        <w:rPr>
+          <w:rFonts w:ascii="Times New Roman" w:eastAsia="Times New Roman" w:hAnsi="Times New Roman" w:cs="Times New Roman"/>
+          <w:b/>
+          <w:sz w:val="28"/>
+          <w:szCs w:val="28"/>
+          <w:u w:val="single"/>
+        </w:rPr>
+      </w:pPr>
+    </w:p>
+    <w:p>
+      <w:pPr>
+        <w:spacing w:after="0"/>
+        <w:ind w:right="-69"/>
+        <w:rPr>
+          <w:rFonts w:ascii="Times New Roman" w:hAnsi="Times New Roman" w:cs="Times New Roman"/>
+          <w:bCs/>
+          <w:sz w:val="28"/>
+          <w:szCs w:val="28"/>
+        </w:rPr>
+      </w:pPr>
+      <w:r>
+        <w:rPr>
+          <w:rFonts w:ascii="Times New Roman" w:hAnsi="Times New Roman" w:cs="Times New Roman"/>
+          <w:b/>
+          <w:bCs/>
+          <w:sz w:val="32"/>
+          <w:szCs w:val="32"/>
+        </w:rPr>
+        <w:lastRenderedPageBreak/>
+        <w:t>4B)</w:t>
+      </w:r>
+      <w:r>
+        <w:rPr>
+          <w:rFonts w:ascii="Times New Roman" w:hAnsi="Times New Roman" w:cs="Times New Roman"/>
+          <w:b/>
+          <w:bCs/>
+          <w:sz w:val="32"/>
+          <w:szCs w:val="32"/>
+          <w:u w:val="single"/>
+        </w:rPr>
+        <w:t>Aim:</w:t>
+      </w:r>
+      <w:r>
+        <w:t xml:space="preserve"> </w:t>
+      </w:r>
+      <w:r>
+        <w:rPr>
+          <w:rFonts w:ascii="Times New Roman" w:hAnsi="Times New Roman" w:cs="Times New Roman"/>
+          <w:bCs/>
+          <w:sz w:val="28"/>
+          <w:szCs w:val="28"/>
+        </w:rPr>
+        <w:t>Write a Py</w:t>
+      </w:r>
+      <w:r>
+        <w:rPr>
+          <w:rFonts w:ascii="Times New Roman" w:hAnsi="Times New Roman" w:cs="Times New Roman"/>
+          <w:bCs/>
+          <w:sz w:val="28"/>
+          <w:szCs w:val="28"/>
+        </w:rPr>
+        <w:t>thon program to implement doubly</w:t>
+      </w:r>
+      <w:r>
+        <w:rPr>
+          <w:rFonts w:ascii="Times New Roman" w:hAnsi="Times New Roman" w:cs="Times New Roman"/>
+          <w:bCs/>
+          <w:sz w:val="28"/>
+          <w:szCs w:val="28"/>
+        </w:rPr>
+        <w:t xml:space="preserve"> linked list</w:t>
+      </w:r>
+    </w:p>
+    <w:p>
+      <w:pPr>
+        <w:spacing w:after="0"/>
+        <w:ind w:right="-69"/>
+        <w:rPr>
+          <w:rFonts w:ascii="Times New Roman" w:hAnsi="Times New Roman" w:cs="Times New Roman"/>
+          <w:bCs/>
+          <w:sz w:val="28"/>
+          <w:szCs w:val="28"/>
+        </w:rPr>
+      </w:pPr>
+      <w:r>
+        <w:rPr>
+          <w:rFonts w:ascii="Times New Roman" w:hAnsi="Times New Roman" w:cs="Times New Roman"/>
+          <w:bCs/>
+          <w:sz w:val="28"/>
+          <w:szCs w:val="28"/>
+        </w:rPr>
+        <w:t>which could perform the below operations by taking</w:t>
+      </w:r>
+    </w:p>
+    <w:p>
+      <w:pPr>
+        <w:spacing w:after="0"/>
+        <w:ind w:right="-69"/>
+        <w:rPr>
+          <w:rFonts w:ascii="Times New Roman" w:hAnsi="Times New Roman" w:cs="Times New Roman"/>
+          <w:bCs/>
+          <w:sz w:val="28"/>
+          <w:szCs w:val="28"/>
+        </w:rPr>
+      </w:pPr>
+      <w:r>
+        <w:rPr>
+          <w:rFonts w:ascii="Times New Roman" w:hAnsi="Times New Roman" w:cs="Times New Roman"/>
+          <w:bCs/>
+          <w:sz w:val="28"/>
+          <w:szCs w:val="28"/>
+        </w:rPr>
+        <w:t>the input from the user:</w:t>
+      </w:r>
+    </w:p>
+    <w:p>
+      <w:pPr>
+        <w:spacing w:after="0"/>
+        <w:ind w:right="-69"/>
+        <w:rPr>
+          <w:rFonts w:ascii="Times New Roman" w:hAnsi="Times New Roman" w:cs="Times New Roman"/>
+          <w:bCs/>
+          <w:sz w:val="28"/>
+          <w:szCs w:val="28"/>
+        </w:rPr>
+      </w:pPr>
+      <w:r>
+        <w:rPr>
+          <w:rFonts w:ascii="Times New Roman" w:hAnsi="Times New Roman" w:cs="Times New Roman"/>
+          <w:bCs/>
+          <w:sz w:val="28"/>
+          <w:szCs w:val="28"/>
+        </w:rPr>
+        <w:t>1. Create a linked list</w:t>
+      </w:r>
+    </w:p>
+    <w:p>
+      <w:pPr>
+        <w:spacing w:after="0"/>
+        <w:ind w:right="-69"/>
+        <w:rPr>
+          <w:rFonts w:ascii="Times New Roman" w:hAnsi="Times New Roman" w:cs="Times New Roman"/>
+          <w:bCs/>
+          <w:sz w:val="28"/>
+          <w:szCs w:val="28"/>
+        </w:rPr>
+      </w:pPr>
+      <w:r>
+        <w:rPr>
+          <w:rFonts w:ascii="Times New Roman" w:hAnsi="Times New Roman" w:cs="Times New Roman"/>
+          <w:bCs/>
+          <w:sz w:val="28"/>
+          <w:szCs w:val="28"/>
+        </w:rPr>
+        <w:t>2. Insert at beginning</w:t>
+      </w:r>
+    </w:p>
+    <w:p>
+      <w:pPr>
+        <w:spacing w:after="0"/>
+        <w:ind w:right="-69"/>
+        <w:rPr>
+          <w:rFonts w:ascii="Times New Roman" w:hAnsi="Times New Roman" w:cs="Times New Roman"/>
+          <w:bCs/>
+          <w:sz w:val="28"/>
+          <w:szCs w:val="28"/>
+        </w:rPr>
+      </w:pPr>
+      <w:r>
+        <w:rPr>
+          <w:rFonts w:ascii="Times New Roman" w:hAnsi="Times New Roman" w:cs="Times New Roman"/>
+          <w:bCs/>
+          <w:sz w:val="28"/>
+          <w:szCs w:val="28"/>
+        </w:rPr>
+        <w:t>3. Insert at end</w:t>
+      </w:r>
+    </w:p>
+    <w:p>
+      <w:pPr>
+        <w:spacing w:after="0"/>
+        <w:ind w:right="-69"/>
+        <w:rPr>
+          <w:rFonts w:ascii="Times New Roman" w:hAnsi="Times New Roman" w:cs="Times New Roman"/>
+          <w:bCs/>
+          <w:sz w:val="28"/>
+          <w:szCs w:val="28"/>
+        </w:rPr>
+      </w:pPr>
+      <w:r>
+        <w:rPr>
+          <w:rFonts w:ascii="Times New Roman" w:hAnsi="Times New Roman" w:cs="Times New Roman"/>
+          <w:bCs/>
+          <w:sz w:val="28"/>
+          <w:szCs w:val="28"/>
+        </w:rPr>
+        <w:t>4. Insert at a specific index</w:t>
+      </w:r>
+    </w:p>
+    <w:p>
+      <w:pPr>
+        <w:spacing w:after="0"/>
+        <w:ind w:right="-69"/>
+        <w:rPr>
+          <w:rFonts w:ascii="Times New Roman" w:hAnsi="Times New Roman" w:cs="Times New Roman"/>
+          <w:bCs/>
+          <w:sz w:val="28"/>
+          <w:szCs w:val="28"/>
+        </w:rPr>
+      </w:pPr>
+      <w:r>
+        <w:rPr>
+          <w:rFonts w:ascii="Times New Roman" w:hAnsi="Times New Roman" w:cs="Times New Roman"/>
+          <w:bCs/>
+          <w:sz w:val="28"/>
+          <w:szCs w:val="28"/>
+        </w:rPr>
+        <w:t>5. Delete by value</w:t>
+      </w:r>
+    </w:p>
+    <w:p>
+      <w:pPr>
+        <w:spacing w:after="0"/>
+        <w:ind w:right="-69"/>
+        <w:rPr>
+          <w:rFonts w:ascii="Times New Roman" w:hAnsi="Times New Roman" w:cs="Times New Roman"/>
+          <w:bCs/>
+          <w:sz w:val="28"/>
+          <w:szCs w:val="28"/>
+        </w:rPr>
+      </w:pPr>
+      <w:r>
+        <w:rPr>
+          <w:rFonts w:ascii="Times New Roman" w:hAnsi="Times New Roman" w:cs="Times New Roman"/>
+          <w:bCs/>
+          <w:sz w:val="28"/>
+          <w:szCs w:val="28"/>
+        </w:rPr>
+        <w:t>6. Delete first node</w:t>
+      </w:r>
+    </w:p>
+    <w:p>
+      <w:pPr>
+        <w:spacing w:after="0"/>
+        <w:ind w:right="-69"/>
+        <w:rPr>
+          <w:rFonts w:ascii="Times New Roman" w:hAnsi="Times New Roman" w:cs="Times New Roman"/>
+          <w:bCs/>
+          <w:sz w:val="28"/>
+          <w:szCs w:val="28"/>
+        </w:rPr>
+      </w:pPr>
+      <w:r>
+        <w:rPr>
+          <w:rFonts w:ascii="Times New Roman" w:hAnsi="Times New Roman" w:cs="Times New Roman"/>
+          <w:bCs/>
+          <w:sz w:val="28"/>
+          <w:szCs w:val="28"/>
+        </w:rPr>
+        <w:t>7. Delete last node</w:t>
+      </w:r>
+    </w:p>
+    <w:p>
+      <w:pPr>
+        <w:spacing w:after="0"/>
+        <w:ind w:right="-69"/>
+        <w:rPr>
+          <w:rFonts w:ascii="Times New Roman" w:hAnsi="Times New Roman" w:cs="Times New Roman"/>
+          <w:bCs/>
+          <w:sz w:val="28"/>
+          <w:szCs w:val="28"/>
+        </w:rPr>
+      </w:pPr>
+      <w:r>
+        <w:rPr>
+          <w:rFonts w:ascii="Times New Roman" w:hAnsi="Times New Roman" w:cs="Times New Roman"/>
+          <w:bCs/>
+          <w:sz w:val="28"/>
+          <w:szCs w:val="28"/>
+        </w:rPr>
+        <w:t>8. Count number of nodes</w:t>
+      </w:r>
+    </w:p>
+    <w:p>
+      <w:pPr>
+        <w:spacing w:after="0"/>
+        <w:ind w:right="-69"/>
+        <w:rPr>
+          <w:rFonts w:ascii="Times New Roman" w:hAnsi="Times New Roman" w:cs="Times New Roman"/>
+          <w:bCs/>
+          <w:sz w:val="28"/>
+          <w:szCs w:val="28"/>
+        </w:rPr>
+      </w:pPr>
+      <w:r>
+        <w:rPr>
+          <w:rFonts w:ascii="Times New Roman" w:hAnsi="Times New Roman" w:cs="Times New Roman"/>
+          <w:bCs/>
+          <w:sz w:val="28"/>
+          <w:szCs w:val="28"/>
+        </w:rPr>
+        <w:t>9. Display / Traverse</w:t>
+      </w:r>
+    </w:p>
+    <w:p>
+      <w:pPr>
+        <w:spacing w:after="0"/>
+        <w:ind w:right="-69"/>
+        <w:rPr>
+          <w:rFonts w:ascii="Times New Roman" w:hAnsi="Times New Roman" w:cs="Times New Roman"/>
+          <w:bCs/>
+          <w:sz w:val="28"/>
+          <w:szCs w:val="28"/>
+        </w:rPr>
+      </w:pPr>
+      <w:r>
+        <w:rPr>
+          <w:rFonts w:ascii="Times New Roman" w:hAnsi="Times New Roman" w:cs="Times New Roman"/>
+          <w:bCs/>
+          <w:sz w:val="28"/>
+          <w:szCs w:val="28"/>
+        </w:rPr>
+        <w:t>10. Exit</w:t>
+      </w:r>
+    </w:p>
+    <w:p>
+      <w:pPr>
+        <w:spacing w:after="0"/>
+        <w:ind w:right="-69"/>
+        <w:rPr>
+          <w:rFonts w:ascii="Times New Roman" w:hAnsi="Times New Roman" w:cs="Times New Roman"/>
+          <w:b/>
+          <w:bCs/>
+          <w:sz w:val="32"/>
+          <w:szCs w:val="32"/>
+          <w:u w:val="single"/>
+        </w:rPr>
+      </w:pPr>
+      <w:r>
+        <w:rPr>
+          <w:rFonts w:ascii="Times New Roman" w:hAnsi="Times New Roman" w:cs="Times New Roman"/>
+          <w:b/>
+          <w:bCs/>
+          <w:sz w:val="32"/>
+          <w:szCs w:val="32"/>
+          <w:u w:val="single"/>
+        </w:rPr>
+        <w:t>Program:</w:t>
+      </w:r>
+    </w:p>
+    <w:p>
+      <w:pPr>
+        <w:rPr>
+          <w:rFonts w:ascii="Times New Roman" w:hAnsi="Times New Roman" w:cs="Times New Roman"/>
+          <w:sz w:val="28"/>
+          <w:szCs w:val="28"/>
+        </w:rPr>
+      </w:pPr>
+      <w:r>
+        <w:rPr>
+          <w:rFonts w:ascii="Times New Roman" w:hAnsi="Times New Roman" w:cs="Times New Roman"/>
+          <w:noProof/>
+          <w:sz w:val="28"/>
+          <w:szCs w:val="28"/>
+        </w:rPr>
+        <w:drawing>
+          <wp:inline distT="0" distB="0" distL="0" distR="0">
+            <wp:extent cx="5541950" cy="4734046"/>
+            <wp:effectExtent l="19050" t="0" r="1600" b="0"/>
+            <wp:docPr id="33" name="Picture 10"/>
+            <wp:cNvGraphicFramePr>
+              <a:graphicFrameLocks xmlns:a="http://schemas.openxmlformats.org/drawingml/2006/main" noChangeAspect="1"/>
+            </wp:cNvGraphicFramePr>
+            <a:graphic xmlns:a="http://schemas.openxmlformats.org/drawingml/2006/main">
+              <a:graphicData uri="http://schemas.openxmlformats.org/drawingml/2006/picture">
+                <pic:pic xmlns:pic="http://schemas.openxmlformats.org/drawingml/2006/picture">
+                  <pic:nvPicPr>
+                    <pic:cNvPr id="0" name="Picture 10"/>
+                    <pic:cNvPicPr>
+                      <a:picLocks noChangeAspect="1" noChangeArrowheads="1"/>
+                    </pic:cNvPicPr>
+                  </pic:nvPicPr>
+                  <pic:blipFill>
+                    <a:blip r:embed="rId40"/>
+                    <a:srcRect/>
+                    <a:stretch>
+                      <a:fillRect/>
+                    </a:stretch>
+                  </pic:blipFill>
+                  <pic:spPr bwMode="auto">
+                    <a:xfrm>
+                      <a:off x="0" y="0"/>
+                      <a:ext cx="5547513" cy="4738798"/>
+                    </a:xfrm>
+                    <a:prstGeom prst="rect">
+                      <a:avLst/>
+                    </a:prstGeom>
+                    <a:noFill/>
+                    <a:ln w="9525">
+                      <a:noFill/>
+                      <a:miter lim="800000"/>
+                      <a:headEnd/>
+                      <a:tailEnd/>
+                    </a:ln>
+                  </pic:spPr>
+                </pic:pic>
+              </a:graphicData>
+            </a:graphic>
+          </wp:inline>
+        </w:drawing>
+      </w:r>
+    </w:p>
+    <w:p>
+      <w:pPr>
+        <w:rPr>
+          <w:rFonts w:ascii="Times New Roman" w:hAnsi="Times New Roman" w:cs="Times New Roman"/>
+          <w:sz w:val="28"/>
+          <w:szCs w:val="28"/>
+        </w:rPr>
+      </w:pPr>
+      <w:r>
+        <w:rPr>
+          <w:rFonts w:ascii="Times New Roman" w:hAnsi="Times New Roman" w:cs="Times New Roman"/>
+          <w:noProof/>
+          <w:sz w:val="28"/>
+          <w:szCs w:val="28"/>
+        </w:rPr>
+        <w:lastRenderedPageBreak/>
+        <w:drawing>
+          <wp:inline distT="0" distB="0" distL="0" distR="0">
+            <wp:extent cx="5386327" cy="6454880"/>
+            <wp:effectExtent l="19050" t="0" r="4823" b="0"/>
+            <wp:docPr id="36" name="Picture 13"/>
+            <wp:cNvGraphicFramePr>
+              <a:graphicFrameLocks xmlns:a="http://schemas.openxmlformats.org/drawingml/2006/main" noChangeAspect="1"/>
+            </wp:cNvGraphicFramePr>
+            <a:graphic xmlns:a="http://schemas.openxmlformats.org/drawingml/2006/main">
+              <a:graphicData uri="http://schemas.openxmlformats.org/drawingml/2006/picture">
+                <pic:pic xmlns:pic="http://schemas.openxmlformats.org/drawingml/2006/picture">
+                  <pic:nvPicPr>
+                    <pic:cNvPr id="0" name="Picture 13"/>
+                    <pic:cNvPicPr>
+                      <a:picLocks noChangeAspect="1" noChangeArrowheads="1"/>
+                    </pic:cNvPicPr>
+                  </pic:nvPicPr>
+                  <pic:blipFill>
+                    <a:blip r:embed="rId41"/>
+                    <a:srcRect/>
+                    <a:stretch>
+                      <a:fillRect/>
+                    </a:stretch>
+                  </pic:blipFill>
+                  <pic:spPr bwMode="auto">
+                    <a:xfrm>
+                      <a:off x="0" y="0"/>
+                      <a:ext cx="5389419" cy="6458585"/>
+                    </a:xfrm>
+                    <a:prstGeom prst="rect">
+                      <a:avLst/>
+                    </a:prstGeom>
+                    <a:noFill/>
+                    <a:ln w="9525">
+                      <a:noFill/>
+                      <a:miter lim="800000"/>
+                      <a:headEnd/>
+                      <a:tailEnd/>
+                    </a:ln>
+                  </pic:spPr>
+                </pic:pic>
+              </a:graphicData>
+            </a:graphic>
+          </wp:inline>
+        </w:drawing>
+      </w:r>
+    </w:p>
+    <w:p>
+      <w:pPr>
+        <w:rPr>
+          <w:rFonts w:ascii="Times New Roman" w:hAnsi="Times New Roman" w:cs="Times New Roman"/>
+          <w:sz w:val="28"/>
+          <w:szCs w:val="28"/>
+        </w:rPr>
+      </w:pPr>
+      <w:r>
+        <w:rPr>
+          <w:rFonts w:ascii="Times New Roman" w:hAnsi="Times New Roman" w:cs="Times New Roman"/>
+          <w:noProof/>
+          <w:sz w:val="28"/>
+          <w:szCs w:val="28"/>
+        </w:rPr>
+        <w:lastRenderedPageBreak/>
+        <w:drawing>
+          <wp:inline distT="0" distB="0" distL="0" distR="0">
+            <wp:extent cx="5667836" cy="7367286"/>
+            <wp:effectExtent l="19050" t="0" r="9064" b="0"/>
+            <wp:docPr id="38" name="Picture 16"/>
+            <wp:cNvGraphicFramePr>
+              <a:graphicFrameLocks xmlns:a="http://schemas.openxmlformats.org/drawingml/2006/main" noChangeAspect="1"/>
+            </wp:cNvGraphicFramePr>
+            <a:graphic xmlns:a="http://schemas.openxmlformats.org/drawingml/2006/main">
+              <a:graphicData uri="http://schemas.openxmlformats.org/drawingml/2006/picture">
+                <pic:pic xmlns:pic="http://schemas.openxmlformats.org/drawingml/2006/picture">
+                  <pic:nvPicPr>
+                    <pic:cNvPr id="0" name="Picture 16"/>
+                    <pic:cNvPicPr>
+                      <a:picLocks noChangeAspect="1" noChangeArrowheads="1"/>
+                    </pic:cNvPicPr>
+                  </pic:nvPicPr>
+                  <pic:blipFill>
+                    <a:blip r:embed="rId42"/>
+                    <a:srcRect/>
+                    <a:stretch>
+                      <a:fillRect/>
+                    </a:stretch>
+                  </pic:blipFill>
+                  <pic:spPr bwMode="auto">
+                    <a:xfrm>
+                      <a:off x="0" y="0"/>
+                      <a:ext cx="5672601" cy="7373479"/>
+                    </a:xfrm>
+                    <a:prstGeom prst="rect">
+                      <a:avLst/>
+                    </a:prstGeom>
+                    <a:noFill/>
+                    <a:ln w="9525">
+                      <a:noFill/>
+                      <a:miter lim="800000"/>
+                      <a:headEnd/>
+                      <a:tailEnd/>
+                    </a:ln>
+                  </pic:spPr>
+                </pic:pic>
+              </a:graphicData>
+            </a:graphic>
+          </wp:inline>
+        </w:drawing>
+      </w:r>
+    </w:p>
+    <w:p>
+      <w:pPr>
+        <w:rPr>
+          <w:rFonts w:ascii="Times New Roman" w:hAnsi="Times New Roman" w:cs="Times New Roman"/>
+          <w:sz w:val="28"/>
+          <w:szCs w:val="28"/>
+        </w:rPr>
+      </w:pPr>
+      <w:r>
+        <w:rPr>
+          <w:rFonts w:ascii="Times New Roman" w:hAnsi="Times New Roman" w:cs="Times New Roman"/>
+          <w:noProof/>
+          <w:sz w:val="28"/>
+          <w:szCs w:val="28"/>
+        </w:rPr>
+        <w:lastRenderedPageBreak/>
+        <w:drawing>
+          <wp:inline distT="0" distB="0" distL="0" distR="0">
+            <wp:extent cx="5415264" cy="7662441"/>
+            <wp:effectExtent l="19050" t="0" r="0" b="0"/>
+            <wp:docPr id="39" name="Picture 19"/>
+            <wp:cNvGraphicFramePr>
+              <a:graphicFrameLocks xmlns:a="http://schemas.openxmlformats.org/drawingml/2006/main" noChangeAspect="1"/>
+            </wp:cNvGraphicFramePr>
+            <a:graphic xmlns:a="http://schemas.openxmlformats.org/drawingml/2006/main">
+              <a:graphicData uri="http://schemas.openxmlformats.org/drawingml/2006/picture">
+                <pic:pic xmlns:pic="http://schemas.openxmlformats.org/drawingml/2006/picture">
+                  <pic:nvPicPr>
+                    <pic:cNvPr id="0" name="Picture 19"/>
+                    <pic:cNvPicPr>
+                      <a:picLocks noChangeAspect="1" noChangeArrowheads="1"/>
+                    </pic:cNvPicPr>
+                  </pic:nvPicPr>
+                  <pic:blipFill>
+                    <a:blip r:embed="rId43"/>
+                    <a:srcRect/>
+                    <a:stretch>
+                      <a:fillRect/>
+                    </a:stretch>
+                  </pic:blipFill>
+                  <pic:spPr bwMode="auto">
+                    <a:xfrm>
+                      <a:off x="0" y="0"/>
+                      <a:ext cx="5415459" cy="7662717"/>
+                    </a:xfrm>
+                    <a:prstGeom prst="rect">
+                      <a:avLst/>
+                    </a:prstGeom>
+                    <a:noFill/>
+                    <a:ln w="9525">
+                      <a:noFill/>
+                      <a:miter lim="800000"/>
+                      <a:headEnd/>
+                      <a:tailEnd/>
+                    </a:ln>
+                  </pic:spPr>
+                </pic:pic>
+              </a:graphicData>
+            </a:graphic>
+          </wp:inline>
+        </w:drawing>
+      </w:r>
+    </w:p>
+    <w:p>
+      <w:pPr>
+        <w:rPr>
+          <w:rFonts w:ascii="Times New Roman" w:hAnsi="Times New Roman" w:cs="Times New Roman"/>
+          <w:sz w:val="28"/>
+          <w:szCs w:val="28"/>
+        </w:rPr>
+      </w:pPr>
+      <w:r>
+        <w:rPr>
+          <w:rFonts w:ascii="Times New Roman" w:hAnsi="Times New Roman" w:cs="Times New Roman"/>
+          <w:noProof/>
+          <w:sz w:val="28"/>
+          <w:szCs w:val="28"/>
+        </w:rPr>
+        <w:lastRenderedPageBreak/>
+        <w:drawing>
+          <wp:inline distT="0" distB="0" distL="0" distR="0">
+            <wp:extent cx="5502074" cy="7442522"/>
+            <wp:effectExtent l="19050" t="0" r="3376" b="0"/>
+            <wp:docPr id="41" name="Picture 22"/>
+            <wp:cNvGraphicFramePr>
+              <a:graphicFrameLocks xmlns:a="http://schemas.openxmlformats.org/drawingml/2006/main" noChangeAspect="1"/>
+            </wp:cNvGraphicFramePr>
+            <a:graphic xmlns:a="http://schemas.openxmlformats.org/drawingml/2006/main">
+              <a:graphicData uri="http://schemas.openxmlformats.org/drawingml/2006/picture">
+                <pic:pic xmlns:pic="http://schemas.openxmlformats.org/drawingml/2006/picture">
+                  <pic:nvPicPr>
+                    <pic:cNvPr id="0" name="Picture 22"/>
+                    <pic:cNvPicPr>
+                      <a:picLocks noChangeAspect="1" noChangeArrowheads="1"/>
+                    </pic:cNvPicPr>
+                  </pic:nvPicPr>
+                  <pic:blipFill>
+                    <a:blip r:embed="rId44"/>
+                    <a:srcRect/>
+                    <a:stretch>
+                      <a:fillRect/>
+                    </a:stretch>
+                  </pic:blipFill>
+                  <pic:spPr bwMode="auto">
+                    <a:xfrm>
+                      <a:off x="0" y="0"/>
+                      <a:ext cx="5502322" cy="7442858"/>
+                    </a:xfrm>
+                    <a:prstGeom prst="rect">
+                      <a:avLst/>
+                    </a:prstGeom>
+                    <a:noFill/>
+                    <a:ln w="9525">
+                      <a:noFill/>
+                      <a:miter lim="800000"/>
+                      <a:headEnd/>
+                      <a:tailEnd/>
+                    </a:ln>
+                  </pic:spPr>
+                </pic:pic>
+              </a:graphicData>
+            </a:graphic>
+          </wp:inline>
+        </w:drawing>
+      </w:r>
+    </w:p>
+    <w:p>
+      <w:pPr>
+        <w:tabs>
+          <w:tab w:val="left" w:pos="2251"/>
+        </w:tabs>
+        <w:rPr>
+          <w:rFonts w:ascii="Times New Roman" w:hAnsi="Times New Roman" w:cs="Times New Roman"/>
+          <w:b/>
+          <w:sz w:val="32"/>
+          <w:szCs w:val="32"/>
+          <w:u w:val="single"/>
+        </w:rPr>
+      </w:pPr>
+    </w:p>
+    <w:p>
+      <w:pPr>
+        <w:tabs>
+          <w:tab w:val="left" w:pos="2251"/>
+        </w:tabs>
+        <w:rPr>
+          <w:rFonts w:ascii="Times New Roman" w:hAnsi="Times New Roman" w:cs="Times New Roman"/>
+          <w:b/>
+          <w:sz w:val="32"/>
+          <w:szCs w:val="32"/>
+          <w:u w:val="single"/>
+        </w:rPr>
+      </w:pPr>
+    </w:p>
+    <w:p>
+      <w:pPr>
+        <w:rPr>
+          <w:rFonts w:ascii="Times New Roman" w:hAnsi="Times New Roman" w:cs="Times New Roman"/>
+          <w:b/>
+          <w:bCs/>
+          <w:sz w:val="28"/>
+          <w:szCs w:val="28"/>
+          <w:u w:val="single"/>
+        </w:rPr>
+      </w:pPr>
+      <w:r>
+        <w:rPr>
+          <w:rFonts w:ascii="Times New Roman" w:hAnsi="Times New Roman" w:cs="Times New Roman"/>
+          <w:b/>
+          <w:bCs/>
+          <w:sz w:val="28"/>
+          <w:szCs w:val="28"/>
+          <w:u w:val="single"/>
+        </w:rPr>
+        <w:lastRenderedPageBreak/>
+        <w:t>Output:</w:t>
+      </w:r>
+    </w:p>
+    <w:p>
+      <w:pPr>
+        <w:tabs>
+          <w:tab w:val="left" w:pos="2251"/>
+        </w:tabs>
+        <w:rPr>
+          <w:rFonts w:ascii="Times New Roman" w:hAnsi="Times New Roman" w:cs="Times New Roman"/>
+          <w:b/>
+          <w:sz w:val="32"/>
+          <w:szCs w:val="32"/>
+          <w:u w:val="single"/>
+        </w:rPr>
+      </w:pPr>
+      <w:r>
+        <w:rPr>
+          <w:rFonts w:ascii="Times New Roman" w:hAnsi="Times New Roman" w:cs="Times New Roman"/>
+          <w:b/>
+          <w:noProof/>
+          <w:sz w:val="32"/>
+          <w:szCs w:val="32"/>
+          <w:u w:val="single"/>
+        </w:rPr>
+        <w:drawing>
+          <wp:inline distT="0" distB="0" distL="0" distR="0">
+            <wp:extent cx="5940642" cy="3964329"/>
+            <wp:effectExtent l="19050" t="0" r="2958" b="0"/>
+            <wp:docPr id="42" name="Picture 25"/>
+            <wp:cNvGraphicFramePr>
+              <a:graphicFrameLocks xmlns:a="http://schemas.openxmlformats.org/drawingml/2006/main" noChangeAspect="1"/>
+            </wp:cNvGraphicFramePr>
+            <a:graphic xmlns:a="http://schemas.openxmlformats.org/drawingml/2006/main">
+              <a:graphicData uri="http://schemas.openxmlformats.org/drawingml/2006/picture">
+                <pic:pic xmlns:pic="http://schemas.openxmlformats.org/drawingml/2006/picture">
+                  <pic:nvPicPr>
+                    <pic:cNvPr id="0" name="Picture 25"/>
+                    <pic:cNvPicPr>
+                      <a:picLocks noChangeAspect="1" noChangeArrowheads="1"/>
+                    </pic:cNvPicPr>
+                  </pic:nvPicPr>
+                  <pic:blipFill>
+                    <a:blip r:embed="rId45"/>
+                    <a:srcRect/>
+                    <a:stretch>
+                      <a:fillRect/>
+                    </a:stretch>
+                  </pic:blipFill>
+                  <pic:spPr bwMode="auto">
+                    <a:xfrm>
+                      <a:off x="0" y="0"/>
+                      <a:ext cx="5943600" cy="3966303"/>
+                    </a:xfrm>
+                    <a:prstGeom prst="rect">
+                      <a:avLst/>
+                    </a:prstGeom>
+                    <a:noFill/>
+                    <a:ln w="9525">
+                      <a:noFill/>
+                      <a:miter lim="800000"/>
+                      <a:headEnd/>
+                      <a:tailEnd/>
+                    </a:ln>
+                  </pic:spPr>
+                </pic:pic>
+              </a:graphicData>
+            </a:graphic>
+          </wp:inline>
+        </w:drawing>
+      </w:r>
+    </w:p>
+    <w:p>
+      <w:pPr>
+        <w:tabs>
+          <w:tab w:val="left" w:pos="2251"/>
+        </w:tabs>
+        <w:rPr>
+          <w:rFonts w:ascii="Times New Roman" w:hAnsi="Times New Roman" w:cs="Times New Roman"/>
+          <w:b/>
+          <w:sz w:val="32"/>
+          <w:szCs w:val="32"/>
+          <w:u w:val="single"/>
+        </w:rPr>
+      </w:pPr>
+      <w:r>
+        <w:rPr>
+          <w:rFonts w:ascii="Times New Roman" w:hAnsi="Times New Roman" w:cs="Times New Roman"/>
+          <w:b/>
+          <w:sz w:val="32"/>
+          <w:szCs w:val="32"/>
+          <w:u w:val="single"/>
+        </w:rPr>
+        <w:t>Explanation:</w:t>
+      </w:r>
+    </w:p>
+    <w:p>
+      <w:pPr>
+        <w:pStyle w:val="ListParagraph"/>
+        <w:numPr>
+          <w:ilvl w:val="0"/>
+          <w:numId w:val="10"/>
+        </w:numPr>
+        <w:spacing w:after="0" w:line="240" w:lineRule="auto"/>
+        <w:rPr>
+          <w:rFonts w:eastAsia="Times New Roman"/>
+          <w:sz w:val="28"/>
+          <w:szCs w:val="28"/>
+        </w:rPr>
+      </w:pPr>
+      <w:r>
+        <w:rPr>
+          <w:rFonts w:eastAsia="Times New Roman"/>
+          <w:bCs/>
+          <w:sz w:val="28"/>
+          <w:szCs w:val="28"/>
+        </w:rPr>
+        <w:t>Node Class:</w:t>
+      </w:r>
+      <w:r>
+        <w:rPr>
+          <w:rFonts w:eastAsia="Times New Roman"/>
+          <w:sz w:val="28"/>
+          <w:szCs w:val="28"/>
+        </w:rPr>
+        <w:br/>
+        <w:t xml:space="preserve">• Created a Node to store data, previous node address, and next node address. </w:t>
+      </w:r>
+    </w:p>
+    <w:p>
+      <w:pPr>
+        <w:pStyle w:val="ListParagraph"/>
+        <w:spacing w:after="0" w:line="240" w:lineRule="auto"/>
+        <w:ind w:left="410"/>
+        <w:rPr>
+          <w:rFonts w:eastAsia="Times New Roman"/>
+          <w:sz w:val="28"/>
+          <w:szCs w:val="28"/>
+        </w:rPr>
+      </w:pPr>
+    </w:p>
+    <w:p>
+      <w:pPr>
+        <w:pStyle w:val="ListParagraph"/>
+        <w:numPr>
+          <w:ilvl w:val="0"/>
+          <w:numId w:val="10"/>
+        </w:numPr>
+        <w:spacing w:after="0" w:line="240" w:lineRule="auto"/>
+        <w:rPr>
+          <w:rFonts w:eastAsia="Times New Roman"/>
+          <w:sz w:val="28"/>
+          <w:szCs w:val="28"/>
+        </w:rPr>
+      </w:pPr>
+      <w:r>
+        <w:rPr>
+          <w:rFonts w:eastAsia="Times New Roman"/>
+          <w:bCs/>
+          <w:sz w:val="28"/>
+          <w:szCs w:val="28"/>
+        </w:rPr>
+        <w:t>DoublyLinkedList Class:</w:t>
+      </w:r>
+      <w:r>
+        <w:rPr>
+          <w:rFonts w:eastAsia="Times New Roman"/>
+          <w:sz w:val="28"/>
+          <w:szCs w:val="28"/>
+        </w:rPr>
+        <w:br/>
+        <w:t xml:space="preserve">• Created the linked list using the head pointer, which is initially set to None. </w:t>
+      </w:r>
+    </w:p>
+    <w:p>
+      <w:pPr>
+        <w:pStyle w:val="ListParagraph"/>
+        <w:spacing w:after="0" w:line="240" w:lineRule="auto"/>
+        <w:ind w:left="410"/>
+        <w:rPr>
+          <w:rFonts w:eastAsia="Times New Roman"/>
+          <w:sz w:val="28"/>
+          <w:szCs w:val="28"/>
+        </w:rPr>
+      </w:pPr>
+    </w:p>
+    <w:p>
+      <w:pPr>
+        <w:pStyle w:val="ListParagraph"/>
+        <w:numPr>
+          <w:ilvl w:val="0"/>
+          <w:numId w:val="10"/>
+        </w:numPr>
+        <w:spacing w:after="0" w:line="240" w:lineRule="auto"/>
+        <w:rPr>
+          <w:rFonts w:eastAsia="Times New Roman"/>
+          <w:sz w:val="28"/>
+          <w:szCs w:val="28"/>
+        </w:rPr>
+      </w:pPr>
+      <w:r>
+        <w:rPr>
+          <w:rFonts w:eastAsia="Times New Roman"/>
+          <w:bCs/>
+          <w:sz w:val="28"/>
+          <w:szCs w:val="28"/>
+        </w:rPr>
+        <w:t>Create a Linked List:</w:t>
+      </w:r>
+      <w:r>
+        <w:rPr>
+          <w:rFonts w:eastAsia="Times New Roman"/>
+          <w:sz w:val="28"/>
+          <w:szCs w:val="28"/>
+        </w:rPr>
+        <w:br/>
+        <w:t>• Took the number of nodes and values from the user and connected the nodes using prev and next pointers.</w:t>
+      </w:r>
+    </w:p>
+    <w:p>
+      <w:pPr>
+        <w:pStyle w:val="ListParagraph"/>
+        <w:spacing w:after="0" w:line="240" w:lineRule="auto"/>
+        <w:ind w:left="410"/>
+        <w:rPr>
+          <w:rFonts w:eastAsia="Times New Roman"/>
+          <w:sz w:val="28"/>
+          <w:szCs w:val="28"/>
+        </w:rPr>
+      </w:pPr>
+      <w:r>
+        <w:rPr>
+          <w:rFonts w:eastAsia="Times New Roman"/>
+          <w:sz w:val="28"/>
+          <w:szCs w:val="28"/>
+        </w:rPr>
+        <w:t xml:space="preserve"> </w:t>
+      </w:r>
+    </w:p>
+    <w:p>
+      <w:pPr>
+        <w:pStyle w:val="ListParagraph"/>
+        <w:numPr>
+          <w:ilvl w:val="0"/>
+          <w:numId w:val="10"/>
+        </w:numPr>
+        <w:tabs>
+          <w:tab w:val="left" w:pos="3226"/>
+        </w:tabs>
+        <w:spacing w:after="0" w:line="240" w:lineRule="auto"/>
+        <w:rPr>
+          <w:rFonts w:eastAsia="Times New Roman"/>
+          <w:sz w:val="28"/>
+          <w:szCs w:val="28"/>
+        </w:rPr>
+      </w:pPr>
+      <w:r>
+        <w:rPr>
+          <w:rFonts w:eastAsia="Times New Roman"/>
+          <w:bCs/>
+          <w:sz w:val="28"/>
+          <w:szCs w:val="28"/>
+        </w:rPr>
+        <w:t>Insertion Operations:</w:t>
+      </w:r>
+      <w:r>
+        <w:rPr>
+          <w:rFonts w:eastAsia="Times New Roman"/>
+          <w:bCs/>
+          <w:sz w:val="28"/>
+          <w:szCs w:val="28"/>
+        </w:rPr>
+        <w:tab/>
+      </w:r>
+      <w:r>
+        <w:rPr>
+          <w:rFonts w:eastAsia="Times New Roman"/>
+          <w:sz w:val="28"/>
+          <w:szCs w:val="28"/>
+        </w:rPr>
+        <w:br/>
+        <w:t>• Inserted nodes at the beginning, end, and at a specific index by updating the required prev and next links.</w:t>
+      </w:r>
+    </w:p>
+    <w:p>
+      <w:pPr>
+        <w:pStyle w:val="ListParagraph"/>
+        <w:tabs>
+          <w:tab w:val="left" w:pos="3226"/>
+        </w:tabs>
+        <w:spacing w:after="0" w:line="240" w:lineRule="auto"/>
+        <w:ind w:left="410"/>
+        <w:rPr>
+          <w:rFonts w:eastAsia="Times New Roman"/>
+          <w:sz w:val="28"/>
+          <w:szCs w:val="28"/>
+        </w:rPr>
+      </w:pPr>
+      <w:r>
+        <w:rPr>
+          <w:rFonts w:eastAsia="Times New Roman"/>
+          <w:sz w:val="28"/>
+          <w:szCs w:val="28"/>
+        </w:rPr>
+        <w:t xml:space="preserve"> </w:t>
+      </w:r>
+    </w:p>
+    <w:p>
+      <w:pPr>
+        <w:pStyle w:val="ListParagraph"/>
+        <w:numPr>
+          <w:ilvl w:val="0"/>
+          <w:numId w:val="10"/>
+        </w:numPr>
+        <w:spacing w:after="0" w:line="240" w:lineRule="auto"/>
+        <w:rPr>
+          <w:rFonts w:eastAsia="Times New Roman"/>
+          <w:sz w:val="28"/>
+          <w:szCs w:val="28"/>
+        </w:rPr>
+      </w:pPr>
+      <w:r>
+        <w:rPr>
+          <w:rFonts w:eastAsia="Times New Roman"/>
+          <w:bCs/>
+          <w:sz w:val="28"/>
+          <w:szCs w:val="28"/>
+        </w:rPr>
+        <w:lastRenderedPageBreak/>
+        <w:t>Delete by Value:</w:t>
+      </w:r>
+      <w:r>
+        <w:rPr>
+          <w:rFonts w:eastAsia="Times New Roman"/>
+          <w:sz w:val="28"/>
+          <w:szCs w:val="28"/>
+        </w:rPr>
+        <w:br/>
+        <w:t xml:space="preserve">• Searched for the given value and removed the matching node by changing the links of neighboring nodes. </w:t>
+      </w:r>
+    </w:p>
+    <w:p>
+      <w:pPr>
+        <w:pStyle w:val="ListParagraph"/>
+        <w:spacing w:after="0" w:line="240" w:lineRule="auto"/>
+        <w:ind w:left="410"/>
+        <w:rPr>
+          <w:rFonts w:eastAsia="Times New Roman"/>
+          <w:sz w:val="28"/>
+          <w:szCs w:val="28"/>
+        </w:rPr>
+      </w:pPr>
+    </w:p>
+    <w:p>
+      <w:pPr>
+        <w:pStyle w:val="ListParagraph"/>
+        <w:numPr>
+          <w:ilvl w:val="0"/>
+          <w:numId w:val="10"/>
+        </w:numPr>
+        <w:spacing w:after="0" w:line="240" w:lineRule="auto"/>
+        <w:rPr>
+          <w:rFonts w:eastAsia="Times New Roman"/>
+          <w:sz w:val="28"/>
+          <w:szCs w:val="28"/>
+        </w:rPr>
+      </w:pPr>
+      <w:r>
+        <w:rPr>
+          <w:rFonts w:eastAsia="Times New Roman"/>
+          <w:bCs/>
+          <w:sz w:val="28"/>
+          <w:szCs w:val="28"/>
+        </w:rPr>
+        <w:t>Delete First and Last Node:</w:t>
+      </w:r>
+      <w:r>
+        <w:rPr>
+          <w:rFonts w:eastAsia="Times New Roman"/>
+          <w:sz w:val="28"/>
+          <w:szCs w:val="28"/>
+        </w:rPr>
+        <w:br/>
+        <w:t xml:space="preserve">• Updated the head for the first node and changed the previous node's next pointer when deleting the last node. </w:t>
+      </w:r>
+    </w:p>
+    <w:p>
+      <w:pPr>
+        <w:spacing w:after="0" w:line="240" w:lineRule="auto"/>
+        <w:rPr>
+          <w:rFonts w:eastAsia="Times New Roman"/>
+          <w:sz w:val="28"/>
+          <w:szCs w:val="28"/>
+        </w:rPr>
+      </w:pPr>
+    </w:p>
+    <w:p>
+      <w:pPr>
+        <w:pStyle w:val="ListParagraph"/>
+        <w:numPr>
+          <w:ilvl w:val="0"/>
+          <w:numId w:val="10"/>
+        </w:numPr>
+        <w:spacing w:after="0" w:line="240" w:lineRule="auto"/>
+        <w:rPr>
+          <w:rFonts w:eastAsia="Times New Roman"/>
+          <w:sz w:val="28"/>
+          <w:szCs w:val="28"/>
+        </w:rPr>
+      </w:pPr>
+      <w:r>
+        <w:rPr>
+          <w:rFonts w:eastAsia="Times New Roman"/>
+          <w:bCs/>
+          <w:sz w:val="28"/>
+          <w:szCs w:val="28"/>
+        </w:rPr>
+        <w:t>Count Nodes:</w:t>
+      </w:r>
+      <w:r>
+        <w:rPr>
+          <w:rFonts w:eastAsia="Times New Roman"/>
+          <w:sz w:val="28"/>
+          <w:szCs w:val="28"/>
+        </w:rPr>
+        <w:br/>
+        <w:t xml:space="preserve">• Traversed the list using the next pointer and increased the counter for every node. </w:t>
+      </w:r>
+    </w:p>
+    <w:p>
+      <w:pPr>
+        <w:spacing w:after="0" w:line="240" w:lineRule="auto"/>
+        <w:rPr>
+          <w:rFonts w:eastAsia="Times New Roman"/>
+          <w:sz w:val="28"/>
+          <w:szCs w:val="28"/>
+        </w:rPr>
+      </w:pPr>
+    </w:p>
+    <w:p>
+      <w:pPr>
+        <w:pStyle w:val="ListParagraph"/>
+        <w:numPr>
+          <w:ilvl w:val="0"/>
+          <w:numId w:val="10"/>
+        </w:numPr>
+        <w:rPr>
+          <w:rFonts w:eastAsia="Times New Roman"/>
+          <w:sz w:val="28"/>
+          <w:szCs w:val="28"/>
+        </w:rPr>
+      </w:pPr>
+      <w:r>
+        <w:rPr>
+          <w:rFonts w:eastAsia="Times New Roman"/>
+          <w:bCs/>
+          <w:sz w:val="28"/>
+          <w:szCs w:val="28"/>
+        </w:rPr>
+        <w:t>Display / Main Program:</w:t>
+      </w:r>
+      <w:r>
+        <w:rPr>
+          <w:rFonts w:eastAsia="Times New Roman"/>
+          <w:sz w:val="28"/>
+          <w:szCs w:val="28"/>
+        </w:rPr>
+        <w:br/>
+        <w:t>• Displayed all nodes using traversal and provided a menu to perform all operations until Exit.</w:t>
+      </w:r>
+    </w:p>
+    <w:p>
+      <w:pPr>
+        <w:rPr>
+          <w:rFonts w:ascii="Times New Roman" w:eastAsia="Times New Roman" w:hAnsi="Times New Roman" w:cs="Times New Roman"/>
+          <w:sz w:val="28"/>
+          <w:szCs w:val="28"/>
+        </w:rPr>
+      </w:pPr>
+      <w:r>
+        <w:rPr>
+          <w:rFonts w:ascii="Times New Roman" w:eastAsia="Times New Roman" w:hAnsi="Times New Roman" w:cs="Times New Roman"/>
+          <w:b/>
+          <w:sz w:val="28"/>
+          <w:szCs w:val="28"/>
+          <w:u w:val="single"/>
+        </w:rPr>
+        <w:t>Error Table:</w:t>
+      </w:r>
+    </w:p>
+    <w:tbl>
+      <w:tblPr>
+        <w:tblStyle w:val="TableGrid"/>
+        <w:tblW w:w="0" w:type="auto"/>
+        <w:tblLook w:val="04A0"/>
+      </w:tblPr>
+      <w:tblGrid>
+        <w:gridCol w:w="763"/>
+        <w:gridCol w:w="3598"/>
+        <w:gridCol w:w="3622"/>
+      </w:tblGrid>
+      <w:tr>
+        <w:tc>
+          <w:tcPr>
+            <w:tcW w:w="0" w:type="auto"/>
+            <w:hideMark/>
+          </w:tcPr>
+          <w:p>
+            <w:pPr>
+              <w:spacing w:after="200" w:line="276" w:lineRule="auto"/>
+              <w:rPr>
+                <w:b/>
+                <w:bCs/>
+                <w:sz w:val="24"/>
+                <w:szCs w:val="24"/>
+              </w:rPr>
+            </w:pPr>
+            <w:r>
+              <w:rPr>
+                <w:b/>
+                <w:bCs/>
+                <w:sz w:val="24"/>
+                <w:szCs w:val="24"/>
+              </w:rPr>
+              <w:t>S.No.</w:t>
+            </w:r>
+          </w:p>
+        </w:tc>
+        <w:tc>
+          <w:tcPr>
+            <w:tcW w:w="3598" w:type="dxa"/>
+            <w:hideMark/>
+          </w:tcPr>
+          <w:p>
+            <w:pPr>
+              <w:spacing w:after="200" w:line="276" w:lineRule="auto"/>
+              <w:rPr>
+                <w:b/>
+                <w:bCs/>
+                <w:sz w:val="24"/>
+                <w:szCs w:val="24"/>
+              </w:rPr>
+            </w:pPr>
+            <w:r>
+              <w:rPr>
+                <w:b/>
+                <w:bCs/>
+                <w:sz w:val="24"/>
+                <w:szCs w:val="24"/>
+              </w:rPr>
+              <w:t>Errors Observed</w:t>
+            </w:r>
+          </w:p>
+        </w:tc>
+        <w:tc>
+          <w:tcPr>
+            <w:tcW w:w="3622" w:type="dxa"/>
+            <w:hideMark/>
+          </w:tcPr>
+          <w:p>
+            <w:pPr>
+              <w:spacing w:after="200" w:line="276" w:lineRule="auto"/>
+              <w:rPr>
+                <w:b/>
+                <w:bCs/>
+                <w:sz w:val="24"/>
+                <w:szCs w:val="24"/>
+              </w:rPr>
+            </w:pPr>
+            <w:r>
+              <w:rPr>
+                <w:b/>
+                <w:bCs/>
+                <w:sz w:val="24"/>
+                <w:szCs w:val="24"/>
+              </w:rPr>
+              <w:t>Rectification</w:t>
+            </w:r>
+          </w:p>
+        </w:tc>
+      </w:tr>
+      <w:tr>
+        <w:tc>
+          <w:tcPr>
+            <w:tcW w:w="0" w:type="auto"/>
+            <w:hideMark/>
+          </w:tcPr>
+          <w:p>
+            <w:pPr>
+              <w:spacing w:after="200" w:line="276" w:lineRule="auto"/>
+              <w:rPr>
+                <w:sz w:val="24"/>
+                <w:szCs w:val="24"/>
+              </w:rPr>
+            </w:pPr>
+            <w:r>
+              <w:rPr>
+                <w:bCs/>
+                <w:sz w:val="24"/>
+                <w:szCs w:val="24"/>
+              </w:rPr>
+              <w:t>1)</w:t>
+            </w:r>
+          </w:p>
+        </w:tc>
+        <w:tc>
+          <w:tcPr>
+            <w:tcW w:w="3598" w:type="dxa"/>
+            <w:hideMark/>
+          </w:tcPr>
+          <w:p>
+            <w:pPr>
+              <w:spacing w:after="200" w:line="276" w:lineRule="auto"/>
+              <w:rPr>
+                <w:sz w:val="24"/>
+                <w:szCs w:val="24"/>
+              </w:rPr>
+            </w:pPr>
+            <w:r>
+              <w:rPr>
+                <w:sz w:val="24"/>
+                <w:szCs w:val="24"/>
+              </w:rPr>
+              <w:t>Forgetting to update the prev pointer while inserting a node.</w:t>
+            </w:r>
+          </w:p>
+        </w:tc>
+        <w:tc>
+          <w:tcPr>
+            <w:tcW w:w="3622" w:type="dxa"/>
+            <w:hideMark/>
+          </w:tcPr>
+          <w:p>
+            <w:pPr>
+              <w:spacing w:after="200" w:line="276" w:lineRule="auto"/>
+              <w:rPr>
+                <w:sz w:val="24"/>
+                <w:szCs w:val="24"/>
+              </w:rPr>
+            </w:pPr>
+            <w:r>
+              <w:rPr>
+                <w:sz w:val="24"/>
+                <w:szCs w:val="24"/>
+              </w:rPr>
+              <w:t>Update both prev and next pointers.</w:t>
+            </w:r>
+          </w:p>
+        </w:tc>
+      </w:tr>
+      <w:tr>
+        <w:tc>
+          <w:tcPr>
+            <w:tcW w:w="0" w:type="auto"/>
+            <w:hideMark/>
+          </w:tcPr>
+          <w:p>
+            <w:pPr>
+              <w:spacing w:after="200" w:line="276" w:lineRule="auto"/>
+              <w:rPr>
+                <w:sz w:val="24"/>
+                <w:szCs w:val="24"/>
+              </w:rPr>
+            </w:pPr>
+            <w:r>
+              <w:rPr>
+                <w:bCs/>
+                <w:sz w:val="24"/>
+                <w:szCs w:val="24"/>
+              </w:rPr>
+              <w:t>2)</w:t>
+            </w:r>
+          </w:p>
+        </w:tc>
+        <w:tc>
+          <w:tcPr>
+            <w:tcW w:w="3598" w:type="dxa"/>
+            <w:hideMark/>
+          </w:tcPr>
+          <w:p>
+            <w:pPr>
+              <w:spacing w:after="200" w:line="276" w:lineRule="auto"/>
+              <w:rPr>
+                <w:sz w:val="24"/>
+                <w:szCs w:val="24"/>
+              </w:rPr>
+            </w:pPr>
+            <w:r>
+              <w:rPr>
+                <w:sz w:val="24"/>
+                <w:szCs w:val="24"/>
+              </w:rPr>
+              <w:t>Incorrectly updating the head while inserting at the beginning.</w:t>
+            </w:r>
+          </w:p>
+        </w:tc>
+        <w:tc>
+          <w:tcPr>
+            <w:tcW w:w="3622" w:type="dxa"/>
+            <w:hideMark/>
+          </w:tcPr>
+          <w:p>
+            <w:pPr>
+              <w:spacing w:after="200" w:line="276" w:lineRule="auto"/>
+              <w:rPr>
+                <w:sz w:val="24"/>
+                <w:szCs w:val="24"/>
+              </w:rPr>
+            </w:pPr>
+            <w:r>
+              <w:rPr>
+                <w:sz w:val="24"/>
+                <w:szCs w:val="24"/>
+              </w:rPr>
+              <w:t>Make the new node the head and update the old head's prev pointer.</w:t>
+            </w:r>
+          </w:p>
+        </w:tc>
+      </w:tr>
+      <w:tr>
+        <w:tc>
+          <w:tcPr>
+            <w:tcW w:w="0" w:type="auto"/>
+            <w:hideMark/>
+          </w:tcPr>
+          <w:p>
+            <w:pPr>
+              <w:spacing w:after="200" w:line="276" w:lineRule="auto"/>
+              <w:rPr>
+                <w:sz w:val="24"/>
+                <w:szCs w:val="24"/>
+              </w:rPr>
+            </w:pPr>
+            <w:r>
+              <w:rPr>
+                <w:bCs/>
+                <w:sz w:val="24"/>
+                <w:szCs w:val="24"/>
+              </w:rPr>
+              <w:t>3)</w:t>
+            </w:r>
+          </w:p>
+        </w:tc>
+        <w:tc>
+          <w:tcPr>
+            <w:tcW w:w="3598" w:type="dxa"/>
+            <w:hideMark/>
+          </w:tcPr>
+          <w:p>
+            <w:pPr>
+              <w:spacing w:after="200" w:line="276" w:lineRule="auto"/>
+              <w:rPr>
+                <w:sz w:val="24"/>
+                <w:szCs w:val="24"/>
+              </w:rPr>
+            </w:pPr>
+            <w:r>
+              <w:rPr>
+                <w:sz w:val="24"/>
+                <w:szCs w:val="24"/>
+              </w:rPr>
+              <w:t>Deleting a node without updating both links.</w:t>
+            </w:r>
+          </w:p>
+        </w:tc>
+        <w:tc>
+          <w:tcPr>
+            <w:tcW w:w="3622" w:type="dxa"/>
+            <w:hideMark/>
+          </w:tcPr>
+          <w:p>
+            <w:pPr>
+              <w:spacing w:after="200" w:line="276" w:lineRule="auto"/>
+              <w:rPr>
+                <w:sz w:val="24"/>
+                <w:szCs w:val="24"/>
+              </w:rPr>
+            </w:pPr>
+            <w:r>
+              <w:rPr>
+                <w:sz w:val="24"/>
+                <w:szCs w:val="24"/>
+              </w:rPr>
+              <w:t>Update the prev and next links of neighboring nodes.</w:t>
+            </w:r>
+          </w:p>
+        </w:tc>
+      </w:tr>
+      <w:tr>
+        <w:tc>
+          <w:tcPr>
+            <w:tcW w:w="0" w:type="auto"/>
+            <w:hideMark/>
+          </w:tcPr>
+          <w:p>
+            <w:pPr>
+              <w:spacing w:after="200" w:line="276" w:lineRule="auto"/>
+              <w:rPr>
+                <w:sz w:val="24"/>
+                <w:szCs w:val="24"/>
+              </w:rPr>
+            </w:pPr>
+            <w:r>
+              <w:rPr>
+                <w:bCs/>
+                <w:sz w:val="24"/>
+                <w:szCs w:val="24"/>
+              </w:rPr>
+              <w:t>4)</w:t>
+            </w:r>
+          </w:p>
+        </w:tc>
+        <w:tc>
+          <w:tcPr>
+            <w:tcW w:w="3598" w:type="dxa"/>
+            <w:hideMark/>
+          </w:tcPr>
+          <w:tbl>
+            <w:tblPr>
+              <w:tblW w:w="0" w:type="auto"/>
+              <w:tblCellSpacing w:w="15" w:type="dxa"/>
+              <w:tblCellMar>
+                <w:top w:w="15" w:type="dxa"/>
+                <w:left w:w="15" w:type="dxa"/>
+                <w:bottom w:w="15" w:type="dxa"/>
+                <w:right w:w="15" w:type="dxa"/>
+              </w:tblCellMar>
+              <w:tblLook w:val="04A0"/>
+            </w:tblPr>
+            <w:tblGrid>
+              <w:gridCol w:w="96"/>
+            </w:tblGrid>
+            <w:tr>
+              <w:trPr>
+                <w:tblCellSpacing w:w="15" w:type="dxa"/>
+              </w:trPr>
+              <w:tc>
+                <w:tcPr>
+                  <w:tcW w:w="0" w:type="auto"/>
+                  <w:vAlign w:val="center"/>
+                  <w:hideMark/>
+                </w:tcPr>
+                <w:p>
+                  <w:pPr>
+                    <w:spacing w:after="0" w:line="240" w:lineRule="auto"/>
+                    <w:rPr>
+                      <w:rFonts w:ascii="Times New Roman" w:eastAsia="Times New Roman" w:hAnsi="Times New Roman" w:cs="Times New Roman"/>
+                      <w:sz w:val="24"/>
+                      <w:szCs w:val="24"/>
+                    </w:rPr>
+                  </w:pPr>
+                </w:p>
+              </w:tc>
+            </w:tr>
+          </w:tbl>
+          <w:p>
+            <w:pPr>
+              <w:rPr>
+                <w:rFonts w:eastAsia="Times New Roman"/>
+                <w:vanish/>
+                <w:sz w:val="24"/>
+                <w:szCs w:val="24"/>
+              </w:rPr>
+            </w:pPr>
+          </w:p>
+          <w:tbl>
+            <w:tblPr>
+              <w:tblW w:w="0" w:type="auto"/>
+              <w:tblCellSpacing w:w="15" w:type="dxa"/>
+              <w:tblCellMar>
+                <w:top w:w="15" w:type="dxa"/>
+                <w:left w:w="15" w:type="dxa"/>
+                <w:bottom w:w="15" w:type="dxa"/>
+                <w:right w:w="15" w:type="dxa"/>
+              </w:tblCellMar>
+              <w:tblLook w:val="04A0"/>
+            </w:tblPr>
+            <w:tblGrid>
+              <w:gridCol w:w="3382"/>
+            </w:tblGrid>
+            <w:tr>
+              <w:trPr>
+                <w:tblCellSpacing w:w="15" w:type="dxa"/>
+              </w:trPr>
+              <w:tc>
+                <w:tcPr>
+                  <w:tcW w:w="0" w:type="auto"/>
+                  <w:vAlign w:val="center"/>
+                  <w:hideMark/>
+                </w:tcPr>
+                <w:p>
+                  <w:pPr>
+                    <w:spacing w:after="0" w:line="240" w:lineRule="auto"/>
+                    <w:rPr>
+                      <w:rFonts w:ascii="Times New Roman" w:eastAsia="Times New Roman" w:hAnsi="Times New Roman" w:cs="Times New Roman"/>
+                      <w:sz w:val="24"/>
+                      <w:szCs w:val="24"/>
+                    </w:rPr>
+                  </w:pPr>
+                  <w:r>
+                    <w:rPr>
+                      <w:rFonts w:ascii="Times New Roman" w:eastAsia="Times New Roman" w:hAnsi="Times New Roman" w:cs="Times New Roman"/>
+                      <w:sz w:val="24"/>
+                      <w:szCs w:val="24"/>
+                    </w:rPr>
+                    <w:t>Trying to delete from an empty list.</w:t>
+                  </w:r>
+                </w:p>
+              </w:tc>
+            </w:tr>
+          </w:tbl>
+          <w:p>
+            <w:pPr>
+              <w:spacing w:after="200" w:line="276" w:lineRule="auto"/>
+              <w:rPr>
+                <w:sz w:val="24"/>
+                <w:szCs w:val="24"/>
+              </w:rPr>
+            </w:pPr>
+          </w:p>
+        </w:tc>
+        <w:tc>
+          <w:tcPr>
+            <w:tcW w:w="3622" w:type="dxa"/>
+            <w:hideMark/>
+          </w:tcPr>
+          <w:p>
+            <w:pPr>
+              <w:spacing w:after="200" w:line="276" w:lineRule="auto"/>
+              <w:rPr>
+                <w:sz w:val="24"/>
+                <w:szCs w:val="24"/>
+              </w:rPr>
+            </w:pPr>
+            <w:r>
+              <w:rPr>
+                <w:sz w:val="24"/>
+                <w:szCs w:val="24"/>
+              </w:rPr>
+              <w:t>Check if head is None before deletion.</w:t>
+            </w:r>
+          </w:p>
+        </w:tc>
+      </w:tr>
+      <w:tr>
+        <w:tc>
+          <w:tcPr>
+            <w:tcW w:w="0" w:type="auto"/>
+            <w:hideMark/>
+          </w:tcPr>
+          <w:p>
+            <w:pPr>
+              <w:spacing w:after="200" w:line="276" w:lineRule="auto"/>
+              <w:rPr>
+                <w:sz w:val="24"/>
+                <w:szCs w:val="24"/>
+              </w:rPr>
+            </w:pPr>
+            <w:r>
+              <w:rPr>
+                <w:bCs/>
+                <w:sz w:val="24"/>
+                <w:szCs w:val="24"/>
+              </w:rPr>
+              <w:t>5)</w:t>
+            </w:r>
+          </w:p>
+        </w:tc>
+        <w:tc>
+          <w:tcPr>
+            <w:tcW w:w="3598" w:type="dxa"/>
+            <w:hideMark/>
+          </w:tcPr>
+          <w:p>
+            <w:pPr>
+              <w:spacing w:after="200" w:line="276" w:lineRule="auto"/>
+              <w:rPr>
+                <w:sz w:val="24"/>
+                <w:szCs w:val="24"/>
+              </w:rPr>
+            </w:pPr>
+            <w:r>
+              <w:rPr>
+                <w:sz w:val="24"/>
+                <w:szCs w:val="24"/>
+              </w:rPr>
+              <w:t>Invalid index entered during insertion.</w:t>
+            </w:r>
+          </w:p>
+        </w:tc>
+        <w:tc>
+          <w:tcPr>
+            <w:tcW w:w="3622" w:type="dxa"/>
+            <w:hideMark/>
+          </w:tcPr>
+          <w:tbl>
+            <w:tblPr>
+              <w:tblW w:w="0" w:type="auto"/>
+              <w:tblCellSpacing w:w="15" w:type="dxa"/>
+              <w:tblCellMar>
+                <w:top w:w="15" w:type="dxa"/>
+                <w:left w:w="15" w:type="dxa"/>
+                <w:bottom w:w="15" w:type="dxa"/>
+                <w:right w:w="15" w:type="dxa"/>
+              </w:tblCellMar>
+              <w:tblLook w:val="04A0"/>
+            </w:tblPr>
+            <w:tblGrid>
+              <w:gridCol w:w="96"/>
+            </w:tblGrid>
+            <w:tr>
+              <w:trPr>
+                <w:tblCellSpacing w:w="15" w:type="dxa"/>
+              </w:trPr>
+              <w:tc>
+                <w:tcPr>
+                  <w:tcW w:w="0" w:type="auto"/>
+                  <w:vAlign w:val="center"/>
+                  <w:hideMark/>
+                </w:tcPr>
+                <w:p>
+                  <w:pPr>
+                    <w:spacing w:after="0" w:line="240" w:lineRule="auto"/>
+                    <w:rPr>
+                      <w:rFonts w:ascii="Times New Roman" w:eastAsia="Times New Roman" w:hAnsi="Times New Roman" w:cs="Times New Roman"/>
+                      <w:sz w:val="24"/>
+                      <w:szCs w:val="24"/>
+                    </w:rPr>
+                  </w:pPr>
+                </w:p>
+              </w:tc>
+            </w:tr>
+          </w:tbl>
+          <w:p>
+            <w:pPr>
+              <w:rPr>
+                <w:rFonts w:eastAsia="Times New Roman"/>
+                <w:vanish/>
+                <w:sz w:val="24"/>
+                <w:szCs w:val="24"/>
+              </w:rPr>
+            </w:pPr>
+          </w:p>
+          <w:tbl>
+            <w:tblPr>
+              <w:tblW w:w="0" w:type="auto"/>
+              <w:tblCellSpacing w:w="15" w:type="dxa"/>
+              <w:tblCellMar>
+                <w:top w:w="15" w:type="dxa"/>
+                <w:left w:w="15" w:type="dxa"/>
+                <w:bottom w:w="15" w:type="dxa"/>
+                <w:right w:w="15" w:type="dxa"/>
+              </w:tblCellMar>
+              <w:tblLook w:val="04A0"/>
+            </w:tblPr>
+            <w:tblGrid>
+              <w:gridCol w:w="3406"/>
+            </w:tblGrid>
+            <w:tr>
+              <w:trPr>
+                <w:tblCellSpacing w:w="15" w:type="dxa"/>
+              </w:trPr>
+              <w:tc>
+                <w:tcPr>
+                  <w:tcW w:w="0" w:type="auto"/>
+                  <w:vAlign w:val="center"/>
+                  <w:hideMark/>
+                </w:tcPr>
+                <w:p>
+                  <w:pPr>
+                    <w:spacing w:after="0" w:line="240" w:lineRule="auto"/>
+                    <w:rPr>
+                      <w:rFonts w:ascii="Times New Roman" w:eastAsia="Times New Roman" w:hAnsi="Times New Roman" w:cs="Times New Roman"/>
+                      <w:sz w:val="24"/>
+                      <w:szCs w:val="24"/>
+                    </w:rPr>
+                  </w:pPr>
+                  <w:r>
+                    <w:rPr>
+                      <w:rFonts w:ascii="Times New Roman" w:eastAsia="Times New Roman" w:hAnsi="Times New Roman" w:cs="Times New Roman"/>
+                      <w:sz w:val="24"/>
+                      <w:szCs w:val="24"/>
+                    </w:rPr>
+                    <w:t>Check the index and display an invalid index message.</w:t>
+                  </w:r>
+                </w:p>
+              </w:tc>
+            </w:tr>
+          </w:tbl>
+          <w:p>
+            <w:pPr>
+              <w:spacing w:after="200" w:line="276" w:lineRule="auto"/>
+              <w:rPr>
+                <w:sz w:val="24"/>
+                <w:szCs w:val="24"/>
+              </w:rPr>
+            </w:pPr>
+          </w:p>
+        </w:tc>
+      </w:tr>
+    </w:tbl>
+    <w:p>
+      <w:pPr>
+        <w:rPr>
+          <w:rFonts w:ascii="Times New Roman" w:hAnsi="Times New Roman" w:cs="Times New Roman"/>
+          <w:sz w:val="28"/>
+          <w:szCs w:val="28"/>
+        </w:rPr>
+      </w:pPr>
+    </w:p>
+    <w:p>
+      <w:pPr>
+        <w:rPr>
+          <w:rFonts w:ascii="Times New Roman" w:hAnsi="Times New Roman" w:cs="Times New Roman"/>
+          <w:sz w:val="28"/>
+          <w:szCs w:val="28"/>
+        </w:rPr>
+      </w:pPr>
+    </w:p>
+    <w:p>
+      <w:pPr>
+        <w:rPr>
+          <w:rFonts w:ascii="Times New Roman" w:hAnsi="Times New Roman" w:cs="Times New Roman"/>
+          <w:sz w:val="28"/>
+          <w:szCs w:val="28"/>
+        </w:rPr>
+      </w:pPr>
+    </w:p>
+    <w:p>
+      <w:pPr>
+        <w:spacing w:after="0"/>
+        <w:ind w:right="-69"/>
+        <w:rPr>
+          <w:rFonts w:ascii="Times New Roman" w:hAnsi="Times New Roman" w:cs="Times New Roman"/>
+          <w:sz w:val="28"/>
+          <w:szCs w:val="28"/>
+        </w:rPr>
+      </w:pPr>
+    </w:p>
+    <w:p>
+      <w:pPr>
+        <w:spacing w:after="0"/>
+        <w:ind w:right="-69"/>
+        <w:rPr>
+          <w:rFonts w:ascii="Times New Roman" w:hAnsi="Times New Roman" w:cs="Times New Roman"/>
+          <w:sz w:val="28"/>
+          <w:szCs w:val="28"/>
+        </w:rPr>
+      </w:pPr>
+    </w:p>
+    <w:p>
+      <w:pPr>
+        <w:spacing w:after="0"/>
+        <w:ind w:right="-69"/>
+        <w:jc w:val="center"/>
+        <w:rPr>
+          <w:rFonts w:ascii="Times New Roman" w:hAnsi="Times New Roman" w:cs="Times New Roman"/>
+          <w:b/>
+          <w:bCs/>
+          <w:sz w:val="32"/>
+          <w:szCs w:val="32"/>
+        </w:rPr>
+      </w:pPr>
+      <w:r>
+        <w:rPr>
+          <w:rFonts w:ascii="Times New Roman" w:hAnsi="Times New Roman" w:cs="Times New Roman"/>
+          <w:b/>
+          <w:bCs/>
+          <w:sz w:val="32"/>
+          <w:szCs w:val="32"/>
+        </w:rPr>
+        <w:lastRenderedPageBreak/>
+        <w:t>WEEK-5</w:t>
+      </w:r>
+    </w:p>
+    <w:p>
+      <w:pPr>
+        <w:spacing w:after="0"/>
+        <w:ind w:right="-69"/>
+        <w:rPr>
+          <w:rFonts w:ascii="Times New Roman" w:hAnsi="Times New Roman" w:cs="Times New Roman"/>
+          <w:bCs/>
+          <w:sz w:val="28"/>
+          <w:szCs w:val="28"/>
+        </w:rPr>
+      </w:pPr>
+      <w:r>
+        <w:rPr>
+          <w:rFonts w:ascii="Times New Roman" w:hAnsi="Times New Roman" w:cs="Times New Roman"/>
+          <w:b/>
+          <w:bCs/>
+          <w:sz w:val="32"/>
+          <w:szCs w:val="32"/>
+        </w:rPr>
+        <w:t>5A)Aim:</w:t>
+      </w:r>
+      <w:r>
+        <w:rPr>
+          <w:rFonts w:ascii="Times New Roman" w:hAnsi="Times New Roman" w:cs="Times New Roman"/>
+          <w:bCs/>
+          <w:sz w:val="28"/>
+          <w:szCs w:val="28"/>
+        </w:rPr>
+        <w:t xml:space="preserve"> </w:t>
+      </w:r>
+      <w:r>
+        <w:rPr>
+          <w:rFonts w:ascii="Times New Roman" w:hAnsi="Times New Roman" w:cs="Times New Roman"/>
+          <w:bCs/>
+          <w:sz w:val="28"/>
+          <w:szCs w:val="28"/>
+        </w:rPr>
+        <w:t>Write a Py</w:t>
+      </w:r>
+      <w:r>
+        <w:rPr>
+          <w:rFonts w:ascii="Times New Roman" w:hAnsi="Times New Roman" w:cs="Times New Roman"/>
+          <w:bCs/>
+          <w:sz w:val="28"/>
+          <w:szCs w:val="28"/>
+        </w:rPr>
+        <w:t>thon program to implement circular</w:t>
+      </w:r>
+      <w:r>
+        <w:rPr>
+          <w:rFonts w:ascii="Times New Roman" w:hAnsi="Times New Roman" w:cs="Times New Roman"/>
+          <w:bCs/>
+          <w:sz w:val="28"/>
+          <w:szCs w:val="28"/>
+        </w:rPr>
+        <w:t xml:space="preserve"> linked list</w:t>
+      </w:r>
+    </w:p>
+    <w:p>
+      <w:pPr>
+        <w:spacing w:after="0"/>
+        <w:ind w:right="-69"/>
+        <w:rPr>
+          <w:rFonts w:ascii="Times New Roman" w:hAnsi="Times New Roman" w:cs="Times New Roman"/>
+          <w:bCs/>
+          <w:sz w:val="28"/>
+          <w:szCs w:val="28"/>
+        </w:rPr>
+      </w:pPr>
+      <w:r>
+        <w:rPr>
+          <w:rFonts w:ascii="Times New Roman" w:hAnsi="Times New Roman" w:cs="Times New Roman"/>
+          <w:bCs/>
+          <w:sz w:val="28"/>
+          <w:szCs w:val="28"/>
+        </w:rPr>
+        <w:t>which could perform the below operations by taking</w:t>
+      </w:r>
+    </w:p>
+    <w:p>
+      <w:pPr>
+        <w:spacing w:after="0"/>
+        <w:ind w:right="-69"/>
+        <w:rPr>
+          <w:rFonts w:ascii="Times New Roman" w:hAnsi="Times New Roman" w:cs="Times New Roman"/>
+          <w:bCs/>
+          <w:sz w:val="28"/>
+          <w:szCs w:val="28"/>
+        </w:rPr>
+      </w:pPr>
+      <w:r>
+        <w:rPr>
+          <w:rFonts w:ascii="Times New Roman" w:hAnsi="Times New Roman" w:cs="Times New Roman"/>
+          <w:bCs/>
+          <w:sz w:val="28"/>
+          <w:szCs w:val="28"/>
+        </w:rPr>
+        <w:t>the input from the user:</w:t>
+      </w:r>
+    </w:p>
+    <w:p>
+      <w:pPr>
+        <w:spacing w:after="0"/>
+        <w:ind w:right="-69"/>
+        <w:rPr>
+          <w:rFonts w:ascii="Times New Roman" w:hAnsi="Times New Roman" w:cs="Times New Roman"/>
+          <w:bCs/>
+          <w:sz w:val="28"/>
+          <w:szCs w:val="28"/>
+        </w:rPr>
+      </w:pPr>
+      <w:r>
+        <w:rPr>
+          <w:rFonts w:ascii="Times New Roman" w:hAnsi="Times New Roman" w:cs="Times New Roman"/>
+          <w:bCs/>
+          <w:sz w:val="28"/>
+          <w:szCs w:val="28"/>
+        </w:rPr>
+        <w:t>1. Create a linked list</w:t>
+      </w:r>
+    </w:p>
+    <w:p>
+      <w:pPr>
+        <w:spacing w:after="0"/>
+        <w:ind w:right="-69"/>
+        <w:rPr>
+          <w:rFonts w:ascii="Times New Roman" w:hAnsi="Times New Roman" w:cs="Times New Roman"/>
+          <w:bCs/>
+          <w:sz w:val="28"/>
+          <w:szCs w:val="28"/>
+        </w:rPr>
+      </w:pPr>
+      <w:r>
+        <w:rPr>
+          <w:rFonts w:ascii="Times New Roman" w:hAnsi="Times New Roman" w:cs="Times New Roman"/>
+          <w:bCs/>
+          <w:sz w:val="28"/>
+          <w:szCs w:val="28"/>
+        </w:rPr>
+        <w:t>2. Insert at beginning</w:t>
+      </w:r>
+    </w:p>
+    <w:p>
+      <w:pPr>
+        <w:spacing w:after="0"/>
+        <w:ind w:right="-69"/>
+        <w:rPr>
+          <w:rFonts w:ascii="Times New Roman" w:hAnsi="Times New Roman" w:cs="Times New Roman"/>
+          <w:bCs/>
+          <w:sz w:val="28"/>
+          <w:szCs w:val="28"/>
+        </w:rPr>
+      </w:pPr>
+      <w:r>
+        <w:rPr>
+          <w:rFonts w:ascii="Times New Roman" w:hAnsi="Times New Roman" w:cs="Times New Roman"/>
+          <w:bCs/>
+          <w:sz w:val="28"/>
+          <w:szCs w:val="28"/>
+        </w:rPr>
+        <w:t>3. Insert at end</w:t>
+      </w:r>
+    </w:p>
+    <w:p>
+      <w:pPr>
+        <w:spacing w:after="0"/>
+        <w:ind w:right="-69"/>
+        <w:rPr>
+          <w:rFonts w:ascii="Times New Roman" w:hAnsi="Times New Roman" w:cs="Times New Roman"/>
+          <w:bCs/>
+          <w:sz w:val="28"/>
+          <w:szCs w:val="28"/>
+        </w:rPr>
+      </w:pPr>
+      <w:r>
+        <w:rPr>
+          <w:rFonts w:ascii="Times New Roman" w:hAnsi="Times New Roman" w:cs="Times New Roman"/>
+          <w:bCs/>
+          <w:sz w:val="28"/>
+          <w:szCs w:val="28"/>
+        </w:rPr>
+        <w:t>4. Insert at a specific index</w:t>
+      </w:r>
+    </w:p>
+    <w:p>
+      <w:pPr>
+        <w:spacing w:after="0"/>
+        <w:ind w:right="-69"/>
+        <w:rPr>
+          <w:rFonts w:ascii="Times New Roman" w:hAnsi="Times New Roman" w:cs="Times New Roman"/>
+          <w:bCs/>
+          <w:sz w:val="28"/>
+          <w:szCs w:val="28"/>
+        </w:rPr>
+      </w:pPr>
+      <w:r>
+        <w:rPr>
+          <w:rFonts w:ascii="Times New Roman" w:hAnsi="Times New Roman" w:cs="Times New Roman"/>
+          <w:bCs/>
+          <w:sz w:val="28"/>
+          <w:szCs w:val="28"/>
+        </w:rPr>
+        <w:t>5. Delete by value</w:t>
+      </w:r>
+    </w:p>
+    <w:p>
+      <w:pPr>
+        <w:spacing w:after="0"/>
+        <w:ind w:right="-69"/>
+        <w:rPr>
+          <w:rFonts w:ascii="Times New Roman" w:hAnsi="Times New Roman" w:cs="Times New Roman"/>
+          <w:bCs/>
+          <w:sz w:val="28"/>
+          <w:szCs w:val="28"/>
+        </w:rPr>
+      </w:pPr>
+      <w:r>
+        <w:rPr>
+          <w:rFonts w:ascii="Times New Roman" w:hAnsi="Times New Roman" w:cs="Times New Roman"/>
+          <w:bCs/>
+          <w:sz w:val="28"/>
+          <w:szCs w:val="28"/>
+        </w:rPr>
+        <w:t>6. Delete first node</w:t>
+      </w:r>
+    </w:p>
+    <w:p>
+      <w:pPr>
+        <w:spacing w:after="0"/>
+        <w:ind w:right="-69"/>
+        <w:rPr>
+          <w:rFonts w:ascii="Times New Roman" w:hAnsi="Times New Roman" w:cs="Times New Roman"/>
+          <w:bCs/>
+          <w:sz w:val="28"/>
+          <w:szCs w:val="28"/>
+        </w:rPr>
+      </w:pPr>
+      <w:r>
+        <w:rPr>
+          <w:rFonts w:ascii="Times New Roman" w:hAnsi="Times New Roman" w:cs="Times New Roman"/>
+          <w:bCs/>
+          <w:sz w:val="28"/>
+          <w:szCs w:val="28"/>
+        </w:rPr>
+        <w:t>7. Delete last node</w:t>
+      </w:r>
+    </w:p>
+    <w:p>
+      <w:pPr>
+        <w:spacing w:after="0"/>
+        <w:ind w:right="-69"/>
+        <w:rPr>
+          <w:rFonts w:ascii="Times New Roman" w:hAnsi="Times New Roman" w:cs="Times New Roman"/>
+          <w:bCs/>
+          <w:sz w:val="28"/>
+          <w:szCs w:val="28"/>
+        </w:rPr>
+      </w:pPr>
+      <w:r>
+        <w:rPr>
+          <w:rFonts w:ascii="Times New Roman" w:hAnsi="Times New Roman" w:cs="Times New Roman"/>
+          <w:bCs/>
+          <w:sz w:val="28"/>
+          <w:szCs w:val="28"/>
+        </w:rPr>
+        <w:t>8. Count number of nodes</w:t>
+      </w:r>
+    </w:p>
+    <w:p>
+      <w:pPr>
+        <w:spacing w:after="0"/>
+        <w:ind w:right="-69"/>
+        <w:rPr>
+          <w:rFonts w:ascii="Times New Roman" w:hAnsi="Times New Roman" w:cs="Times New Roman"/>
+          <w:bCs/>
+          <w:sz w:val="28"/>
+          <w:szCs w:val="28"/>
+        </w:rPr>
+      </w:pPr>
+      <w:r>
+        <w:rPr>
+          <w:rFonts w:ascii="Times New Roman" w:hAnsi="Times New Roman" w:cs="Times New Roman"/>
+          <w:bCs/>
+          <w:sz w:val="28"/>
+          <w:szCs w:val="28"/>
+        </w:rPr>
+        <w:t>9. Display / Traverse</w:t>
+      </w:r>
+    </w:p>
+    <w:p>
+      <w:pPr>
+        <w:spacing w:after="0"/>
+        <w:ind w:right="-69"/>
+        <w:rPr>
+          <w:rFonts w:ascii="Times New Roman" w:hAnsi="Times New Roman" w:cs="Times New Roman"/>
+          <w:bCs/>
+          <w:sz w:val="28"/>
+          <w:szCs w:val="28"/>
+        </w:rPr>
+      </w:pPr>
+      <w:r>
+        <w:rPr>
+          <w:rFonts w:ascii="Times New Roman" w:hAnsi="Times New Roman" w:cs="Times New Roman"/>
+          <w:bCs/>
+          <w:sz w:val="28"/>
+          <w:szCs w:val="28"/>
+        </w:rPr>
+        <w:t>10. Exit</w:t>
+      </w:r>
+    </w:p>
+    <w:p>
+      <w:pPr>
+        <w:spacing w:after="0"/>
+        <w:ind w:right="-69"/>
+        <w:rPr>
+          <w:rFonts w:ascii="Times New Roman" w:hAnsi="Times New Roman" w:cs="Times New Roman"/>
+          <w:b/>
+          <w:bCs/>
+          <w:sz w:val="32"/>
+          <w:szCs w:val="32"/>
+          <w:u w:val="single"/>
+        </w:rPr>
+      </w:pPr>
+      <w:r>
+        <w:rPr>
+          <w:rFonts w:ascii="Times New Roman" w:hAnsi="Times New Roman" w:cs="Times New Roman"/>
+          <w:b/>
+          <w:bCs/>
+          <w:sz w:val="32"/>
+          <w:szCs w:val="32"/>
+          <w:u w:val="single"/>
+        </w:rPr>
+        <w:t>Program:</w:t>
+      </w:r>
+    </w:p>
+    <w:p>
+      <w:pPr>
+        <w:rPr>
+          <w:rFonts w:ascii="Times New Roman" w:hAnsi="Times New Roman" w:cs="Times New Roman"/>
+          <w:sz w:val="28"/>
+          <w:szCs w:val="28"/>
+        </w:rPr>
+      </w:pPr>
+      <w:r>
+        <w:rPr>
+          <w:rFonts w:ascii="Times New Roman" w:hAnsi="Times New Roman" w:cs="Times New Roman"/>
+          <w:noProof/>
+          <w:sz w:val="28"/>
+          <w:szCs w:val="28"/>
+        </w:rPr>
+        <w:drawing>
+          <wp:inline distT="0" distB="0" distL="0" distR="0">
+            <wp:extent cx="5664120" cy="4381018"/>
+            <wp:effectExtent l="19050" t="0" r="0" b="0"/>
+            <wp:docPr id="43" name="Picture 28"/>
+            <wp:cNvGraphicFramePr>
+              <a:graphicFrameLocks xmlns:a="http://schemas.openxmlformats.org/drawingml/2006/main" noChangeAspect="1"/>
+            </wp:cNvGraphicFramePr>
+            <a:graphic xmlns:a="http://schemas.openxmlformats.org/drawingml/2006/main">
+              <a:graphicData uri="http://schemas.openxmlformats.org/drawingml/2006/picture">
+                <pic:pic xmlns:pic="http://schemas.openxmlformats.org/drawingml/2006/picture">
+                  <pic:nvPicPr>
+                    <pic:cNvPr id="0" name="Picture 28"/>
+                    <pic:cNvPicPr>
+                      <a:picLocks noChangeAspect="1" noChangeArrowheads="1"/>
+                    </pic:cNvPicPr>
+                  </pic:nvPicPr>
+                  <pic:blipFill>
+                    <a:blip r:embed="rId46"/>
+                    <a:srcRect/>
+                    <a:stretch>
+                      <a:fillRect/>
+                    </a:stretch>
+                  </pic:blipFill>
+                  <pic:spPr bwMode="auto">
+                    <a:xfrm>
+                      <a:off x="0" y="0"/>
+                      <a:ext cx="5663922" cy="4380865"/>
+                    </a:xfrm>
+                    <a:prstGeom prst="rect">
+                      <a:avLst/>
+                    </a:prstGeom>
+                    <a:noFill/>
+                    <a:ln w="9525">
+                      <a:noFill/>
+                      <a:miter lim="800000"/>
+                      <a:headEnd/>
+                      <a:tailEnd/>
+                    </a:ln>
+                  </pic:spPr>
+                </pic:pic>
+              </a:graphicData>
+            </a:graphic>
+          </wp:inline>
+        </w:drawing>
+      </w:r>
+    </w:p>
+    <w:p>
+      <w:pPr>
+        <w:tabs>
+          <w:tab w:val="left" w:pos="2251"/>
+        </w:tabs>
+        <w:rPr>
+          <w:rFonts w:ascii="Times New Roman" w:hAnsi="Times New Roman" w:cs="Times New Roman"/>
+          <w:b/>
+          <w:sz w:val="32"/>
+          <w:szCs w:val="32"/>
+          <w:u w:val="single"/>
+        </w:rPr>
+      </w:pPr>
+      <w:r>
+        <w:rPr>
+          <w:rFonts w:ascii="Times New Roman" w:hAnsi="Times New Roman" w:cs="Times New Roman"/>
+          <w:b/>
+          <w:noProof/>
+          <w:sz w:val="32"/>
+          <w:szCs w:val="32"/>
+        </w:rPr>
+        <w:lastRenderedPageBreak/>
+        <w:drawing>
+          <wp:inline distT="0" distB="0" distL="0" distR="0">
+            <wp:extent cx="5565735" cy="7222603"/>
+            <wp:effectExtent l="19050" t="0" r="0" b="0"/>
+            <wp:docPr id="44" name="Picture 31"/>
+            <wp:cNvGraphicFramePr>
+              <a:graphicFrameLocks xmlns:a="http://schemas.openxmlformats.org/drawingml/2006/main" noChangeAspect="1"/>
+            </wp:cNvGraphicFramePr>
+            <a:graphic xmlns:a="http://schemas.openxmlformats.org/drawingml/2006/main">
+              <a:graphicData uri="http://schemas.openxmlformats.org/drawingml/2006/picture">
+                <pic:pic xmlns:pic="http://schemas.openxmlformats.org/drawingml/2006/picture">
+                  <pic:nvPicPr>
+                    <pic:cNvPr id="0" name="Picture 31"/>
+                    <pic:cNvPicPr>
+                      <a:picLocks noChangeAspect="1" noChangeArrowheads="1"/>
+                    </pic:cNvPicPr>
+                  </pic:nvPicPr>
+                  <pic:blipFill>
+                    <a:blip r:embed="rId47"/>
+                    <a:srcRect/>
+                    <a:stretch>
+                      <a:fillRect/>
+                    </a:stretch>
+                  </pic:blipFill>
+                  <pic:spPr bwMode="auto">
+                    <a:xfrm>
+                      <a:off x="0" y="0"/>
+                      <a:ext cx="5561006" cy="7216466"/>
+                    </a:xfrm>
+                    <a:prstGeom prst="rect">
+                      <a:avLst/>
+                    </a:prstGeom>
+                    <a:noFill/>
+                    <a:ln w="9525">
+                      <a:noFill/>
+                      <a:miter lim="800000"/>
+                      <a:headEnd/>
+                      <a:tailEnd/>
+                    </a:ln>
+                  </pic:spPr>
+                </pic:pic>
+              </a:graphicData>
+            </a:graphic>
+          </wp:inline>
+        </w:drawing>
+      </w:r>
+    </w:p>
+    <w:p>
+      <w:pPr>
+        <w:tabs>
+          <w:tab w:val="left" w:pos="2251"/>
+        </w:tabs>
+        <w:rPr>
+          <w:rFonts w:ascii="Times New Roman" w:hAnsi="Times New Roman" w:cs="Times New Roman"/>
+          <w:b/>
+          <w:sz w:val="32"/>
+          <w:szCs w:val="32"/>
+          <w:u w:val="single"/>
+        </w:rPr>
+      </w:pPr>
+      <w:r>
+        <w:rPr>
+          <w:rFonts w:ascii="Times New Roman" w:hAnsi="Times New Roman" w:cs="Times New Roman"/>
+          <w:b/>
+          <w:noProof/>
+          <w:sz w:val="32"/>
+          <w:szCs w:val="32"/>
+        </w:rPr>
+        <w:lastRenderedPageBreak/>
+        <w:drawing>
+          <wp:inline distT="0" distB="0" distL="0" distR="0">
+            <wp:extent cx="5658736" cy="7230140"/>
+            <wp:effectExtent l="19050" t="0" r="0" b="0"/>
+            <wp:docPr id="45" name="Picture 34"/>
+            <wp:cNvGraphicFramePr>
+              <a:graphicFrameLocks xmlns:a="http://schemas.openxmlformats.org/drawingml/2006/main" noChangeAspect="1"/>
+            </wp:cNvGraphicFramePr>
+            <a:graphic xmlns:a="http://schemas.openxmlformats.org/drawingml/2006/main">
+              <a:graphicData uri="http://schemas.openxmlformats.org/drawingml/2006/picture">
+                <pic:pic xmlns:pic="http://schemas.openxmlformats.org/drawingml/2006/picture">
+                  <pic:nvPicPr>
+                    <pic:cNvPr id="0" name="Picture 34"/>
+                    <pic:cNvPicPr>
+                      <a:picLocks noChangeAspect="1" noChangeArrowheads="1"/>
+                    </pic:cNvPicPr>
+                  </pic:nvPicPr>
+                  <pic:blipFill>
+                    <a:blip r:embed="rId48"/>
+                    <a:srcRect/>
+                    <a:stretch>
+                      <a:fillRect/>
+                    </a:stretch>
+                  </pic:blipFill>
+                  <pic:spPr bwMode="auto">
+                    <a:xfrm>
+                      <a:off x="0" y="0"/>
+                      <a:ext cx="5653524" cy="7223481"/>
+                    </a:xfrm>
+                    <a:prstGeom prst="rect">
+                      <a:avLst/>
+                    </a:prstGeom>
+                    <a:noFill/>
+                    <a:ln w="9525">
+                      <a:noFill/>
+                      <a:miter lim="800000"/>
+                      <a:headEnd/>
+                      <a:tailEnd/>
+                    </a:ln>
+                  </pic:spPr>
+                </pic:pic>
+              </a:graphicData>
+            </a:graphic>
+          </wp:inline>
+        </w:drawing>
+      </w:r>
+    </w:p>
+    <w:p>
+      <w:pPr>
+        <w:tabs>
+          <w:tab w:val="left" w:pos="2251"/>
+        </w:tabs>
+        <w:rPr>
+          <w:rFonts w:ascii="Times New Roman" w:hAnsi="Times New Roman" w:cs="Times New Roman"/>
+          <w:b/>
+          <w:sz w:val="32"/>
+          <w:szCs w:val="32"/>
+          <w:u w:val="single"/>
+        </w:rPr>
+      </w:pPr>
+      <w:r>
+        <w:rPr>
+          <w:rFonts w:ascii="Times New Roman" w:hAnsi="Times New Roman" w:cs="Times New Roman"/>
+          <w:b/>
+          <w:noProof/>
+          <w:sz w:val="32"/>
+          <w:szCs w:val="32"/>
+        </w:rPr>
+        <w:lastRenderedPageBreak/>
+        <w:drawing>
+          <wp:inline distT="0" distB="0" distL="0" distR="0">
+            <wp:extent cx="5551775" cy="7038753"/>
+            <wp:effectExtent l="19050" t="0" r="0" b="0"/>
+            <wp:docPr id="46" name="Picture 37"/>
+            <wp:cNvGraphicFramePr>
+              <a:graphicFrameLocks xmlns:a="http://schemas.openxmlformats.org/drawingml/2006/main" noChangeAspect="1"/>
+            </wp:cNvGraphicFramePr>
+            <a:graphic xmlns:a="http://schemas.openxmlformats.org/drawingml/2006/main">
+              <a:graphicData uri="http://schemas.openxmlformats.org/drawingml/2006/picture">
+                <pic:pic xmlns:pic="http://schemas.openxmlformats.org/drawingml/2006/picture">
+                  <pic:nvPicPr>
+                    <pic:cNvPr id="0" name="Picture 37"/>
+                    <pic:cNvPicPr>
+                      <a:picLocks noChangeAspect="1" noChangeArrowheads="1"/>
+                    </pic:cNvPicPr>
+                  </pic:nvPicPr>
+                  <pic:blipFill>
+                    <a:blip r:embed="rId49"/>
+                    <a:srcRect/>
+                    <a:stretch>
+                      <a:fillRect/>
+                    </a:stretch>
+                  </pic:blipFill>
+                  <pic:spPr bwMode="auto">
+                    <a:xfrm>
+                      <a:off x="0" y="0"/>
+                      <a:ext cx="5540677" cy="7024683"/>
+                    </a:xfrm>
+                    <a:prstGeom prst="rect">
+                      <a:avLst/>
+                    </a:prstGeom>
+                    <a:noFill/>
+                    <a:ln w="9525">
+                      <a:noFill/>
+                      <a:miter lim="800000"/>
+                      <a:headEnd/>
+                      <a:tailEnd/>
+                    </a:ln>
+                  </pic:spPr>
+                </pic:pic>
+              </a:graphicData>
+            </a:graphic>
+          </wp:inline>
+        </w:drawing>
+      </w:r>
+    </w:p>
+    <w:p>
+      <w:pPr>
+        <w:tabs>
+          <w:tab w:val="left" w:pos="2251"/>
+        </w:tabs>
+        <w:rPr>
+          <w:rFonts w:ascii="Times New Roman" w:hAnsi="Times New Roman" w:cs="Times New Roman"/>
+          <w:b/>
+          <w:sz w:val="32"/>
+          <w:szCs w:val="32"/>
+          <w:u w:val="single"/>
+        </w:rPr>
+      </w:pPr>
+      <w:r>
+        <w:rPr>
+          <w:rFonts w:ascii="Times New Roman" w:hAnsi="Times New Roman" w:cs="Times New Roman"/>
+          <w:b/>
+          <w:noProof/>
+          <w:sz w:val="32"/>
+          <w:szCs w:val="32"/>
+        </w:rPr>
+        <w:lastRenderedPageBreak/>
+        <w:drawing>
+          <wp:inline distT="0" distB="0" distL="0" distR="0">
+            <wp:extent cx="5716206" cy="7662441"/>
+            <wp:effectExtent l="19050" t="0" r="0" b="0"/>
+            <wp:docPr id="47" name="Picture 40"/>
+            <wp:cNvGraphicFramePr>
+              <a:graphicFrameLocks xmlns:a="http://schemas.openxmlformats.org/drawingml/2006/main" noChangeAspect="1"/>
+            </wp:cNvGraphicFramePr>
+            <a:graphic xmlns:a="http://schemas.openxmlformats.org/drawingml/2006/main">
+              <a:graphicData uri="http://schemas.openxmlformats.org/drawingml/2006/picture">
+                <pic:pic xmlns:pic="http://schemas.openxmlformats.org/drawingml/2006/picture">
+                  <pic:nvPicPr>
+                    <pic:cNvPr id="0" name="Picture 40"/>
+                    <pic:cNvPicPr>
+                      <a:picLocks noChangeAspect="1" noChangeArrowheads="1"/>
+                    </pic:cNvPicPr>
+                  </pic:nvPicPr>
+                  <pic:blipFill>
+                    <a:blip r:embed="rId50"/>
+                    <a:srcRect/>
+                    <a:stretch>
+                      <a:fillRect/>
+                    </a:stretch>
+                  </pic:blipFill>
+                  <pic:spPr bwMode="auto">
+                    <a:xfrm>
+                      <a:off x="0" y="0"/>
+                      <a:ext cx="5714191" cy="7659740"/>
+                    </a:xfrm>
+                    <a:prstGeom prst="rect">
+                      <a:avLst/>
+                    </a:prstGeom>
+                    <a:noFill/>
+                    <a:ln w="9525">
+                      <a:noFill/>
+                      <a:miter lim="800000"/>
+                      <a:headEnd/>
+                      <a:tailEnd/>
+                    </a:ln>
+                  </pic:spPr>
+                </pic:pic>
+              </a:graphicData>
+            </a:graphic>
+          </wp:inline>
+        </w:drawing>
+      </w:r>
+    </w:p>
+    <w:p>
+      <w:pPr>
+        <w:tabs>
+          <w:tab w:val="left" w:pos="2251"/>
+        </w:tabs>
+        <w:rPr>
+          <w:rFonts w:ascii="Times New Roman" w:hAnsi="Times New Roman" w:cs="Times New Roman"/>
+          <w:b/>
+          <w:sz w:val="32"/>
+          <w:szCs w:val="32"/>
+          <w:u w:val="single"/>
+        </w:rPr>
+      </w:pPr>
+      <w:r>
+        <w:rPr>
+          <w:rFonts w:ascii="Times New Roman" w:hAnsi="Times New Roman" w:cs="Times New Roman"/>
+          <w:b/>
+          <w:noProof/>
+          <w:sz w:val="32"/>
+          <w:szCs w:val="32"/>
+        </w:rPr>
+        <w:lastRenderedPageBreak/>
+        <w:drawing>
+          <wp:inline distT="0" distB="0" distL="0" distR="0">
+            <wp:extent cx="5640970" cy="7575630"/>
+            <wp:effectExtent l="19050" t="0" r="0" b="0"/>
+            <wp:docPr id="48" name="Picture 43"/>
+            <wp:cNvGraphicFramePr>
+              <a:graphicFrameLocks xmlns:a="http://schemas.openxmlformats.org/drawingml/2006/main" noChangeAspect="1"/>
+            </wp:cNvGraphicFramePr>
+            <a:graphic xmlns:a="http://schemas.openxmlformats.org/drawingml/2006/main">
+              <a:graphicData uri="http://schemas.openxmlformats.org/drawingml/2006/picture">
+                <pic:pic xmlns:pic="http://schemas.openxmlformats.org/drawingml/2006/picture">
+                  <pic:nvPicPr>
+                    <pic:cNvPr id="0" name="Picture 43"/>
+                    <pic:cNvPicPr>
+                      <a:picLocks noChangeAspect="1" noChangeArrowheads="1"/>
+                    </pic:cNvPicPr>
+                  </pic:nvPicPr>
+                  <pic:blipFill>
+                    <a:blip r:embed="rId51"/>
+                    <a:srcRect/>
+                    <a:stretch>
+                      <a:fillRect/>
+                    </a:stretch>
+                  </pic:blipFill>
+                  <pic:spPr bwMode="auto">
+                    <a:xfrm>
+                      <a:off x="0" y="0"/>
+                      <a:ext cx="5630956" cy="7562182"/>
+                    </a:xfrm>
+                    <a:prstGeom prst="rect">
+                      <a:avLst/>
+                    </a:prstGeom>
+                    <a:noFill/>
+                    <a:ln w="9525">
+                      <a:noFill/>
+                      <a:miter lim="800000"/>
+                      <a:headEnd/>
+                      <a:tailEnd/>
+                    </a:ln>
+                  </pic:spPr>
+                </pic:pic>
+              </a:graphicData>
+            </a:graphic>
+          </wp:inline>
+        </w:drawing>
+      </w:r>
+    </w:p>
+    <w:p>
+      <w:pPr>
+        <w:tabs>
+          <w:tab w:val="left" w:pos="2251"/>
+        </w:tabs>
+        <w:rPr>
+          <w:rFonts w:ascii="Times New Roman" w:hAnsi="Times New Roman" w:cs="Times New Roman"/>
+          <w:b/>
+          <w:sz w:val="32"/>
+          <w:szCs w:val="32"/>
+          <w:u w:val="single"/>
+        </w:rPr>
+      </w:pPr>
+    </w:p>
+    <w:p>
+      <w:pPr>
+        <w:tabs>
+          <w:tab w:val="left" w:pos="2251"/>
+        </w:tabs>
+        <w:rPr>
+          <w:rFonts w:ascii="Times New Roman" w:hAnsi="Times New Roman" w:cs="Times New Roman"/>
+          <w:b/>
+          <w:sz w:val="32"/>
+          <w:szCs w:val="32"/>
+          <w:u w:val="single"/>
+        </w:rPr>
+      </w:pPr>
+      <w:r>
+        <w:rPr>
+          <w:rFonts w:ascii="Times New Roman" w:hAnsi="Times New Roman" w:cs="Times New Roman"/>
+          <w:b/>
+          <w:noProof/>
+          <w:sz w:val="32"/>
+          <w:szCs w:val="32"/>
+        </w:rPr>
+        <w:lastRenderedPageBreak/>
+        <w:drawing>
+          <wp:inline distT="0" distB="0" distL="0" distR="0">
+            <wp:extent cx="5594744" cy="7344137"/>
+            <wp:effectExtent l="19050" t="0" r="5956" b="0"/>
+            <wp:docPr id="49" name="Picture 46"/>
+            <wp:cNvGraphicFramePr>
+              <a:graphicFrameLocks xmlns:a="http://schemas.openxmlformats.org/drawingml/2006/main" noChangeAspect="1"/>
+            </wp:cNvGraphicFramePr>
+            <a:graphic xmlns:a="http://schemas.openxmlformats.org/drawingml/2006/main">
+              <a:graphicData uri="http://schemas.openxmlformats.org/drawingml/2006/picture">
+                <pic:pic xmlns:pic="http://schemas.openxmlformats.org/drawingml/2006/picture">
+                  <pic:nvPicPr>
+                    <pic:cNvPr id="0" name="Picture 46"/>
+                    <pic:cNvPicPr>
+                      <a:picLocks noChangeAspect="1" noChangeArrowheads="1"/>
+                    </pic:cNvPicPr>
+                  </pic:nvPicPr>
+                  <pic:blipFill>
+                    <a:blip r:embed="rId52"/>
+                    <a:srcRect/>
+                    <a:stretch>
+                      <a:fillRect/>
+                    </a:stretch>
+                  </pic:blipFill>
+                  <pic:spPr bwMode="auto">
+                    <a:xfrm>
+                      <a:off x="0" y="0"/>
+                      <a:ext cx="5596855" cy="7346908"/>
+                    </a:xfrm>
+                    <a:prstGeom prst="rect">
+                      <a:avLst/>
+                    </a:prstGeom>
+                    <a:noFill/>
+                    <a:ln w="9525">
+                      <a:noFill/>
+                      <a:miter lim="800000"/>
+                      <a:headEnd/>
+                      <a:tailEnd/>
+                    </a:ln>
+                  </pic:spPr>
+                </pic:pic>
+              </a:graphicData>
+            </a:graphic>
+          </wp:inline>
+        </w:drawing>
+      </w:r>
+    </w:p>
+    <w:p>
+      <w:pPr>
+        <w:tabs>
+          <w:tab w:val="left" w:pos="2251"/>
+        </w:tabs>
+        <w:rPr>
+          <w:rFonts w:ascii="Times New Roman" w:hAnsi="Times New Roman" w:cs="Times New Roman"/>
+          <w:b/>
+          <w:sz w:val="32"/>
+          <w:szCs w:val="32"/>
+          <w:u w:val="single"/>
+        </w:rPr>
+      </w:pPr>
+    </w:p>
+    <w:p>
+      <w:pPr>
+        <w:tabs>
+          <w:tab w:val="left" w:pos="2251"/>
+        </w:tabs>
+        <w:rPr>
+          <w:rFonts w:ascii="Times New Roman" w:hAnsi="Times New Roman" w:cs="Times New Roman"/>
+          <w:b/>
+          <w:sz w:val="32"/>
+          <w:szCs w:val="32"/>
+          <w:u w:val="single"/>
+        </w:rPr>
+      </w:pPr>
+    </w:p>
+    <w:p>
+      <w:pPr>
+        <w:rPr>
+          <w:rFonts w:ascii="Times New Roman" w:hAnsi="Times New Roman" w:cs="Times New Roman"/>
+          <w:b/>
+          <w:bCs/>
+          <w:sz w:val="28"/>
+          <w:szCs w:val="28"/>
+          <w:u w:val="single"/>
+        </w:rPr>
+      </w:pPr>
+      <w:r>
+        <w:rPr>
+          <w:rFonts w:ascii="Times New Roman" w:hAnsi="Times New Roman" w:cs="Times New Roman"/>
+          <w:b/>
+          <w:bCs/>
+          <w:sz w:val="28"/>
+          <w:szCs w:val="28"/>
+          <w:u w:val="single"/>
+        </w:rPr>
+        <w:lastRenderedPageBreak/>
+        <w:t>Output:</w:t>
+      </w:r>
+    </w:p>
+    <w:p>
+      <w:pPr>
+        <w:tabs>
+          <w:tab w:val="left" w:pos="2251"/>
+        </w:tabs>
+        <w:rPr>
+          <w:rFonts w:ascii="Times New Roman" w:hAnsi="Times New Roman" w:cs="Times New Roman"/>
+          <w:b/>
+          <w:sz w:val="32"/>
+          <w:szCs w:val="32"/>
+          <w:u w:val="single"/>
+        </w:rPr>
+      </w:pPr>
+      <w:r>
+        <w:rPr>
+          <w:rFonts w:ascii="Times New Roman" w:hAnsi="Times New Roman" w:cs="Times New Roman"/>
+          <w:b/>
+          <w:noProof/>
+          <w:sz w:val="32"/>
+          <w:szCs w:val="32"/>
+          <w:u w:val="single"/>
+        </w:rPr>
+        <w:drawing>
+          <wp:inline distT="0" distB="0" distL="0" distR="0">
+            <wp:extent cx="5941912" cy="3750197"/>
+            <wp:effectExtent l="19050" t="0" r="1688" b="0"/>
+            <wp:docPr id="50" name="Picture 49"/>
+            <wp:cNvGraphicFramePr>
+              <a:graphicFrameLocks xmlns:a="http://schemas.openxmlformats.org/drawingml/2006/main" noChangeAspect="1"/>
+            </wp:cNvGraphicFramePr>
+            <a:graphic xmlns:a="http://schemas.openxmlformats.org/drawingml/2006/main">
+              <a:graphicData uri="http://schemas.openxmlformats.org/drawingml/2006/picture">
+                <pic:pic xmlns:pic="http://schemas.openxmlformats.org/drawingml/2006/picture">
+                  <pic:nvPicPr>
+                    <pic:cNvPr id="0" name="Picture 49"/>
+                    <pic:cNvPicPr>
+                      <a:picLocks noChangeAspect="1" noChangeArrowheads="1"/>
+                    </pic:cNvPicPr>
+                  </pic:nvPicPr>
+                  <pic:blipFill>
+                    <a:blip r:embed="rId53"/>
+                    <a:srcRect/>
+                    <a:stretch>
+                      <a:fillRect/>
+                    </a:stretch>
+                  </pic:blipFill>
+                  <pic:spPr bwMode="auto">
+                    <a:xfrm>
+                      <a:off x="0" y="0"/>
+                      <a:ext cx="5943600" cy="3751262"/>
+                    </a:xfrm>
+                    <a:prstGeom prst="rect">
+                      <a:avLst/>
+                    </a:prstGeom>
+                    <a:noFill/>
+                    <a:ln w="9525">
+                      <a:noFill/>
+                      <a:miter lim="800000"/>
+                      <a:headEnd/>
+                      <a:tailEnd/>
+                    </a:ln>
+                  </pic:spPr>
+                </pic:pic>
+              </a:graphicData>
+            </a:graphic>
+          </wp:inline>
+        </w:drawing>
+      </w:r>
+    </w:p>
+    <w:p>
+      <w:pPr>
+        <w:tabs>
+          <w:tab w:val="left" w:pos="2251"/>
+        </w:tabs>
+        <w:rPr>
+          <w:rFonts w:ascii="Times New Roman" w:hAnsi="Times New Roman" w:cs="Times New Roman"/>
+          <w:b/>
+          <w:sz w:val="32"/>
+          <w:szCs w:val="32"/>
+          <w:u w:val="single"/>
+        </w:rPr>
+      </w:pPr>
+      <w:r>
+        <w:rPr>
+          <w:rFonts w:ascii="Times New Roman" w:hAnsi="Times New Roman" w:cs="Times New Roman"/>
+          <w:b/>
+          <w:sz w:val="32"/>
+          <w:szCs w:val="32"/>
+          <w:u w:val="single"/>
+        </w:rPr>
+        <w:t>Explanation:</w:t>
+      </w:r>
+    </w:p>
+    <w:p>
+      <w:pPr>
+        <w:pStyle w:val="ListParagraph"/>
+        <w:numPr>
+          <w:ilvl w:val="0"/>
+          <w:numId w:val="11"/>
+        </w:numPr>
+        <w:spacing w:after="0" w:line="240" w:lineRule="auto"/>
+        <w:rPr>
+          <w:rFonts w:eastAsia="Times New Roman"/>
+          <w:sz w:val="28"/>
+          <w:szCs w:val="28"/>
+        </w:rPr>
+      </w:pPr>
+      <w:r>
+        <w:rPr>
+          <w:rFonts w:eastAsia="Times New Roman"/>
+          <w:bCs/>
+          <w:sz w:val="28"/>
+          <w:szCs w:val="28"/>
+        </w:rPr>
+        <w:t>Node Class:</w:t>
+      </w:r>
+      <w:r>
+        <w:rPr>
+          <w:rFonts w:eastAsia="Times New Roman"/>
+          <w:sz w:val="28"/>
+          <w:szCs w:val="28"/>
+        </w:rPr>
+        <w:br/>
+        <w:t>• Created a Node to store data and the next node's address.</w:t>
+      </w:r>
+    </w:p>
+    <w:p>
+      <w:pPr>
+        <w:spacing w:after="0" w:line="240" w:lineRule="auto"/>
+        <w:rPr>
+          <w:rFonts w:eastAsia="Times New Roman"/>
+          <w:sz w:val="28"/>
+          <w:szCs w:val="28"/>
+        </w:rPr>
+      </w:pPr>
+      <w:r>
+        <w:rPr>
+          <w:rFonts w:eastAsia="Times New Roman"/>
+          <w:sz w:val="28"/>
+          <w:szCs w:val="28"/>
+        </w:rPr>
+        <w:t xml:space="preserve"> </w:t>
+      </w:r>
+    </w:p>
+    <w:p>
+      <w:pPr>
+        <w:pStyle w:val="ListParagraph"/>
+        <w:numPr>
+          <w:ilvl w:val="0"/>
+          <w:numId w:val="11"/>
+        </w:numPr>
+        <w:spacing w:after="0" w:line="240" w:lineRule="auto"/>
+        <w:rPr>
+          <w:rFonts w:eastAsia="Times New Roman"/>
+          <w:sz w:val="28"/>
+          <w:szCs w:val="28"/>
+        </w:rPr>
+      </w:pPr>
+      <w:r>
+        <w:rPr>
+          <w:rFonts w:eastAsia="Times New Roman"/>
+          <w:bCs/>
+          <w:sz w:val="28"/>
+          <w:szCs w:val="28"/>
+        </w:rPr>
+        <w:t>CircularLinkedList Class:</w:t>
+      </w:r>
+      <w:r>
+        <w:rPr>
+          <w:rFonts w:eastAsia="Times New Roman"/>
+          <w:sz w:val="28"/>
+          <w:szCs w:val="28"/>
+        </w:rPr>
+        <w:br/>
+        <w:t xml:space="preserve">• Created the circular linked list using the head pointer, initially set to None. </w:t>
+      </w:r>
+    </w:p>
+    <w:p>
+      <w:pPr>
+        <w:spacing w:after="0" w:line="240" w:lineRule="auto"/>
+        <w:rPr>
+          <w:rFonts w:eastAsia="Times New Roman"/>
+          <w:sz w:val="28"/>
+          <w:szCs w:val="28"/>
+        </w:rPr>
+      </w:pPr>
+    </w:p>
+    <w:p>
+      <w:pPr>
+        <w:pStyle w:val="ListParagraph"/>
+        <w:numPr>
+          <w:ilvl w:val="0"/>
+          <w:numId w:val="11"/>
+        </w:numPr>
+        <w:spacing w:after="0" w:line="240" w:lineRule="auto"/>
+        <w:rPr>
+          <w:rFonts w:eastAsia="Times New Roman"/>
+          <w:sz w:val="28"/>
+          <w:szCs w:val="28"/>
+        </w:rPr>
+      </w:pPr>
+      <w:r>
+        <w:rPr>
+          <w:rFonts w:eastAsia="Times New Roman"/>
+          <w:bCs/>
+          <w:sz w:val="28"/>
+          <w:szCs w:val="28"/>
+        </w:rPr>
+        <w:t>Create a Linked List:</w:t>
+      </w:r>
+      <w:r>
+        <w:rPr>
+          <w:rFonts w:eastAsia="Times New Roman"/>
+          <w:sz w:val="28"/>
+          <w:szCs w:val="28"/>
+        </w:rPr>
+        <w:br/>
+        <w:t xml:space="preserve">• Took the number of nodes and values from the user and connected the last node back to the head. </w:t>
+      </w:r>
+    </w:p>
+    <w:p>
+      <w:pPr>
+        <w:spacing w:after="0" w:line="240" w:lineRule="auto"/>
+        <w:rPr>
+          <w:rFonts w:eastAsia="Times New Roman"/>
+          <w:sz w:val="28"/>
+          <w:szCs w:val="28"/>
+        </w:rPr>
+      </w:pPr>
+    </w:p>
+    <w:p>
+      <w:pPr>
+        <w:pStyle w:val="ListParagraph"/>
+        <w:numPr>
+          <w:ilvl w:val="0"/>
+          <w:numId w:val="11"/>
+        </w:numPr>
+        <w:spacing w:after="0" w:line="240" w:lineRule="auto"/>
+        <w:rPr>
+          <w:rFonts w:eastAsia="Times New Roman"/>
+          <w:sz w:val="28"/>
+          <w:szCs w:val="28"/>
+        </w:rPr>
+      </w:pPr>
+      <w:r>
+        <w:rPr>
+          <w:rFonts w:eastAsia="Times New Roman"/>
+          <w:sz w:val="28"/>
+          <w:szCs w:val="28"/>
+        </w:rPr>
+        <w:t xml:space="preserve"> </w:t>
+      </w:r>
+      <w:r>
+        <w:rPr>
+          <w:rFonts w:eastAsia="Times New Roman"/>
+          <w:bCs/>
+          <w:sz w:val="28"/>
+          <w:szCs w:val="28"/>
+        </w:rPr>
+        <w:t>Insertion Operations:</w:t>
+      </w:r>
+      <w:r>
+        <w:rPr>
+          <w:rFonts w:eastAsia="Times New Roman"/>
+          <w:sz w:val="28"/>
+          <w:szCs w:val="28"/>
+        </w:rPr>
+        <w:br/>
+        <w:t xml:space="preserve">• Inserted nodes at the beginning, end, and at a specific index while maintaining the circular connection. </w:t>
+      </w:r>
+    </w:p>
+    <w:p>
+      <w:pPr>
+        <w:spacing w:after="0" w:line="240" w:lineRule="auto"/>
+        <w:rPr>
+          <w:rFonts w:eastAsia="Times New Roman"/>
+          <w:sz w:val="28"/>
+          <w:szCs w:val="28"/>
+        </w:rPr>
+      </w:pPr>
+    </w:p>
+    <w:p>
+      <w:pPr>
+        <w:pStyle w:val="ListParagraph"/>
+        <w:numPr>
+          <w:ilvl w:val="0"/>
+          <w:numId w:val="11"/>
+        </w:numPr>
+        <w:spacing w:after="0" w:line="240" w:lineRule="auto"/>
+        <w:rPr>
+          <w:rFonts w:eastAsia="Times New Roman"/>
+          <w:sz w:val="28"/>
+          <w:szCs w:val="28"/>
+        </w:rPr>
+      </w:pPr>
+      <w:r>
+        <w:rPr>
+          <w:rFonts w:eastAsia="Times New Roman"/>
+          <w:bCs/>
+          <w:sz w:val="28"/>
+          <w:szCs w:val="28"/>
+        </w:rPr>
+        <w:lastRenderedPageBreak/>
+        <w:t>Delete by Value:</w:t>
+      </w:r>
+      <w:r>
+        <w:rPr>
+          <w:rFonts w:eastAsia="Times New Roman"/>
+          <w:sz w:val="28"/>
+          <w:szCs w:val="28"/>
+        </w:rPr>
+        <w:br/>
+        <w:t>• Searched for the given value and removed the matching node by updating the required next pointer.</w:t>
+      </w:r>
+    </w:p>
+    <w:p>
+      <w:pPr>
+        <w:spacing w:after="0" w:line="240" w:lineRule="auto"/>
+        <w:rPr>
+          <w:rFonts w:eastAsia="Times New Roman"/>
+          <w:sz w:val="28"/>
+          <w:szCs w:val="28"/>
+        </w:rPr>
+      </w:pPr>
+      <w:r>
+        <w:rPr>
+          <w:rFonts w:eastAsia="Times New Roman"/>
+          <w:sz w:val="28"/>
+          <w:szCs w:val="28"/>
+        </w:rPr>
+        <w:t xml:space="preserve"> </w:t>
+      </w:r>
+    </w:p>
+    <w:p>
+      <w:pPr>
+        <w:pStyle w:val="ListParagraph"/>
+        <w:numPr>
+          <w:ilvl w:val="0"/>
+          <w:numId w:val="11"/>
+        </w:numPr>
+        <w:spacing w:after="0" w:line="240" w:lineRule="auto"/>
+        <w:rPr>
+          <w:rFonts w:eastAsia="Times New Roman"/>
+          <w:sz w:val="28"/>
+          <w:szCs w:val="28"/>
+        </w:rPr>
+      </w:pPr>
+      <w:r>
+        <w:rPr>
+          <w:rFonts w:eastAsia="Times New Roman"/>
+          <w:bCs/>
+          <w:sz w:val="28"/>
+          <w:szCs w:val="28"/>
+        </w:rPr>
+        <w:t>Delete First and Last Node:</w:t>
+      </w:r>
+      <w:r>
+        <w:rPr>
+          <w:rFonts w:eastAsia="Times New Roman"/>
+          <w:sz w:val="28"/>
+          <w:szCs w:val="28"/>
+        </w:rPr>
+        <w:br/>
+        <w:t xml:space="preserve">• Updated the head or the last node's next pointer while maintaining the circular structure. </w:t>
+      </w:r>
+    </w:p>
+    <w:p>
+      <w:pPr>
+        <w:spacing w:after="0" w:line="240" w:lineRule="auto"/>
+        <w:rPr>
+          <w:rFonts w:eastAsia="Times New Roman"/>
+          <w:sz w:val="28"/>
+          <w:szCs w:val="28"/>
+        </w:rPr>
+      </w:pPr>
+    </w:p>
+    <w:p>
+      <w:pPr>
+        <w:pStyle w:val="ListParagraph"/>
+        <w:numPr>
+          <w:ilvl w:val="0"/>
+          <w:numId w:val="11"/>
+        </w:numPr>
+        <w:spacing w:after="0" w:line="240" w:lineRule="auto"/>
+        <w:rPr>
+          <w:rFonts w:eastAsia="Times New Roman"/>
+          <w:sz w:val="28"/>
+          <w:szCs w:val="28"/>
+        </w:rPr>
+      </w:pPr>
+      <w:r>
+        <w:rPr>
+          <w:rFonts w:eastAsia="Times New Roman"/>
+          <w:bCs/>
+          <w:sz w:val="28"/>
+          <w:szCs w:val="28"/>
+        </w:rPr>
+        <w:t>Count Nodes:</w:t>
+      </w:r>
+      <w:r>
+        <w:rPr>
+          <w:rFonts w:eastAsia="Times New Roman"/>
+          <w:sz w:val="28"/>
+          <w:szCs w:val="28"/>
+        </w:rPr>
+        <w:br/>
+        <w:t xml:space="preserve">• Traversed the list and counted nodes until the traversal reached the head again. </w:t>
+      </w:r>
+    </w:p>
+    <w:p>
+      <w:pPr>
+        <w:spacing w:after="0" w:line="240" w:lineRule="auto"/>
+        <w:rPr>
+          <w:rFonts w:eastAsia="Times New Roman"/>
+          <w:sz w:val="28"/>
+          <w:szCs w:val="28"/>
+        </w:rPr>
+      </w:pPr>
+    </w:p>
+    <w:p>
+      <w:pPr>
+        <w:pStyle w:val="ListParagraph"/>
+        <w:numPr>
+          <w:ilvl w:val="0"/>
+          <w:numId w:val="11"/>
+        </w:numPr>
+        <w:rPr>
+          <w:sz w:val="28"/>
+          <w:szCs w:val="28"/>
+        </w:rPr>
+      </w:pPr>
+      <w:r>
+        <w:rPr>
+          <w:rFonts w:eastAsia="Times New Roman"/>
+          <w:bCs/>
+          <w:sz w:val="28"/>
+          <w:szCs w:val="28"/>
+        </w:rPr>
+        <w:t>Display / Main Program:</w:t>
+      </w:r>
+      <w:r>
+        <w:rPr>
+          <w:rFonts w:eastAsia="Times New Roman"/>
+          <w:sz w:val="28"/>
+          <w:szCs w:val="28"/>
+        </w:rPr>
+        <w:br/>
+        <w:t>• Displayed all nodes and provided a menu to perform the operations until Exit.</w:t>
+      </w:r>
+    </w:p>
+    <w:p>
+      <w:pPr>
+        <w:rPr>
+          <w:rFonts w:ascii="Times New Roman" w:eastAsia="Times New Roman" w:hAnsi="Times New Roman" w:cs="Times New Roman"/>
+          <w:sz w:val="28"/>
+          <w:szCs w:val="28"/>
+        </w:rPr>
+      </w:pPr>
+      <w:r>
+        <w:rPr>
+          <w:rFonts w:ascii="Times New Roman" w:eastAsia="Times New Roman" w:hAnsi="Times New Roman" w:cs="Times New Roman"/>
+          <w:b/>
+          <w:sz w:val="28"/>
+          <w:szCs w:val="28"/>
+          <w:u w:val="single"/>
+        </w:rPr>
+        <w:t>Error Table:</w:t>
+      </w:r>
+    </w:p>
+    <w:tbl>
+      <w:tblPr>
+        <w:tblStyle w:val="TableGrid"/>
+        <w:tblW w:w="0" w:type="auto"/>
+        <w:tblLook w:val="04A0"/>
+      </w:tblPr>
+      <w:tblGrid>
+        <w:gridCol w:w="763"/>
+        <w:gridCol w:w="3173"/>
+        <w:gridCol w:w="4047"/>
+      </w:tblGrid>
+      <w:tr>
+        <w:tc>
+          <w:tcPr>
+            <w:tcW w:w="0" w:type="auto"/>
+            <w:hideMark/>
+          </w:tcPr>
+          <w:p>
+            <w:pPr>
+              <w:spacing w:after="200" w:line="276" w:lineRule="auto"/>
+              <w:rPr>
+                <w:b/>
+                <w:bCs/>
+                <w:sz w:val="24"/>
+                <w:szCs w:val="24"/>
+              </w:rPr>
+            </w:pPr>
+            <w:r>
+              <w:rPr>
+                <w:b/>
+                <w:bCs/>
+                <w:sz w:val="24"/>
+                <w:szCs w:val="24"/>
+              </w:rPr>
+              <w:t>S.No.</w:t>
+            </w:r>
+          </w:p>
+        </w:tc>
+        <w:tc>
+          <w:tcPr>
+            <w:tcW w:w="3173" w:type="dxa"/>
+            <w:hideMark/>
+          </w:tcPr>
+          <w:p>
+            <w:pPr>
+              <w:spacing w:after="200" w:line="276" w:lineRule="auto"/>
+              <w:rPr>
+                <w:b/>
+                <w:bCs/>
+                <w:sz w:val="24"/>
+                <w:szCs w:val="24"/>
+              </w:rPr>
+            </w:pPr>
+            <w:r>
+              <w:rPr>
+                <w:b/>
+                <w:bCs/>
+                <w:sz w:val="24"/>
+                <w:szCs w:val="24"/>
+              </w:rPr>
+              <w:t>Errors Observed</w:t>
+            </w:r>
+          </w:p>
+        </w:tc>
+        <w:tc>
+          <w:tcPr>
+            <w:tcW w:w="4047" w:type="dxa"/>
+            <w:hideMark/>
+          </w:tcPr>
+          <w:p>
+            <w:pPr>
+              <w:spacing w:after="200" w:line="276" w:lineRule="auto"/>
+              <w:rPr>
+                <w:b/>
+                <w:bCs/>
+                <w:sz w:val="24"/>
+                <w:szCs w:val="24"/>
+              </w:rPr>
+            </w:pPr>
+            <w:r>
+              <w:rPr>
+                <w:b/>
+                <w:bCs/>
+                <w:sz w:val="24"/>
+                <w:szCs w:val="24"/>
+              </w:rPr>
+              <w:t>Rectification</w:t>
+            </w:r>
+          </w:p>
+        </w:tc>
+      </w:tr>
+      <w:tr>
+        <w:tc>
+          <w:tcPr>
+            <w:tcW w:w="0" w:type="auto"/>
+            <w:hideMark/>
+          </w:tcPr>
+          <w:p>
+            <w:pPr>
+              <w:spacing w:after="200" w:line="276" w:lineRule="auto"/>
+              <w:rPr>
+                <w:sz w:val="24"/>
+                <w:szCs w:val="24"/>
+              </w:rPr>
+            </w:pPr>
+            <w:r>
+              <w:rPr>
+                <w:bCs/>
+                <w:sz w:val="24"/>
+                <w:szCs w:val="24"/>
+              </w:rPr>
+              <w:t>1)</w:t>
+            </w:r>
+          </w:p>
+        </w:tc>
+        <w:tc>
+          <w:tcPr>
+            <w:tcW w:w="3173" w:type="dxa"/>
+            <w:hideMark/>
+          </w:tcPr>
+          <w:tbl>
+            <w:tblPr>
+              <w:tblW w:w="0" w:type="auto"/>
+              <w:tblCellSpacing w:w="15" w:type="dxa"/>
+              <w:tblCellMar>
+                <w:top w:w="15" w:type="dxa"/>
+                <w:left w:w="15" w:type="dxa"/>
+                <w:bottom w:w="15" w:type="dxa"/>
+                <w:right w:w="15" w:type="dxa"/>
+              </w:tblCellMar>
+              <w:tblLook w:val="04A0"/>
+            </w:tblPr>
+            <w:tblGrid>
+              <w:gridCol w:w="96"/>
+            </w:tblGrid>
+            <w:tr>
+              <w:trPr>
+                <w:tblCellSpacing w:w="15" w:type="dxa"/>
+              </w:trPr>
+              <w:tc>
+                <w:tcPr>
+                  <w:tcW w:w="0" w:type="auto"/>
+                  <w:vAlign w:val="center"/>
+                  <w:hideMark/>
+                </w:tcPr>
+                <w:p>
+                  <w:pPr>
+                    <w:spacing w:after="0" w:line="240" w:lineRule="auto"/>
+                    <w:rPr>
+                      <w:rFonts w:ascii="Times New Roman" w:eastAsia="Times New Roman" w:hAnsi="Times New Roman" w:cs="Times New Roman"/>
+                      <w:sz w:val="24"/>
+                      <w:szCs w:val="24"/>
+                    </w:rPr>
+                  </w:pPr>
+                </w:p>
+              </w:tc>
+            </w:tr>
+          </w:tbl>
+          <w:p>
+            <w:pPr>
+              <w:rPr>
+                <w:rFonts w:eastAsia="Times New Roman"/>
+                <w:vanish/>
+                <w:sz w:val="24"/>
+                <w:szCs w:val="24"/>
+              </w:rPr>
+            </w:pPr>
+          </w:p>
+          <w:tbl>
+            <w:tblPr>
+              <w:tblW w:w="0" w:type="auto"/>
+              <w:tblCellSpacing w:w="15" w:type="dxa"/>
+              <w:tblCellMar>
+                <w:top w:w="15" w:type="dxa"/>
+                <w:left w:w="15" w:type="dxa"/>
+                <w:bottom w:w="15" w:type="dxa"/>
+                <w:right w:w="15" w:type="dxa"/>
+              </w:tblCellMar>
+              <w:tblLook w:val="04A0"/>
+            </w:tblPr>
+            <w:tblGrid>
+              <w:gridCol w:w="2957"/>
+            </w:tblGrid>
+            <w:tr>
+              <w:trPr>
+                <w:tblCellSpacing w:w="15" w:type="dxa"/>
+              </w:trPr>
+              <w:tc>
+                <w:tcPr>
+                  <w:tcW w:w="0" w:type="auto"/>
+                  <w:vAlign w:val="center"/>
+                  <w:hideMark/>
+                </w:tcPr>
+                <w:p>
+                  <w:pPr>
+                    <w:spacing w:after="0" w:line="240" w:lineRule="auto"/>
+                    <w:rPr>
+                      <w:rFonts w:ascii="Times New Roman" w:eastAsia="Times New Roman" w:hAnsi="Times New Roman" w:cs="Times New Roman"/>
+                      <w:sz w:val="24"/>
+                      <w:szCs w:val="24"/>
+                    </w:rPr>
+                  </w:pPr>
+                  <w:r>
+                    <w:rPr>
+                      <w:rFonts w:ascii="Times New Roman" w:eastAsia="Times New Roman" w:hAnsi="Times New Roman" w:cs="Times New Roman"/>
+                      <w:sz w:val="24"/>
+                      <w:szCs w:val="24"/>
+                    </w:rPr>
+                    <w:t>Forgetting to connect the last node back to the head.</w:t>
+                  </w:r>
+                </w:p>
+              </w:tc>
+            </w:tr>
+          </w:tbl>
+          <w:p>
+            <w:pPr>
+              <w:spacing w:after="200" w:line="276" w:lineRule="auto"/>
+              <w:rPr>
+                <w:sz w:val="24"/>
+                <w:szCs w:val="24"/>
+              </w:rPr>
+            </w:pPr>
+          </w:p>
+        </w:tc>
+        <w:tc>
+          <w:tcPr>
+            <w:tcW w:w="4047" w:type="dxa"/>
+            <w:hideMark/>
+          </w:tcPr>
+          <w:p>
+            <w:pPr>
+              <w:spacing w:after="200" w:line="276" w:lineRule="auto"/>
+              <w:rPr>
+                <w:sz w:val="24"/>
+                <w:szCs w:val="24"/>
+              </w:rPr>
+            </w:pPr>
+            <w:r>
+              <w:t>Set the last node's next pointer to head.</w:t>
+            </w:r>
+          </w:p>
+        </w:tc>
+      </w:tr>
+      <w:tr>
+        <w:tc>
+          <w:tcPr>
+            <w:tcW w:w="0" w:type="auto"/>
+            <w:hideMark/>
+          </w:tcPr>
+          <w:p>
+            <w:pPr>
+              <w:spacing w:after="200" w:line="276" w:lineRule="auto"/>
+              <w:rPr>
+                <w:sz w:val="24"/>
+                <w:szCs w:val="24"/>
+              </w:rPr>
+            </w:pPr>
+            <w:r>
+              <w:rPr>
+                <w:bCs/>
+                <w:sz w:val="24"/>
+                <w:szCs w:val="24"/>
+              </w:rPr>
+              <w:t>2)</w:t>
+            </w:r>
+          </w:p>
+        </w:tc>
+        <w:tc>
+          <w:tcPr>
+            <w:tcW w:w="3173" w:type="dxa"/>
+            <w:hideMark/>
+          </w:tcPr>
+          <w:tbl>
+            <w:tblPr>
+              <w:tblW w:w="0" w:type="auto"/>
+              <w:tblCellSpacing w:w="15" w:type="dxa"/>
+              <w:tblCellMar>
+                <w:top w:w="15" w:type="dxa"/>
+                <w:left w:w="15" w:type="dxa"/>
+                <w:bottom w:w="15" w:type="dxa"/>
+                <w:right w:w="15" w:type="dxa"/>
+              </w:tblCellMar>
+              <w:tblLook w:val="04A0"/>
+            </w:tblPr>
+            <w:tblGrid>
+              <w:gridCol w:w="96"/>
+            </w:tblGrid>
+            <w:tr>
+              <w:trPr>
+                <w:tblCellSpacing w:w="15" w:type="dxa"/>
+              </w:trPr>
+              <w:tc>
+                <w:tcPr>
+                  <w:tcW w:w="0" w:type="auto"/>
+                  <w:vAlign w:val="center"/>
+                  <w:hideMark/>
+                </w:tcPr>
+                <w:p>
+                  <w:pPr>
+                    <w:spacing w:after="0" w:line="240" w:lineRule="auto"/>
+                    <w:rPr>
+                      <w:rFonts w:ascii="Times New Roman" w:eastAsia="Times New Roman" w:hAnsi="Times New Roman" w:cs="Times New Roman"/>
+                      <w:sz w:val="24"/>
+                      <w:szCs w:val="24"/>
+                    </w:rPr>
+                  </w:pPr>
+                </w:p>
+              </w:tc>
+            </w:tr>
+          </w:tbl>
+          <w:p>
+            <w:pPr>
+              <w:rPr>
+                <w:rFonts w:eastAsia="Times New Roman"/>
+                <w:vanish/>
+                <w:sz w:val="24"/>
+                <w:szCs w:val="24"/>
+              </w:rPr>
+            </w:pPr>
+          </w:p>
+          <w:tbl>
+            <w:tblPr>
+              <w:tblW w:w="0" w:type="auto"/>
+              <w:tblCellSpacing w:w="15" w:type="dxa"/>
+              <w:tblCellMar>
+                <w:top w:w="15" w:type="dxa"/>
+                <w:left w:w="15" w:type="dxa"/>
+                <w:bottom w:w="15" w:type="dxa"/>
+                <w:right w:w="15" w:type="dxa"/>
+              </w:tblCellMar>
+              <w:tblLook w:val="04A0"/>
+            </w:tblPr>
+            <w:tblGrid>
+              <w:gridCol w:w="2957"/>
+            </w:tblGrid>
+            <w:tr>
+              <w:trPr>
+                <w:tblCellSpacing w:w="15" w:type="dxa"/>
+              </w:trPr>
+              <w:tc>
+                <w:tcPr>
+                  <w:tcW w:w="0" w:type="auto"/>
+                  <w:vAlign w:val="center"/>
+                  <w:hideMark/>
+                </w:tcPr>
+                <w:p>
+                  <w:pPr>
+                    <w:spacing w:after="0" w:line="240" w:lineRule="auto"/>
+                    <w:rPr>
+                      <w:rFonts w:ascii="Times New Roman" w:eastAsia="Times New Roman" w:hAnsi="Times New Roman" w:cs="Times New Roman"/>
+                      <w:sz w:val="24"/>
+                      <w:szCs w:val="24"/>
+                    </w:rPr>
+                  </w:pPr>
+                  <w:r>
+                    <w:rPr>
+                      <w:rFonts w:ascii="Times New Roman" w:eastAsia="Times New Roman" w:hAnsi="Times New Roman" w:cs="Times New Roman"/>
+                      <w:sz w:val="24"/>
+                      <w:szCs w:val="24"/>
+                    </w:rPr>
+                    <w:t>Using None as the stopping condition during traversal.</w:t>
+                  </w:r>
+                </w:p>
+              </w:tc>
+            </w:tr>
+          </w:tbl>
+          <w:p>
+            <w:pPr>
+              <w:spacing w:after="200" w:line="276" w:lineRule="auto"/>
+              <w:rPr>
+                <w:sz w:val="24"/>
+                <w:szCs w:val="24"/>
+              </w:rPr>
+            </w:pPr>
+          </w:p>
+        </w:tc>
+        <w:tc>
+          <w:tcPr>
+            <w:tcW w:w="4047" w:type="dxa"/>
+            <w:hideMark/>
+          </w:tcPr>
+          <w:p>
+            <w:pPr>
+              <w:spacing w:after="200" w:line="276" w:lineRule="auto"/>
+              <w:rPr>
+                <w:sz w:val="24"/>
+                <w:szCs w:val="24"/>
+              </w:rPr>
+            </w:pPr>
+            <w:r>
+              <w:t>Stop traversal when the current node reaches head again.</w:t>
+            </w:r>
+          </w:p>
+        </w:tc>
+      </w:tr>
+      <w:tr>
+        <w:tc>
+          <w:tcPr>
+            <w:tcW w:w="0" w:type="auto"/>
+            <w:hideMark/>
+          </w:tcPr>
+          <w:p>
+            <w:pPr>
+              <w:spacing w:after="200" w:line="276" w:lineRule="auto"/>
+              <w:rPr>
+                <w:sz w:val="24"/>
+                <w:szCs w:val="24"/>
+              </w:rPr>
+            </w:pPr>
+            <w:r>
+              <w:rPr>
+                <w:bCs/>
+                <w:sz w:val="24"/>
+                <w:szCs w:val="24"/>
+              </w:rPr>
+              <w:t>3)</w:t>
+            </w:r>
+          </w:p>
+        </w:tc>
+        <w:tc>
+          <w:tcPr>
+            <w:tcW w:w="3173" w:type="dxa"/>
+            <w:hideMark/>
+          </w:tcPr>
+          <w:tbl>
+            <w:tblPr>
+              <w:tblW w:w="0" w:type="auto"/>
+              <w:tblCellSpacing w:w="15" w:type="dxa"/>
+              <w:tblCellMar>
+                <w:top w:w="15" w:type="dxa"/>
+                <w:left w:w="15" w:type="dxa"/>
+                <w:bottom w:w="15" w:type="dxa"/>
+                <w:right w:w="15" w:type="dxa"/>
+              </w:tblCellMar>
+              <w:tblLook w:val="04A0"/>
+            </w:tblPr>
+            <w:tblGrid>
+              <w:gridCol w:w="96"/>
+            </w:tblGrid>
+            <w:tr>
+              <w:trPr>
+                <w:tblCellSpacing w:w="15" w:type="dxa"/>
+              </w:trPr>
+              <w:tc>
+                <w:tcPr>
+                  <w:tcW w:w="0" w:type="auto"/>
+                  <w:vAlign w:val="center"/>
+                  <w:hideMark/>
+                </w:tcPr>
+                <w:p>
+                  <w:pPr>
+                    <w:spacing w:after="0" w:line="240" w:lineRule="auto"/>
+                    <w:rPr>
+                      <w:rFonts w:ascii="Times New Roman" w:eastAsia="Times New Roman" w:hAnsi="Times New Roman" w:cs="Times New Roman"/>
+                      <w:sz w:val="24"/>
+                      <w:szCs w:val="24"/>
+                    </w:rPr>
+                  </w:pPr>
+                </w:p>
+              </w:tc>
+            </w:tr>
+          </w:tbl>
+          <w:p>
+            <w:pPr>
+              <w:rPr>
+                <w:rFonts w:eastAsia="Times New Roman"/>
+                <w:vanish/>
+                <w:sz w:val="24"/>
+                <w:szCs w:val="24"/>
+              </w:rPr>
+            </w:pPr>
+          </w:p>
+          <w:tbl>
+            <w:tblPr>
+              <w:tblW w:w="0" w:type="auto"/>
+              <w:tblCellSpacing w:w="15" w:type="dxa"/>
+              <w:tblCellMar>
+                <w:top w:w="15" w:type="dxa"/>
+                <w:left w:w="15" w:type="dxa"/>
+                <w:bottom w:w="15" w:type="dxa"/>
+                <w:right w:w="15" w:type="dxa"/>
+              </w:tblCellMar>
+              <w:tblLook w:val="04A0"/>
+            </w:tblPr>
+            <w:tblGrid>
+              <w:gridCol w:w="2916"/>
+            </w:tblGrid>
+            <w:tr>
+              <w:trPr>
+                <w:tblCellSpacing w:w="15" w:type="dxa"/>
+              </w:trPr>
+              <w:tc>
+                <w:tcPr>
+                  <w:tcW w:w="0" w:type="auto"/>
+                  <w:vAlign w:val="center"/>
+                  <w:hideMark/>
+                </w:tcPr>
+                <w:p>
+                  <w:pPr>
+                    <w:spacing w:after="0" w:line="240" w:lineRule="auto"/>
+                    <w:rPr>
+                      <w:rFonts w:ascii="Times New Roman" w:eastAsia="Times New Roman" w:hAnsi="Times New Roman" w:cs="Times New Roman"/>
+                      <w:sz w:val="24"/>
+                      <w:szCs w:val="24"/>
+                    </w:rPr>
+                  </w:pPr>
+                  <w:r>
+                    <w:rPr>
+                      <w:rFonts w:ascii="Times New Roman" w:eastAsia="Times New Roman" w:hAnsi="Times New Roman" w:cs="Times New Roman"/>
+                      <w:sz w:val="24"/>
+                      <w:szCs w:val="24"/>
+                    </w:rPr>
+                    <w:t>Infinite loop during traversal.</w:t>
+                  </w:r>
+                </w:p>
+              </w:tc>
+            </w:tr>
+          </w:tbl>
+          <w:p>
+            <w:pPr>
+              <w:spacing w:after="200" w:line="276" w:lineRule="auto"/>
+              <w:rPr>
+                <w:sz w:val="24"/>
+                <w:szCs w:val="24"/>
+              </w:rPr>
+            </w:pPr>
+          </w:p>
+        </w:tc>
+        <w:tc>
+          <w:tcPr>
+            <w:tcW w:w="4047" w:type="dxa"/>
+            <w:hideMark/>
+          </w:tcPr>
+          <w:tbl>
+            <w:tblPr>
+              <w:tblW w:w="0" w:type="auto"/>
+              <w:tblCellSpacing w:w="15" w:type="dxa"/>
+              <w:tblCellMar>
+                <w:top w:w="15" w:type="dxa"/>
+                <w:left w:w="15" w:type="dxa"/>
+                <w:bottom w:w="15" w:type="dxa"/>
+                <w:right w:w="15" w:type="dxa"/>
+              </w:tblCellMar>
+              <w:tblLook w:val="04A0"/>
+            </w:tblPr>
+            <w:tblGrid>
+              <w:gridCol w:w="96"/>
+            </w:tblGrid>
+            <w:tr>
+              <w:trPr>
+                <w:tblCellSpacing w:w="15" w:type="dxa"/>
+              </w:trPr>
+              <w:tc>
+                <w:tcPr>
+                  <w:tcW w:w="0" w:type="auto"/>
+                  <w:vAlign w:val="center"/>
+                  <w:hideMark/>
+                </w:tcPr>
+                <w:p>
+                  <w:pPr>
+                    <w:spacing w:after="0" w:line="240" w:lineRule="auto"/>
+                    <w:rPr>
+                      <w:rFonts w:ascii="Times New Roman" w:eastAsia="Times New Roman" w:hAnsi="Times New Roman" w:cs="Times New Roman"/>
+                      <w:sz w:val="24"/>
+                      <w:szCs w:val="24"/>
+                    </w:rPr>
+                  </w:pPr>
+                </w:p>
+              </w:tc>
+            </w:tr>
+          </w:tbl>
+          <w:p>
+            <w:pPr>
+              <w:rPr>
+                <w:rFonts w:eastAsia="Times New Roman"/>
+                <w:vanish/>
+                <w:sz w:val="24"/>
+                <w:szCs w:val="24"/>
+              </w:rPr>
+            </w:pPr>
+          </w:p>
+          <w:tbl>
+            <w:tblPr>
+              <w:tblW w:w="0" w:type="auto"/>
+              <w:tblCellSpacing w:w="15" w:type="dxa"/>
+              <w:tblCellMar>
+                <w:top w:w="15" w:type="dxa"/>
+                <w:left w:w="15" w:type="dxa"/>
+                <w:bottom w:w="15" w:type="dxa"/>
+                <w:right w:w="15" w:type="dxa"/>
+              </w:tblCellMar>
+              <w:tblLook w:val="04A0"/>
+            </w:tblPr>
+            <w:tblGrid>
+              <w:gridCol w:w="3831"/>
+            </w:tblGrid>
+            <w:tr>
+              <w:trPr>
+                <w:tblCellSpacing w:w="15" w:type="dxa"/>
+              </w:trPr>
+              <w:tc>
+                <w:tcPr>
+                  <w:tcW w:w="0" w:type="auto"/>
+                  <w:vAlign w:val="center"/>
+                  <w:hideMark/>
+                </w:tcPr>
+                <w:p>
+                  <w:pPr>
+                    <w:spacing w:after="0" w:line="240" w:lineRule="auto"/>
+                    <w:rPr>
+                      <w:rFonts w:ascii="Times New Roman" w:eastAsia="Times New Roman" w:hAnsi="Times New Roman" w:cs="Times New Roman"/>
+                      <w:sz w:val="24"/>
+                      <w:szCs w:val="24"/>
+                    </w:rPr>
+                  </w:pPr>
+                  <w:r>
+                    <w:rPr>
+                      <w:rFonts w:ascii="Times New Roman" w:eastAsia="Times New Roman" w:hAnsi="Times New Roman" w:cs="Times New Roman"/>
+                      <w:sz w:val="24"/>
+                      <w:szCs w:val="24"/>
+                    </w:rPr>
+                    <w:t>Check if the current node is equal to head.</w:t>
+                  </w:r>
+                </w:p>
+              </w:tc>
+            </w:tr>
+          </w:tbl>
+          <w:p>
+            <w:pPr>
+              <w:spacing w:after="200" w:line="276" w:lineRule="auto"/>
+              <w:rPr>
+                <w:sz w:val="24"/>
+                <w:szCs w:val="24"/>
+              </w:rPr>
+            </w:pPr>
+          </w:p>
+        </w:tc>
+      </w:tr>
+      <w:tr>
+        <w:tc>
+          <w:tcPr>
+            <w:tcW w:w="0" w:type="auto"/>
+            <w:hideMark/>
+          </w:tcPr>
+          <w:p>
+            <w:pPr>
+              <w:spacing w:after="200" w:line="276" w:lineRule="auto"/>
+              <w:rPr>
+                <w:sz w:val="24"/>
+                <w:szCs w:val="24"/>
+              </w:rPr>
+            </w:pPr>
+            <w:r>
+              <w:rPr>
+                <w:bCs/>
+                <w:sz w:val="24"/>
+                <w:szCs w:val="24"/>
+              </w:rPr>
+              <w:t>4)</w:t>
+            </w:r>
+          </w:p>
+        </w:tc>
+        <w:tc>
+          <w:tcPr>
+            <w:tcW w:w="3173" w:type="dxa"/>
+            <w:hideMark/>
+          </w:tcPr>
+          <w:tbl>
+            <w:tblPr>
+              <w:tblW w:w="0" w:type="auto"/>
+              <w:tblCellSpacing w:w="15" w:type="dxa"/>
+              <w:tblCellMar>
+                <w:top w:w="15" w:type="dxa"/>
+                <w:left w:w="15" w:type="dxa"/>
+                <w:bottom w:w="15" w:type="dxa"/>
+                <w:right w:w="15" w:type="dxa"/>
+              </w:tblCellMar>
+              <w:tblLook w:val="04A0"/>
+            </w:tblPr>
+            <w:tblGrid>
+              <w:gridCol w:w="96"/>
+            </w:tblGrid>
+            <w:tr>
+              <w:trPr>
+                <w:tblCellSpacing w:w="15" w:type="dxa"/>
+              </w:trPr>
+              <w:tc>
+                <w:tcPr>
+                  <w:tcW w:w="0" w:type="auto"/>
+                  <w:vAlign w:val="center"/>
+                  <w:hideMark/>
+                </w:tcPr>
+                <w:p>
+                  <w:pPr>
+                    <w:spacing w:after="0" w:line="240" w:lineRule="auto"/>
+                    <w:rPr>
+                      <w:rFonts w:ascii="Times New Roman" w:eastAsia="Times New Roman" w:hAnsi="Times New Roman" w:cs="Times New Roman"/>
+                      <w:sz w:val="24"/>
+                      <w:szCs w:val="24"/>
+                    </w:rPr>
+                  </w:pPr>
+                </w:p>
+              </w:tc>
+            </w:tr>
+          </w:tbl>
+          <w:p>
+            <w:pPr>
+              <w:rPr>
+                <w:rFonts w:eastAsia="Times New Roman"/>
+                <w:vanish/>
+                <w:sz w:val="24"/>
+                <w:szCs w:val="24"/>
+              </w:rPr>
+            </w:pPr>
+          </w:p>
+          <w:tbl>
+            <w:tblPr>
+              <w:tblW w:w="0" w:type="auto"/>
+              <w:tblCellSpacing w:w="15" w:type="dxa"/>
+              <w:tblCellMar>
+                <w:top w:w="15" w:type="dxa"/>
+                <w:left w:w="15" w:type="dxa"/>
+                <w:bottom w:w="15" w:type="dxa"/>
+                <w:right w:w="15" w:type="dxa"/>
+              </w:tblCellMar>
+              <w:tblLook w:val="04A0"/>
+            </w:tblPr>
+            <w:tblGrid>
+              <w:gridCol w:w="96"/>
+            </w:tblGrid>
+            <w:tr>
+              <w:trPr>
+                <w:tblCellSpacing w:w="15" w:type="dxa"/>
+              </w:trPr>
+              <w:tc>
+                <w:tcPr>
+                  <w:tcW w:w="0" w:type="auto"/>
+                  <w:vAlign w:val="center"/>
+                  <w:hideMark/>
+                </w:tcPr>
+                <w:p>
+                  <w:pPr>
+                    <w:spacing w:after="0" w:line="240" w:lineRule="auto"/>
+                    <w:rPr>
+                      <w:rFonts w:ascii="Times New Roman" w:eastAsia="Times New Roman" w:hAnsi="Times New Roman" w:cs="Times New Roman"/>
+                      <w:sz w:val="24"/>
+                      <w:szCs w:val="24"/>
+                    </w:rPr>
+                  </w:pPr>
+                </w:p>
+              </w:tc>
+            </w:tr>
+          </w:tbl>
+          <w:p>
+            <w:pPr>
+              <w:spacing w:after="200" w:line="276" w:lineRule="auto"/>
+              <w:rPr>
+                <w:sz w:val="24"/>
+                <w:szCs w:val="24"/>
+              </w:rPr>
+            </w:pPr>
+            <w:r>
+              <w:t>Incorrectly updating the head while inserting at the beginning.</w:t>
+            </w:r>
+          </w:p>
+        </w:tc>
+        <w:tc>
+          <w:tcPr>
+            <w:tcW w:w="4047" w:type="dxa"/>
+            <w:hideMark/>
+          </w:tcPr>
+          <w:p>
+            <w:pPr>
+              <w:spacing w:after="200" w:line="276" w:lineRule="auto"/>
+              <w:rPr>
+                <w:sz w:val="24"/>
+                <w:szCs w:val="24"/>
+              </w:rPr>
+            </w:pPr>
+            <w:r>
+              <w:t>Update head and connect the last node to the new head.</w:t>
+            </w:r>
+          </w:p>
+        </w:tc>
+      </w:tr>
+      <w:tr>
+        <w:tc>
+          <w:tcPr>
+            <w:tcW w:w="0" w:type="auto"/>
+            <w:hideMark/>
+          </w:tcPr>
+          <w:p>
+            <w:pPr>
+              <w:spacing w:after="200" w:line="276" w:lineRule="auto"/>
+              <w:rPr>
+                <w:sz w:val="24"/>
+                <w:szCs w:val="24"/>
+              </w:rPr>
+            </w:pPr>
+            <w:r>
+              <w:rPr>
+                <w:bCs/>
+                <w:sz w:val="24"/>
+                <w:szCs w:val="24"/>
+              </w:rPr>
+              <w:t>5)</w:t>
+            </w:r>
+          </w:p>
+        </w:tc>
+        <w:tc>
+          <w:tcPr>
+            <w:tcW w:w="3173" w:type="dxa"/>
+            <w:hideMark/>
+          </w:tcPr>
+          <w:p>
+            <w:pPr>
+              <w:spacing w:after="200" w:line="276" w:lineRule="auto"/>
+              <w:rPr>
+                <w:sz w:val="24"/>
+                <w:szCs w:val="24"/>
+              </w:rPr>
+            </w:pPr>
+            <w:r>
+              <w:t>Trying to delete from an empty list.</w:t>
+            </w:r>
+          </w:p>
+        </w:tc>
+        <w:tc>
+          <w:tcPr>
+            <w:tcW w:w="4047" w:type="dxa"/>
+            <w:hideMark/>
+          </w:tcPr>
+          <w:tbl>
+            <w:tblPr>
+              <w:tblW w:w="0" w:type="auto"/>
+              <w:tblCellSpacing w:w="15" w:type="dxa"/>
+              <w:tblCellMar>
+                <w:top w:w="15" w:type="dxa"/>
+                <w:left w:w="15" w:type="dxa"/>
+                <w:bottom w:w="15" w:type="dxa"/>
+                <w:right w:w="15" w:type="dxa"/>
+              </w:tblCellMar>
+              <w:tblLook w:val="04A0"/>
+            </w:tblPr>
+            <w:tblGrid>
+              <w:gridCol w:w="96"/>
+            </w:tblGrid>
+            <w:tr>
+              <w:trPr>
+                <w:tblCellSpacing w:w="15" w:type="dxa"/>
+              </w:trPr>
+              <w:tc>
+                <w:tcPr>
+                  <w:tcW w:w="0" w:type="auto"/>
+                  <w:vAlign w:val="center"/>
+                  <w:hideMark/>
+                </w:tcPr>
+                <w:p>
+                  <w:pPr>
+                    <w:spacing w:after="0" w:line="240" w:lineRule="auto"/>
+                    <w:rPr>
+                      <w:rFonts w:ascii="Times New Roman" w:eastAsia="Times New Roman" w:hAnsi="Times New Roman" w:cs="Times New Roman"/>
+                      <w:sz w:val="24"/>
+                      <w:szCs w:val="24"/>
+                    </w:rPr>
+                  </w:pPr>
+                </w:p>
+              </w:tc>
+            </w:tr>
+          </w:tbl>
+          <w:p>
+            <w:pPr>
+              <w:rPr>
+                <w:rFonts w:eastAsia="Times New Roman"/>
+                <w:vanish/>
+                <w:sz w:val="24"/>
+                <w:szCs w:val="24"/>
+              </w:rPr>
+            </w:pPr>
+          </w:p>
+          <w:tbl>
+            <w:tblPr>
+              <w:tblW w:w="0" w:type="auto"/>
+              <w:tblCellSpacing w:w="15" w:type="dxa"/>
+              <w:tblCellMar>
+                <w:top w:w="15" w:type="dxa"/>
+                <w:left w:w="15" w:type="dxa"/>
+                <w:bottom w:w="15" w:type="dxa"/>
+                <w:right w:w="15" w:type="dxa"/>
+              </w:tblCellMar>
+              <w:tblLook w:val="04A0"/>
+            </w:tblPr>
+            <w:tblGrid>
+              <w:gridCol w:w="96"/>
+            </w:tblGrid>
+            <w:tr>
+              <w:trPr>
+                <w:tblCellSpacing w:w="15" w:type="dxa"/>
+              </w:trPr>
+              <w:tc>
+                <w:tcPr>
+                  <w:tcW w:w="0" w:type="auto"/>
+                  <w:vAlign w:val="center"/>
+                  <w:hideMark/>
+                </w:tcPr>
+                <w:p>
+                  <w:pPr>
+                    <w:spacing w:after="0" w:line="240" w:lineRule="auto"/>
+                    <w:rPr>
+                      <w:rFonts w:ascii="Times New Roman" w:eastAsia="Times New Roman" w:hAnsi="Times New Roman" w:cs="Times New Roman"/>
+                      <w:sz w:val="24"/>
+                      <w:szCs w:val="24"/>
+                    </w:rPr>
+                  </w:pPr>
+                </w:p>
+              </w:tc>
+            </w:tr>
+          </w:tbl>
+          <w:p>
+            <w:pPr>
+              <w:spacing w:after="200" w:line="276" w:lineRule="auto"/>
+              <w:rPr>
+                <w:sz w:val="24"/>
+                <w:szCs w:val="24"/>
+              </w:rPr>
+            </w:pPr>
+            <w:r>
+              <w:t>Check if head is None before deletion.</w:t>
+            </w:r>
+          </w:p>
+        </w:tc>
+      </w:tr>
+    </w:tbl>
+    <w:p>
+      <w:pPr>
+        <w:pStyle w:val="ListParagraph"/>
+        <w:rPr>
+          <w:sz w:val="28"/>
+          <w:szCs w:val="28"/>
+        </w:rPr>
+      </w:pPr>
+    </w:p>
+    <w:p>
+      <w:pPr>
+        <w:rPr>
           <w:rFonts w:ascii="Times New Roman" w:hAnsi="Times New Roman" w:cs="Times New Roman"/>
           <w:sz w:val="28"/>
           <w:szCs w:val="28"/>
@@ -16401,7 +21943,7 @@
       </w:pPr>
     </w:p>
     <w:sectPr>
-      <w:footerReference w:type="default" r:id="rId40"/>
+      <w:footerReference w:type="default" r:id="rId54"/>
       <w:pgSz w:w="12240" w:h="15840"/>
       <w:pgMar w:top="1440" w:right="1440" w:bottom="1440" w:left="1440" w:header="708" w:footer="708" w:gutter="0"/>
       <w:pgBorders w:offsetFrom="page">
@@ -16463,7 +22005,7 @@
             <w:rPr>
               <w:noProof/>
             </w:rPr>
-            <w:t>32</w:t>
+            <w:t>33</w:t>
           </w:r>
         </w:fldSimple>
       </w:p>
@@ -17070,6 +22612,97 @@
     </w:lvl>
   </w:abstractNum>
   <w:abstractNum w:abstractNumId="5">
+    <w:nsid w:val="421906AB"/>
+    <w:multiLevelType w:val="hybridMultilevel"/>
+    <w:tmpl w:val="37BC9E74"/>
+    <w:lvl w:ilvl="0" w:tplc="652CA068">
+      <w:start w:val="1"/>
+      <w:numFmt w:val="decimal"/>
+      <w:lvlText w:val="%1."/>
+      <w:lvlJc w:val="left"/>
+      <w:pPr>
+        <w:ind w:left="360" w:hanging="360"/>
+      </w:pPr>
+      <w:rPr>
+        <w:rFonts w:hint="default"/>
+        <w:sz w:val="28"/>
+        <w:szCs w:val="28"/>
+      </w:rPr>
+    </w:lvl>
+    <w:lvl w:ilvl="1" w:tplc="04090019" w:tentative="1">
+      <w:start w:val="1"/>
+      <w:numFmt w:val="lowerLetter"/>
+      <w:lvlText w:val="%2."/>
+      <w:lvlJc w:val="left"/>
+      <w:pPr>
+        <w:ind w:left="1080" w:hanging="360"/>
+      </w:pPr>
+    </w:lvl>
+    <w:lvl w:ilvl="2" w:tplc="0409001B" w:tentative="1">
+      <w:start w:val="1"/>
+      <w:numFmt w:val="lowerRoman"/>
+      <w:lvlText w:val="%3."/>
+      <w:lvlJc w:val="right"/>
+      <w:pPr>
+        <w:ind w:left="1800" w:hanging="180"/>
+      </w:pPr>
+    </w:lvl>
+    <w:lvl w:ilvl="3" w:tplc="0409000F" w:tentative="1">
+      <w:start w:val="1"/>
+      <w:numFmt w:val="decimal"/>
+      <w:lvlText w:val="%4."/>
+      <w:lvlJc w:val="left"/>
+      <w:pPr>
+        <w:ind w:left="2520" w:hanging="360"/>
+      </w:pPr>
+    </w:lvl>
+    <w:lvl w:ilvl="4" w:tplc="04090019" w:tentative="1">
+      <w:start w:val="1"/>
+      <w:numFmt w:val="lowerLetter"/>
+      <w:lvlText w:val="%5."/>
+      <w:lvlJc w:val="left"/>
+      <w:pPr>
+        <w:ind w:left="3240" w:hanging="360"/>
+      </w:pPr>
+    </w:lvl>
+    <w:lvl w:ilvl="5" w:tplc="0409001B" w:tentative="1">
+      <w:start w:val="1"/>
+      <w:numFmt w:val="lowerRoman"/>
+      <w:lvlText w:val="%6."/>
+      <w:lvlJc w:val="right"/>
+      <w:pPr>
+        <w:ind w:left="3960" w:hanging="180"/>
+      </w:pPr>
+    </w:lvl>
+    <w:lvl w:ilvl="6" w:tplc="0409000F" w:tentative="1">
+      <w:start w:val="1"/>
+      <w:numFmt w:val="decimal"/>
+      <w:lvlText w:val="%7."/>
+      <w:lvlJc w:val="left"/>
+      <w:pPr>
+        <w:ind w:left="4680" w:hanging="360"/>
+      </w:pPr>
+    </w:lvl>
+    <w:lvl w:ilvl="7" w:tplc="04090019" w:tentative="1">
+      <w:start w:val="1"/>
+      <w:numFmt w:val="lowerLetter"/>
+      <w:lvlText w:val="%8."/>
+      <w:lvlJc w:val="left"/>
+      <w:pPr>
+        <w:ind w:left="5400" w:hanging="360"/>
+      </w:pPr>
+    </w:lvl>
+    <w:lvl w:ilvl="8" w:tplc="0409001B" w:tentative="1">
+      <w:start w:val="1"/>
+      <w:numFmt w:val="lowerRoman"/>
+      <w:lvlText w:val="%9."/>
+      <w:lvlJc w:val="right"/>
+      <w:pPr>
+        <w:ind w:left="6120" w:hanging="180"/>
+      </w:pPr>
+    </w:lvl>
+  </w:abstractNum>
+  <w:abstractNum w:abstractNumId="6">
     <w:nsid w:val="520438DB"/>
     <w:multiLevelType w:val="hybridMultilevel"/>
     <w:tmpl w:val="BFDC0B0C"/>
@@ -17182,7 +22815,7 @@
       </w:rPr>
     </w:lvl>
   </w:abstractNum>
-  <w:abstractNum w:abstractNumId="6">
+  <w:abstractNum w:abstractNumId="7">
     <w:nsid w:val="53B33FDB"/>
     <w:multiLevelType w:val="hybridMultilevel"/>
     <w:tmpl w:val="E0D6F57A"/>
@@ -17295,7 +22928,7 @@
       </w:rPr>
     </w:lvl>
   </w:abstractNum>
-  <w:abstractNum w:abstractNumId="7">
+  <w:abstractNum w:abstractNumId="8">
     <w:nsid w:val="61D87399"/>
     <w:multiLevelType w:val="hybridMultilevel"/>
     <w:tmpl w:val="0A605144"/>
@@ -17408,7 +23041,7 @@
       </w:rPr>
     </w:lvl>
   </w:abstractNum>
-  <w:abstractNum w:abstractNumId="8">
+  <w:abstractNum w:abstractNumId="9">
     <w:nsid w:val="6B334EB0"/>
     <w:multiLevelType w:val="hybridMultilevel"/>
     <w:tmpl w:val="D5F267D6"/>
@@ -17521,6 +23154,96 @@
       </w:rPr>
     </w:lvl>
   </w:abstractNum>
+  <w:abstractNum w:abstractNumId="10">
+    <w:nsid w:val="76E91A1E"/>
+    <w:multiLevelType w:val="hybridMultilevel"/>
+    <w:tmpl w:val="CD40BD00"/>
+    <w:lvl w:ilvl="0" w:tplc="51627242">
+      <w:start w:val="1"/>
+      <w:numFmt w:val="decimal"/>
+      <w:lvlText w:val="%1."/>
+      <w:lvlJc w:val="left"/>
+      <w:pPr>
+        <w:ind w:left="720" w:hanging="360"/>
+      </w:pPr>
+      <w:rPr>
+        <w:rFonts w:hAnsi="Symbol" w:hint="default"/>
+        <w:sz w:val="24"/>
+      </w:rPr>
+    </w:lvl>
+    <w:lvl w:ilvl="1" w:tplc="04090019" w:tentative="1">
+      <w:start w:val="1"/>
+      <w:numFmt w:val="lowerLetter"/>
+      <w:lvlText w:val="%2."/>
+      <w:lvlJc w:val="left"/>
+      <w:pPr>
+        <w:ind w:left="1440" w:hanging="360"/>
+      </w:pPr>
+    </w:lvl>
+    <w:lvl w:ilvl="2" w:tplc="0409001B" w:tentative="1">
+      <w:start w:val="1"/>
+      <w:numFmt w:val="lowerRoman"/>
+      <w:lvlText w:val="%3."/>
+      <w:lvlJc w:val="right"/>
+      <w:pPr>
+        <w:ind w:left="2160" w:hanging="180"/>
+      </w:pPr>
+    </w:lvl>
+    <w:lvl w:ilvl="3" w:tplc="0409000F" w:tentative="1">
+      <w:start w:val="1"/>
+      <w:numFmt w:val="decimal"/>
+      <w:lvlText w:val="%4."/>
+      <w:lvlJc w:val="left"/>
+      <w:pPr>
+        <w:ind w:left="2880" w:hanging="360"/>
+      </w:pPr>
+    </w:lvl>
+    <w:lvl w:ilvl="4" w:tplc="04090019" w:tentative="1">
+      <w:start w:val="1"/>
+      <w:numFmt w:val="lowerLetter"/>
+      <w:lvlText w:val="%5."/>
+      <w:lvlJc w:val="left"/>
+      <w:pPr>
+        <w:ind w:left="3600" w:hanging="360"/>
+      </w:pPr>
+    </w:lvl>
+    <w:lvl w:ilvl="5" w:tplc="0409001B" w:tentative="1">
+      <w:start w:val="1"/>
+      <w:numFmt w:val="lowerRoman"/>
+      <w:lvlText w:val="%6."/>
+      <w:lvlJc w:val="right"/>
+      <w:pPr>
+        <w:ind w:left="4320" w:hanging="180"/>
+      </w:pPr>
+    </w:lvl>
+    <w:lvl w:ilvl="6" w:tplc="0409000F" w:tentative="1">
+      <w:start w:val="1"/>
+      <w:numFmt w:val="decimal"/>
+      <w:lvlText w:val="%7."/>
+      <w:lvlJc w:val="left"/>
+      <w:pPr>
+        <w:ind w:left="5040" w:hanging="360"/>
+      </w:pPr>
+    </w:lvl>
+    <w:lvl w:ilvl="7" w:tplc="04090019" w:tentative="1">
+      <w:start w:val="1"/>
+      <w:numFmt w:val="lowerLetter"/>
+      <w:lvlText w:val="%8."/>
+      <w:lvlJc w:val="left"/>
+      <w:pPr>
+        <w:ind w:left="5760" w:hanging="360"/>
+      </w:pPr>
+    </w:lvl>
+    <w:lvl w:ilvl="8" w:tplc="0409001B" w:tentative="1">
+      <w:start w:val="1"/>
+      <w:numFmt w:val="lowerRoman"/>
+      <w:lvlText w:val="%9."/>
+      <w:lvlJc w:val="right"/>
+      <w:pPr>
+        <w:ind w:left="6480" w:hanging="180"/>
+      </w:pPr>
+    </w:lvl>
+  </w:abstractNum>
   <w:num w:numId="1">
     <w:abstractNumId w:val="2"/>
   </w:num>
@@ -17528,7 +23251,7 @@
     <w:abstractNumId w:val="1"/>
   </w:num>
   <w:num w:numId="3">
-    <w:abstractNumId w:val="5"/>
+    <w:abstractNumId w:val="6"/>
   </w:num>
   <w:num w:numId="4">
     <w:abstractNumId w:val="4"/>
@@ -17537,16 +23260,22 @@
     <w:abstractNumId w:val="3"/>
   </w:num>
   <w:num w:numId="6">
-    <w:abstractNumId w:val="6"/>
+    <w:abstractNumId w:val="7"/>
   </w:num>
   <w:num w:numId="7">
-    <w:abstractNumId w:val="8"/>
+    <w:abstractNumId w:val="9"/>
   </w:num>
   <w:num w:numId="8">
     <w:abstractNumId w:val="0"/>
   </w:num>
   <w:num w:numId="9">
-    <w:abstractNumId w:val="7"/>
+    <w:abstractNumId w:val="8"/>
+  </w:num>
+  <w:num w:numId="10">
+    <w:abstractNumId w:val="5"/>
+  </w:num>
+  <w:num w:numId="11">
+    <w:abstractNumId w:val="10"/>
   </w:num>
 </w:numbering>
 </file>
@@ -17710,7 +23439,7 @@
   <w:style w:type="paragraph" w:default="1" w:styleId="Normal">
     <w:name w:val="Normal"/>
     <w:qFormat/>
-    <w:rsid w:val="006915D5"/>
+    <w:rsid w:val="00025F54"/>
   </w:style>
   <w:style w:type="character" w:default="1" w:styleId="DefaultParagraphFont">
     <w:name w:val="Default Paragraph Font"/>
@@ -17935,6 +23664,17 @@
       <w:rFonts w:ascii="Courier New" w:eastAsia="Times New Roman" w:hAnsi="Courier New" w:cs="Courier New"/>
       <w:sz w:val="20"/>
       <w:szCs w:val="20"/>
+    </w:rPr>
+  </w:style>
+  <w:style w:type="character" w:styleId="Strong">
+    <w:name w:val="Strong"/>
+    <w:basedOn w:val="DefaultParagraphFont"/>
+    <w:uiPriority w:val="22"/>
+    <w:qFormat/>
+    <w:rsid w:val="008828A1"/>
+    <w:rPr>
+      <w:b/>
+      <w:bCs/>
     </w:rPr>
   </w:style>
 </w:styles>
